--- a/gdocs_build/Romans.docx
+++ b/gdocs_build/Romans.docx
@@ -400,7 +400,7 @@
               <w:rPr>
                 <w:sz w:val="18"/>
               </w:rPr>
-              <w:t>And hey, don't think I've been ghosting you. I've tried to get to Rome so many times, but something always gets in the way. I really want to see God do some cool stuff with you guys, just like I've seen in other places. I feel like I owe it to everyone—smart or not, from the city or not, no matter who they are—to share this message. That's why I'm so pumped to finally come to Rome and tell you all about the good news of God.</w:t>
+              <w:t>And hey, don't think I've been ignoring you. I've tried to get to Rome so many times, but something always gets in the way. I really want to see God do some cool stuff with you guys, just like I've seen in other places. I feel like I owe it to everyone—smart or not, from the city or not, no matter who they are—to share this message. That's why I'm so pumped to finally come to Rome and tell you all about the good news of God.</w:t>
             </w:r>
           </w:p>
         </w:tc>
@@ -423,7 +423,7 @@
               <w:rPr>
                 <w:sz w:val="18"/>
               </w:rPr>
-              <w:t>자, 내가 너네를 고스팅했다고 생각하지 않았으면 좋겠음. 진짜 여러 번 방문하려고 했는데, 뭔가 항상 일이 생겼음. 진짜 가고 싶었음, 다른 곳에서 봤던 것처럼 삶이 바뀌는 걸 보고 싶어서. 모든 사람한테 빚졌음—진짜 똑똑하든 아직 알아가는 중이든, 도시 출신이든 시골 출신이든. 그래서 로마에 가서 너네랑도 좋은 소식을 나누는 게 너무 기대됨.</w:t>
+              <w:t>자, 내가 너네를 무시했다고 생각하지 않았으면 좋겠음. 진짜 여러 번 방문하려고 했는데, 뭔가 항상 일이 생겼음. 진짜 가고 싶었음, 다른 곳에서 봤던 것처럼 삶이 바뀌는 걸 보고 싶어서. 모든 사람한테 빚졌음—진짜 똑똑하든 아직 알아가는 중이든, 도시 출신이든 시골 출신이든. 그래서 로마에 가서 너네랑도 좋은 소식을 나누는 게 너무 기대됨.</w:t>
             </w:r>
           </w:p>
         </w:tc>
@@ -1098,7 +1098,7 @@
               <w:rPr>
                 <w:sz w:val="18"/>
               </w:rPr>
-              <w:t>You're not getting away with anything. Every time you ghost God, you're just adding fuel to the fire. And one day, that fire is gonna blaze, and God's righteous judgment will come down. Make no mistake, you'll get what's coming to you. If you're on God's team, you get the ultimate prize: real life. But if you're stubborn and do your own thing, you're gonna get burned.</w:t>
+              <w:t>You're not getting away with anything. Every time you walk away from God, you're just adding fuel to the fire. And one day, that fire is gonna blaze, and God's righteous judgment will come down. Make no mistake, you'll get what's coming to you. If you're on God's team, you get the ultimate prize: real life. But if you're stubborn and do your own thing, you're gonna get burned.</w:t>
             </w:r>
           </w:p>
         </w:tc>
@@ -1121,7 +1121,7 @@
               <w:rPr>
                 <w:sz w:val="18"/>
               </w:rPr>
-              <w:t>아무것도 빠져나가지 못함. 하나님을 고스팅할 때마다, 그냥 불에 기름을 붓는 거임. 언젠가 그 불이 활활 타오를 거고, 하나님의 의로운 심판이 내려질 거임. 착각하지 마, 받을 건 받을 거임. 하나님의 팀에 있으면, 궁극의 상품을 받음: 진짜 삶. 근데 고집부리고 자기 멋대로 하면, 타버릴 거임.</w:t>
+              <w:t>아무것도 빠져나가지 못함. 하나님한테서 등을 돌릴 때마다, 그냥 불에 기름을 붓는 거임. 언젠가 그 불이 활활 타오를 거고, 하나님의 의로운 심판이 내려질 거임. 착각하지 마, 받을 건 받을 거임. 하나님의 팀에 있으면, 궁극의 상품을 받음: 진짜 삶. 근데 고집부리고 자기 멋대로 하면, 타버릴 거임.</w:t>
             </w:r>
           </w:p>
         </w:tc>
@@ -4667,7 +4667,7 @@
               <w:rPr>
                 <w:sz w:val="18"/>
               </w:rPr>
-              <w:t>So, what's the deal? Should we just keep messing up so God has to keep forgiving us? Like, racking up fouls because you know the ref will just keep calling them? No way, guy. That's a terrible strategy. If we've already ditched the world where sin is the boss, why would we keep a summer home there? Didn't you get the memo? We packed up and moved out for good. That's what baptism is all about. When you went under the water, you basically ghosted your old life of sin. When you came back up, you stepped into a whole new world, an incredible renewal powered by grace.</w:t>
+              <w:t>So, what's the deal? Should we just keep messing up so God has to keep forgiving us? Like, racking up fouls because you know the ref will just keep calling them? No way, guy. That's a terrible strategy. If we've already ditched the world where sin is the boss, why would we keep a summer home there? Didn't you get the memo? We packed up and moved out for good. That's what baptism is all about. When you went under the water, you basically walked away from your old life of sin. When you came back up, you stepped into a whole new world, an incredible renewal powered by grace.</w:t>
             </w:r>
           </w:p>
         </w:tc>
@@ -4880,7 +4880,7 @@
               <w:rPr>
                 <w:sz w:val="18"/>
               </w:rPr>
-              <w:t>So, don't let sin have any say in how you live. Don't even give it the time of day. Don't do favors for that old, washed-up lifestyle. You've been raised from the dead, so go all-in on God's way of doing things. Sin can't be your boss anymore. You're not living under its lame dictatorship. You're living in God's awesome freedom.</w:t>
+              <w:t>So, don't let sin have any say in how you live. Don't even give it the time of day. Don't do favors for that old, washed-up lifestyle. You've been raised from the dead, so go all-in on God's way of doing things. Sin can't be your boss anymore. You're not living under its miserable dictatorship. You're living in God's awesome freedom.</w:t>
             </w:r>
           </w:p>
         </w:tc>
@@ -4903,7 +4903,7 @@
               <w:rPr>
                 <w:sz w:val="18"/>
               </w:rPr>
-              <w:t>다시 말함. 우리 인생의 방향을 정할 때, 죄한테는 한 표도 주지 마. 죄는 쳐다보지도 마. 그 옛날 방식의 삶이라면, 그냥 안 된다고 해, 심부름 하나도 시키지 마. 대신, 우리는 온 마음과 시간을 다해 하나님의 길에 올인해야 함. 기억해, 우리는 죽었다가 다시 살아난 사람들이라는 걸! 이제 우리는 죄의 길이 아니라 하나님의 길에 올인함.</w:t>
+              <w:t>다시 말함. 우리 인생의 방향을 정할 때, 죄한테는 한 표도 주지 마. 죄는 쳐다보지도 마. 그 옛날 방식의 삶이라면, 그냥 안 된다고 해, 심부름 하나도 시키지 마. 대신, 우리는 온 마음과 시간을 다해 하나님의 길에 모든 걸 걸어야 함. 기억해, 우리는 죽었다가 다시 살아난 사람들이라는 걸! 이제 우리는 죄의 길이 아니라 하나님의 길에 모든 걸 걸고 있음.</w:t>
             </w:r>
           </w:p>
         </w:tc>
@@ -5499,7 +5499,7 @@
               <w:rPr>
                 <w:sz w:val="18"/>
               </w:rPr>
-              <w:t>That's kinda what happened with us and the old rules. When Jesus died, he basically ghosted that whole system. Now we're free to be with him and produce something good for God. Before, when we were just doing whatever, we were trapped. Sin was the boss, and it was taking us down a dead end. But now, we've broken up with our toxic ex. We're done with those old rules. Now we can actually live for God, with his Spirit leading the way.</w:t>
+              <w:t>That's kinda what happened with us and the old rules. When Jesus died, he basically walked away from that whole system. Now we're free to be with him and produce something good for God. Before, when we were just doing whatever, we were trapped. Sin was the boss, and it was taking us down a dead end. But now, we've broken up with our toxic ex. We're done with those old rules. Now we can actually live for God, with his Spirit leading the way.</w:t>
             </w:r>
           </w:p>
         </w:tc>
@@ -6090,7 +6090,7 @@
               <w:rPr>
                 <w:sz w:val="18"/>
               </w:rPr>
-              <w:t>답은 예수 그리스도, 우리 주님이심! 하나님 감사! 자, 핵심은 이거임: 마음으로는 하나님의 규칙에 완전 올인인데, 행동으로는 아직 죄의 덫에 갇혀 있음.</w:t>
+              <w:t>답은 예수 그리스도, 우리 주님이심! 하나님 감사! 자, 핵심은 이거임: 마음으로는 하나님의 규칙을 완전히 따르고 싶은데, 행동으로는 아직 죄의 덫에 갇혀 있음.</w:t>
             </w:r>
           </w:p>
         </w:tc>
@@ -6418,7 +6418,7 @@
               <w:rPr>
                 <w:sz w:val="18"/>
               </w:rPr>
-              <w:t>People who try to be good on their own are just flexing their moral muscles in the mirror but never actually doing anything. But if you trust God, his Spirit lives in you, and that's a total game-changer. Being self-obsessed is a dead end. Focusing on God is like stepping into an open world with no limits. If you're all about yourself, you're basically ghosting God, and he's not a fan of that.</w:t>
+              <w:t>People who try to be good on their own are just flexing their moral muscles in the mirror but never actually doing anything. But if you trust God, his Spirit lives in you, and that's a total game-changer. Being self-obsessed is a dead end. Focusing on God is like stepping into an open world with no limits. If you're all about yourself, you're basically running off from God, and he's not a fan of that.</w:t>
             </w:r>
           </w:p>
         </w:tc>
@@ -6441,7 +6441,7 @@
               <w:rPr>
                 <w:sz w:val="18"/>
               </w:rPr>
-              <w:t>혼자 착해지려고 하는 사람들은 거울 앞에서 도덕적 근육만 재다가 끝나고, 진짜 삶에서는 아무것도 안 함. 근데 하나님을 신뢰하면, 그분의 영이 너 안에 살고, 그게 완전 게임 체인저임. 자기에게 집착하는 건 막다른 길임; 하나님께 주목하는 건 제한 없는 오픈 월드로 들어가는 것 같음. 네가 너밖에 모르면, basically 하나님을 고스팅하는 거고, 그분은 그걸 별로 안 좋아하심.</w:t>
+              <w:t>혼자 착해지려고 하는 사람들은 거울 앞에서 도덕적 근육만 재다가 끝나고, 진짜 삶에서는 아무것도 안 함. 근데 하나님을 신뢰하면, 그분의 영이 너 안에 살고, 그게 완전히 판도를 바꾸는 일임. 자기에게 집착하는 건 막다른 길임; 하나님께 주목하는 건 제한 없는 오픈 월드로 들어가는 것 같음. 네가 너밖에 모르면, basically 하나님한테서 도망치는 거고, 그분은 그걸 별로 안 좋아하심.</w:t>
             </w:r>
           </w:p>
         </w:tc>
@@ -7345,7 +7345,7 @@
               <w:rPr>
                 <w:sz w:val="18"/>
               </w:rPr>
-              <w:t>And it wasn't a one-time thing. Check out what happened with Rebecca's twins, Jacob and Esau. Before they were even born, before they could do anything good or bad, God had already decided the older twin would be second fiddle to the younger one. God's plan isn't some random, hit-or-miss deal. He's the one calling the shots. He basically said, "Jacob's my boy, but I'm ghosting Esau."</w:t>
+              <w:t>And it wasn't a one-time thing. Check out what happened with Rebecca's twins, Jacob and Esau. Before they were even born, before they could do anything good or bad, God had already decided the older twin would be second fiddle to the younger one. God's plan isn't some random, hit-or-miss deal. He's the one calling the shots. He basically said, "Jacob's my boy, but I'm walking away from Esau."</w:t>
             </w:r>
           </w:p>
         </w:tc>
@@ -7779,7 +7779,7 @@
               <w:rPr>
                 <w:sz w:val="18"/>
               </w:rPr>
-              <w:t>그래서, 핵심은 이거임. 하나님과 바르게 되려고 하지도 않던 비이스라엘 사람들이, 그분을 신뢰해서 결국 그분과 바르게 됐음. 근데 규칙에 올인하고 모든 걸 바르게 하려고 했던 이스라엘 사람들은 완전히 포인트를 놓쳤음. 왜? 그냥 하나님을 신뢰하는 대신 다 스스로 하려고 했으니까. 자기 프로젝트에 너무 집중해서 바로 앞에 서 계신 하나님을 보지도 못했음, 마치 길가의 거대한 바위처럼. 그리고 그분한테 바로 걸려 넘어졌음. 이사야가 말한 것처럼: '조심해, 네 길에 거대한 돌을 놓고 있음. 근데 그 돌이 나임. 나를 찾으면, 나를 찾을 거임.'</w:t>
+              <w:t>그래서, 핵심은 이거임. 하나님과 바르게 되려고 하지도 않던 비이스라엘 사람들이, 그분을 신뢰해서 결국 그분과 바르게 됐음. 근데 규칙 지키는 데만 매달리고 모든 걸 바르게 하려고 했던 이스라엘 사람들은 완전히 포인트를 놓쳤음. 왜? 그냥 하나님을 신뢰하는 대신 다 스스로 하려고 했으니까. 자기 프로젝트에 너무 집중해서 바로 앞에 서 계신 하나님을 보지도 못했음, 마치 길가의 거대한 바위처럼. 그리고 그분한테 바로 걸려 넘어졌음. 이사야가 말한 것처럼: '조심해, 네 길에 거대한 돌을 놓고 있음. 근데 그 돌이 나임. 나를 찾으면, 나를 찾을 거임.'</w:t>
             </w:r>
           </w:p>
         </w:tc>
@@ -8329,7 +8329,7 @@
               <w:rPr>
                 <w:sz w:val="18"/>
               </w:rPr>
-              <w:t>And for real, Israel has had plenty of chances to hear the message. The good news has been preached all over the world. So why didn't they get it? Moses knew what was up. He said that when they saw God helping out people they thought were outsiders, they'd get super jealous. And when they saw God being cool with people they thought were clueless, they'd throw a fit. Then Isaiah just came out and said it: God found people who weren't even looking for him. And then he said that he reached out to Israel day after day, and all he got was ghosted.</w:t>
+              <w:t>And for real, Israel has had plenty of chances to hear the message. The good news has been preached all over the world. So why didn't they get it? Moses knew what was up. He said that when they saw God helping out people they thought were outsiders, they'd get super jealous. And when they saw God being cool with people they thought were clueless, they'd throw a fit. Then Isaiah just came out and said it: God found people who weren't even looking for him. And then he said that he reached out to Israel day after day, and all he got back was silence.</w:t>
             </w:r>
           </w:p>
         </w:tc>
@@ -8530,7 +8530,7 @@
               <w:rPr>
                 <w:sz w:val="18"/>
               </w:rPr>
-              <w:t>So, does this mean God's totally done with Israel? Like, he's ghosting them for good? No way. Don't forget, I'm an Israelite myself, a descendant of Abraham from the tribe of Benjamin. You can't get more legit than that. So, God's not ditching his people. He's been with them for way too long and has invested too much to just walk away.</w:t>
+              <w:t>So, does this mean God's totally done with Israel? Like, he's walking away from them for good? No way. Don't forget, I'm an Israelite myself, a descendant of Abraham from the tribe of Benjamin. You can't get more legit than that. So, God's not ditching his people. He's been with them for way too long and has invested too much to just walk away.</w:t>
             </w:r>
           </w:p>
         </w:tc>
@@ -8862,7 +8862,7 @@
               <w:rPr>
                 <w:sz w:val="18"/>
               </w:rPr>
-              <w:t>So, are they out for the count? Is it game over for them? Not a chance. It's actually pretty wild because when they walked away, it opened the door for everyone else to come in. And now, seeing all these outsiders join the party, the Israelites are starting to get a little FOMO. If them leaving caused this huge wave of people to come to God, imagine what will happen when they come back! It's gonna be epic.</w:t>
+              <w:t>So, are they out for the count? Is it game over for them? Not a chance. It's actually pretty wild because when they walked away, it opened the door for everyone else to come in. And now, seeing all these outsiders join the party, the Israelites are starting to feel a little jealous. If them leaving caused this huge wave of people to come to God, imagine what will happen when they come back! It's gonna be epic.</w:t>
             </w:r>
           </w:p>
         </w:tc>
@@ -9797,7 +9797,7 @@
               <w:rPr>
                 <w:sz w:val="18"/>
               </w:rPr>
-              <w:t>Alright, so here's the deal. God's got your back, so listen up. Your everyday life—the whole routine of waking up, eating, going to school, and just hanging out—give it all to God. It's like a thank-you gift. The best thing you can do for Him is to just accept all the awesome stuff He does for you. Don't just blend in with everyone else and do what they do without thinking. That's lame. Instead, focus on God. He'll give you an amazing change from the inside out. You'll start to see what He wants, and you'll actually want to do it. The world will try to drag you down to its level, but God? He'll make you the best version of yourself. He'll help you level up.</w:t>
+              <w:t>Alright, so here's the deal. God's got your back, so listen up. Your everyday life—the whole routine of waking up, eating, going to school, and just hanging out—give it all to God. It's like a thank-you gift. The best thing you can do for Him is to just accept all the awesome stuff He does for you. Don't just blend in with everyone else and do what they do without thinking. That's no way to live. Instead, focus on God. He'll give you an amazing change from the inside out. You'll start to see what He wants, and you'll actually want to do it. The world will try to drag you down to its level, but God? He'll make you the best version of yourself. He'll help you level up.</w:t>
             </w:r>
           </w:p>
         </w:tc>
@@ -11122,7 +11122,7 @@
               <w:rPr>
                 <w:sz w:val="18"/>
               </w:rPr>
-              <w:t>For real, some people who've been around for a bit are like, "I can eat whatever I want, it's all good." Then you've got others who are like, "Nah, I'm sticking to veggies only." And you know what? Both are cool. They're both guests at Christ's table. It would be super lame to start hating on what someone else is or isn't eating. God invited them, so who are you to kick them out? If they need to learn some manners, God's got it covered. He doesn't need your help to be the hall monitor.</w:t>
+              <w:t>For real, some people who've been around for a bit are like, "I can eat whatever I want, it's all good." Then you've got others who are like, "Nah, I'm sticking to veggies only." And you know what? Both are cool. They're both guests at Christ's table. It would be terrible to start hating on what someone else is or isn't eating. God invited them, so who are you to kick them out? If they need to learn some manners, God's got it covered. He doesn't need your help to be the hall monitor.</w:t>
             </w:r>
           </w:p>
         </w:tc>
@@ -11915,7 +11915,7 @@
               <w:rPr>
                 <w:sz w:val="18"/>
               </w:rPr>
-              <w:t>That's exactly what Jesus did. He didn't just ghost everyone's problems; he jumped right in the middle of the mess to help out. Like the old-school texts say, "I took on the troubles of the troubled." And yeah, even though that was written ages ago, it's for us. God wants the combo of his steady, constant calling and his warm, personal counsel in Scripture to shape who we are, keeping us sharp and ready for whatever he's gonna do next. Hopefully, our awesome God will help you guys mature and get along, just like Jesus gets along with everyone. Then, we'll be like a massive choir, our lives singing a fire anthem to God.</w:t>
+              <w:t>That's exactly what Jesus did. He didn't just walk away from everyone's problems; he jumped right in the middle of the mess to help out. Like the old-school texts say, "I took on the troubles of the troubled." And yeah, even though that was written ages ago, it's for us. God wants the combo of his steady, constant calling and his warm, personal counsel in Scripture to shape who we are, keeping us sharp and ready for whatever he's gonna do next. Hopefully, our awesome God will help you guys mature and get along, just like Jesus gets along with everyone. Then, we'll be like a massive choir, our lives singing a fire anthem to God.</w:t>
             </w:r>
           </w:p>
         </w:tc>
@@ -11938,7 +11938,7 @@
               <w:rPr>
                 <w:sz w:val="18"/>
               </w:rPr>
-              <w:t>그게 바로 예수님이 하신 일임. 모두의 문제를 그냥 고스팅하지 않으셨음; 엉망진창 한가운데로 뛰어들어서 도우셨음. 옛날 글들이 말한 것처럼, '고통받는 자들의 고통을 짊어졌음.' 그리고 응, 그게 옛날에 쓰였어도, 우리를 위한 거임. 하나님이 꾸준하고 변함없는 부르심과 성경 속 따뜻하고 개인적인 권면이 우리를 이루기를 원하심, 다음에 하실 일에 날카롭게 준비되면서. 바라건대, 우리 멋진 하나님이 너네가 성숙하고 잘 지내게 도와주실 거임, 예수님이 모두와 잘 지내시는 것처럼. 그러면, 우리는 거대한 합창단처럼 될 거임, 우리 삶이 하나님께 불타는 찬양을 노래함.</w:t>
+              <w:t>그게 바로 예수님이 하신 일임. 모두의 문제를 그냥 외면하지 않으셨음; 엉망진창 한가운데로 뛰어들어서 도우셨음. 옛날 글들이 말한 것처럼, '고통받는 자들의 고통을 짊어졌음.' 그리고 응, 그게 옛날에 쓰였어도, 우리를 위한 거임. 하나님이 꾸준하고 변함없는 부르심과 성경 속 따뜻하고 개인적인 권면이 우리를 이루기를 원하심, 다음에 하실 일에 날카롭게 준비되면서. 바라건대, 우리 멋진 하나님이 너네가 성숙하고 잘 지내게 도와주실 거임, 예수님이 모두와 잘 지내시는 것처럼. 그러면, 우리는 거대한 합창단처럼 될 거임, 우리 삶이 하나님께 불타는 찬양을 노래함.</w:t>
             </w:r>
           </w:p>
         </w:tc>
@@ -13038,7 +13038,7 @@
               <w:rPr>
                 <w:sz w:val="18"/>
               </w:rPr>
-              <w:t>그리고 마리아한테도 엄청 감사, 우리를 위해 진짜 열심히 일했음. 완전 레전드임!</w:t>
+              <w:t>그리고 마리아한테도 엄청 감사, 우리를 위해 진짜 열심히 일했음. 정말 대단한 분이세요!</w:t>
             </w:r>
           </w:p>
         </w:tc>

--- a/gdocs_build/Romans.docx
+++ b/gdocs_build/Romans.docx
@@ -104,15 +104,6 @@
             <w:r>
               <w:rPr>
                 <w:b/>
-                <w:sz w:val="16"/>
-              </w:rPr>
-              <w:t>1</w:t>
-            </w:r>
-          </w:p>
-          <w:p>
-            <w:r>
-              <w:rPr>
-                <w:b/>
                 <w:sz w:val="18"/>
               </w:rPr>
               <w:t>Ignoring God Leads to a Downward Spiral</w:t>
@@ -125,15 +116,6 @@
           </w:tcPr>
           <w:p>
             <w:r/>
-            <w:r>
-              <w:rPr>
-                <w:b/>
-                <w:sz w:val="16"/>
-              </w:rPr>
-              <w:t>1</w:t>
-            </w:r>
-          </w:p>
-          <w:p>
             <w:r>
               <w:rPr>
                 <w:b/>
@@ -873,15 +855,6 @@
             <w:r>
               <w:rPr>
                 <w:b/>
-                <w:sz w:val="16"/>
-              </w:rPr>
-              <w:t>1-2</w:t>
-            </w:r>
-          </w:p>
-          <w:p>
-            <w:r>
-              <w:rPr>
-                <w:b/>
                 <w:sz w:val="18"/>
               </w:rPr>
               <w:t>God Is Kind, but Not Soft</w:t>
@@ -894,15 +867,6 @@
           </w:tcPr>
           <w:p>
             <w:r/>
-            <w:r>
-              <w:rPr>
-                <w:b/>
-                <w:sz w:val="16"/>
-              </w:rPr>
-              <w:t>1-2</w:t>
-            </w:r>
-          </w:p>
-          <w:p>
             <w:r>
               <w:rPr>
                 <w:b/>
@@ -1362,15 +1326,6 @@
             <w:r>
               <w:rPr>
                 <w:b/>
-                <w:sz w:val="16"/>
-              </w:rPr>
-              <w:t>17-24</w:t>
-            </w:r>
-          </w:p>
-          <w:p>
-            <w:r>
-              <w:rPr>
-                <w:b/>
                 <w:sz w:val="18"/>
               </w:rPr>
               <w:t>Religion Can't Save You</w:t>
@@ -1383,15 +1338,6 @@
           </w:tcPr>
           <w:p>
             <w:r/>
-            <w:r>
-              <w:rPr>
-                <w:b/>
-                <w:sz w:val="16"/>
-              </w:rPr>
-              <w:t>17-24</w:t>
-            </w:r>
-          </w:p>
-          <w:p>
             <w:r>
               <w:rPr>
                 <w:b/>
@@ -1863,15 +1809,6 @@
             <w:r>
               <w:rPr>
                 <w:b/>
-                <w:sz w:val="16"/>
-              </w:rPr>
-              <w:t>9-20</w:t>
-            </w:r>
-          </w:p>
-          <w:p>
-            <w:r>
-              <w:rPr>
-                <w:b/>
                 <w:sz w:val="18"/>
               </w:rPr>
               <w:t>We're All in the Same Sinking Boat</w:t>
@@ -1884,15 +1821,6 @@
           </w:tcPr>
           <w:p>
             <w:r/>
-            <w:r>
-              <w:rPr>
-                <w:b/>
-                <w:sz w:val="16"/>
-              </w:rPr>
-              <w:t>9-20</w:t>
-            </w:r>
-          </w:p>
-          <w:p>
             <w:r>
               <w:rPr>
                 <w:b/>
@@ -2363,15 +2291,6 @@
             <w:r>
               <w:rPr>
                 <w:b/>
-                <w:sz w:val="16"/>
-              </w:rPr>
-              <w:t>21-24</w:t>
-            </w:r>
-          </w:p>
-          <w:p>
-            <w:r>
-              <w:rPr>
-                <w:b/>
                 <w:sz w:val="18"/>
               </w:rPr>
               <w:t>God Has Set Things Right</w:t>
@@ -2384,15 +2303,6 @@
           </w:tcPr>
           <w:p>
             <w:r/>
-            <w:r>
-              <w:rPr>
-                <w:b/>
-                <w:sz w:val="16"/>
-              </w:rPr>
-              <w:t>21-24</w:t>
-            </w:r>
-          </w:p>
-          <w:p>
             <w:r>
               <w:rPr>
                 <w:b/>
@@ -2848,15 +2758,6 @@
             <w:r>
               <w:rPr>
                 <w:b/>
-                <w:sz w:val="16"/>
-              </w:rPr>
-              <w:t>1-3</w:t>
-            </w:r>
-          </w:p>
-          <w:p>
-            <w:r>
-              <w:rPr>
-                <w:b/>
                 <w:sz w:val="18"/>
               </w:rPr>
               <w:t>Trusting God</w:t>
@@ -2869,15 +2770,6 @@
           </w:tcPr>
           <w:p>
             <w:r/>
-            <w:r>
-              <w:rPr>
-                <w:b/>
-                <w:sz w:val="16"/>
-              </w:rPr>
-              <w:t>1-3</w:t>
-            </w:r>
-          </w:p>
-          <w:p>
             <w:r>
               <w:rPr>
                 <w:b/>
@@ -3823,15 +3715,6 @@
             <w:r>
               <w:rPr>
                 <w:b/>
-                <w:sz w:val="16"/>
-              </w:rPr>
-              <w:t>1-2</w:t>
-            </w:r>
-          </w:p>
-          <w:p>
-            <w:r>
-              <w:rPr>
-                <w:b/>
                 <w:sz w:val="18"/>
               </w:rPr>
               <w:t>Developing Patience</w:t>
@@ -3844,15 +3727,6 @@
           </w:tcPr>
           <w:p>
             <w:r/>
-            <w:r>
-              <w:rPr>
-                <w:b/>
-                <w:sz w:val="16"/>
-              </w:rPr>
-              <w:t>1-2</w:t>
-            </w:r>
-          </w:p>
-          <w:p>
             <w:r>
               <w:rPr>
                 <w:b/>
@@ -4170,15 +4044,6 @@
             <w:r>
               <w:rPr>
                 <w:b/>
-                <w:sz w:val="16"/>
-              </w:rPr>
-              <w:t>12-14</w:t>
-            </w:r>
-          </w:p>
-          <w:p>
-            <w:r>
-              <w:rPr>
-                <w:b/>
                 <w:sz w:val="18"/>
               </w:rPr>
               <w:t>The Death-Dealing Sin, the Life-Giving Gift</w:t>
@@ -4191,15 +4056,6 @@
           </w:tcPr>
           <w:p>
             <w:r/>
-            <w:r>
-              <w:rPr>
-                <w:b/>
-                <w:sz w:val="16"/>
-              </w:rPr>
-              <w:t>12-14</w:t>
-            </w:r>
-          </w:p>
-          <w:p>
             <w:r>
               <w:rPr>
                 <w:b/>
@@ -4584,15 +4440,6 @@
             <w:r>
               <w:rPr>
                 <w:b/>
-                <w:sz w:val="16"/>
-              </w:rPr>
-              <w:t>1-3</w:t>
-            </w:r>
-          </w:p>
-          <w:p>
-            <w:r>
-              <w:rPr>
-                <w:b/>
                 <w:sz w:val="18"/>
               </w:rPr>
               <w:t>When Death Becomes Life</w:t>
@@ -4605,15 +4452,6 @@
           </w:tcPr>
           <w:p>
             <w:r/>
-            <w:r>
-              <w:rPr>
-                <w:b/>
-                <w:sz w:val="16"/>
-              </w:rPr>
-              <w:t>1-3</w:t>
-            </w:r>
-          </w:p>
-          <w:p>
             <w:r>
               <w:rPr>
                 <w:b/>
@@ -4931,15 +4769,6 @@
             <w:r>
               <w:rPr>
                 <w:b/>
-                <w:sz w:val="16"/>
-              </w:rPr>
-              <w:t>15-18</w:t>
-            </w:r>
-          </w:p>
-          <w:p>
-            <w:r>
-              <w:rPr>
-                <w:b/>
                 <w:sz w:val="18"/>
               </w:rPr>
               <w:t>What Is True Freedom?</w:t>
@@ -4952,15 +4781,6 @@
           </w:tcPr>
           <w:p>
             <w:r/>
-            <w:r>
-              <w:rPr>
-                <w:b/>
-                <w:sz w:val="16"/>
-              </w:rPr>
-              <w:t>15-18</w:t>
-            </w:r>
-          </w:p>
-          <w:p>
             <w:r>
               <w:rPr>
                 <w:b/>
@@ -5345,15 +5165,6 @@
             <w:r>
               <w:rPr>
                 <w:b/>
-                <w:sz w:val="16"/>
-              </w:rPr>
-              <w:t>1-3</w:t>
-            </w:r>
-          </w:p>
-          <w:p>
-            <w:r>
-              <w:rPr>
-                <w:b/>
                 <w:sz w:val="18"/>
               </w:rPr>
               <w:t>Torn Between One Way and Another</w:t>
@@ -5366,15 +5177,6 @@
           </w:tcPr>
           <w:p>
             <w:r/>
-            <w:r>
-              <w:rPr>
-                <w:b/>
-                <w:sz w:val="16"/>
-              </w:rPr>
-              <w:t>1-3</w:t>
-            </w:r>
-          </w:p>
-          <w:p>
             <w:r>
               <w:rPr>
                 <w:b/>
@@ -6185,15 +5987,6 @@
             <w:r>
               <w:rPr>
                 <w:b/>
-                <w:sz w:val="16"/>
-              </w:rPr>
-              <w:t>1-2</w:t>
-            </w:r>
-          </w:p>
-          <w:p>
-            <w:r>
-              <w:rPr>
-                <w:b/>
                 <w:sz w:val="18"/>
               </w:rPr>
               <w:t>The Solution Is Life on God's Terms</w:t>
@@ -6206,15 +5999,6 @@
           </w:tcPr>
           <w:p>
             <w:r/>
-            <w:r>
-              <w:rPr>
-                <w:b/>
-                <w:sz w:val="16"/>
-              </w:rPr>
-              <w:t>1-2</w:t>
-            </w:r>
-          </w:p>
-          <w:p>
             <w:r>
               <w:rPr>
                 <w:b/>
@@ -7120,15 +6904,6 @@
             <w:r>
               <w:rPr>
                 <w:b/>
-                <w:sz w:val="16"/>
-              </w:rPr>
-              <w:t>1-5</w:t>
-            </w:r>
-          </w:p>
-          <w:p>
-            <w:r>
-              <w:rPr>
-                <w:b/>
                 <w:sz w:val="18"/>
               </w:rPr>
               <w:t>God Is Calling His People</w:t>
@@ -7141,15 +6916,6 @@
           </w:tcPr>
           <w:p>
             <w:r/>
-            <w:r>
-              <w:rPr>
-                <w:b/>
-                <w:sz w:val="16"/>
-              </w:rPr>
-              <w:t>1-5</w:t>
-            </w:r>
-          </w:p>
-          <w:p>
             <w:r>
               <w:rPr>
                 <w:b/>
@@ -7874,15 +7640,6 @@
             <w:r>
               <w:rPr>
                 <w:b/>
-                <w:sz w:val="16"/>
-              </w:rPr>
-              <w:t>1-3</w:t>
-            </w:r>
-          </w:p>
-          <w:p>
-            <w:r>
-              <w:rPr>
-                <w:b/>
                 <w:sz w:val="18"/>
               </w:rPr>
               <w:t>Israel Reduced to Religion</w:t>
@@ -7895,15 +7652,6 @@
           </w:tcPr>
           <w:p>
             <w:r/>
-            <w:r>
-              <w:rPr>
-                <w:b/>
-                <w:sz w:val="16"/>
-              </w:rPr>
-              <w:t>1-3</w:t>
-            </w:r>
-          </w:p>
-          <w:p>
             <w:r>
               <w:rPr>
                 <w:b/>
@@ -8447,15 +8195,6 @@
             <w:r>
               <w:rPr>
                 <w:b/>
-                <w:sz w:val="16"/>
-              </w:rPr>
-              <w:t>1-2</w:t>
-            </w:r>
-          </w:p>
-          <w:p>
-            <w:r>
-              <w:rPr>
-                <w:b/>
                 <w:sz w:val="18"/>
               </w:rPr>
               <w:t>The Loyal Minority</w:t>
@@ -8468,15 +8207,6 @@
           </w:tcPr>
           <w:p>
             <w:r/>
-            <w:r>
-              <w:rPr>
-                <w:b/>
-                <w:sz w:val="16"/>
-              </w:rPr>
-              <w:t>1-2</w:t>
-            </w:r>
-          </w:p>
-          <w:p>
             <w:r>
               <w:rPr>
                 <w:b/>
@@ -8779,15 +8509,6 @@
             <w:r>
               <w:rPr>
                 <w:b/>
-                <w:sz w:val="16"/>
-              </w:rPr>
-              <w:t>11-12</w:t>
-            </w:r>
-          </w:p>
-          <w:p>
-            <w:r>
-              <w:rPr>
-                <w:b/>
                 <w:sz w:val="18"/>
               </w:rPr>
               <w:t>Pruning and Grafting Branches</w:t>
@@ -8800,15 +8521,6 @@
           </w:tcPr>
           <w:p>
             <w:r/>
-            <w:r>
-              <w:rPr>
-                <w:b/>
-                <w:sz w:val="16"/>
-              </w:rPr>
-              <w:t>11-12</w:t>
-            </w:r>
-          </w:p>
-          <w:p>
             <w:r>
               <w:rPr>
                 <w:b/>
@@ -9268,15 +8980,6 @@
             <w:r>
               <w:rPr>
                 <w:b/>
-                <w:sz w:val="16"/>
-              </w:rPr>
-              <w:t>25-29</w:t>
-            </w:r>
-          </w:p>
-          <w:p>
-            <w:r>
-              <w:rPr>
-                <w:b/>
                 <w:sz w:val="18"/>
               </w:rPr>
               <w:t>A Complete Israel</w:t>
@@ -9289,15 +8992,6 @@
           </w:tcPr>
           <w:p>
             <w:r/>
-            <w:r>
-              <w:rPr>
-                <w:b/>
-                <w:sz w:val="16"/>
-              </w:rPr>
-              <w:t>25-29</w:t>
-            </w:r>
-          </w:p>
-          <w:p>
             <w:r>
               <w:rPr>
                 <w:b/>
@@ -9714,15 +9408,6 @@
             <w:r>
               <w:rPr>
                 <w:b/>
-                <w:sz w:val="16"/>
-              </w:rPr>
-              <w:t>1-2</w:t>
-            </w:r>
-          </w:p>
-          <w:p>
-            <w:r>
-              <w:rPr>
-                <w:b/>
                 <w:sz w:val="18"/>
               </w:rPr>
               <w:t>Place Your Life Before God</w:t>
@@ -9735,15 +9420,6 @@
           </w:tcPr>
           <w:p>
             <w:r/>
-            <w:r>
-              <w:rPr>
-                <w:b/>
-                <w:sz w:val="16"/>
-              </w:rPr>
-              <w:t>1-2</w:t>
-            </w:r>
-          </w:p>
-          <w:p>
             <w:r>
               <w:rPr>
                 <w:b/>
@@ -10483,15 +10159,6 @@
             <w:r>
               <w:rPr>
                 <w:b/>
-                <w:sz w:val="16"/>
-              </w:rPr>
-              <w:t>1-3</w:t>
-            </w:r>
-          </w:p>
-          <w:p>
-            <w:r>
-              <w:rPr>
-                <w:b/>
                 <w:sz w:val="18"/>
               </w:rPr>
               <w:t>To Be a Responsible Citizen</w:t>
@@ -10504,15 +10171,6 @@
           </w:tcPr>
           <w:p>
             <w:r/>
-            <w:r>
-              <w:rPr>
-                <w:b/>
-                <w:sz w:val="16"/>
-              </w:rPr>
-              <w:t>1-3</w:t>
-            </w:r>
-          </w:p>
-          <w:p>
             <w:r>
               <w:rPr>
                 <w:b/>
@@ -10968,15 +10626,6 @@
             <w:r>
               <w:rPr>
                 <w:b/>
-                <w:sz w:val="16"/>
-              </w:rPr>
-              <w:t>1</w:t>
-            </w:r>
-          </w:p>
-          <w:p>
-            <w:r>
-              <w:rPr>
-                <w:b/>
                 <w:sz w:val="18"/>
               </w:rPr>
               <w:t>Cultivating Good Relationships</w:t>
@@ -10989,15 +10638,6 @@
           </w:tcPr>
           <w:p>
             <w:r/>
-            <w:r>
-              <w:rPr>
-                <w:b/>
-                <w:sz w:val="16"/>
-              </w:rPr>
-              <w:t>1</w:t>
-            </w:r>
-          </w:p>
-          <w:p>
             <w:r>
               <w:rPr>
                 <w:b/>

--- a/gdocs_build/Romans.docx
+++ b/gdocs_build/Romans.docx
@@ -169,7 +169,7 @@
               <w:rPr>
                 <w:sz w:val="18"/>
               </w:rPr>
-              <w:t>This is Paul, and I'm on a mission for Jesus Christ. He's the real MVP, and I'm his devoted servant—his hand-picked messenger, chosen to spread the word about God's awesome power. I'm writing this to all of you in Rome who are on God's team—you belong to Jesus because he called you.</w:t>
+              <w:t>This is Paul, and I'm on assignment for Jesus Christ. I'm his devoted servant—his hand-picked messenger, chosen to preach God's Message and preach it freely. I'm writing this to all of you in Rome—God's friends, you who belong to Jesus because he called you.</w:t>
             </w:r>
           </w:p>
         </w:tc>
@@ -192,7 +192,7 @@
               <w:rPr>
                 <w:sz w:val="18"/>
               </w:rPr>
-              <w:t>나 바울임, 예수 그리스도의 사명으로 보내심을 받았음. 그분은 진짜 MVP시고, 나는 그분의 헌신된 종—직접 뽑히신 메신저로, 하나님의 놀라운 능력에 대한 말씀을 전하라고 뽑힌 사람임. 로마에 있는 너네 모두에게 씀—하나님의 팀, 예수가 부르셔서 그분께 속한 너네에게.</w:t>
+              <w:t>나 바울임, 예수 그리스도의 사명으로 보내심을 받았음. 나는 그분의 헌신된 종—직접 뽑히신 메신저로, 하나님의 놀라운 능력에 대한 말씀을 전하라고 뽑힌 사람임. 로마에 있는 너네 모두에게 씀—하나님의 친구들, 하나님의 팀, 예수가 부르셔서 그분께 속한 너네에게.</w:t>
             </w:r>
           </w:p>
         </w:tc>
@@ -240,7 +240,7 @@
               <w:rPr>
                 <w:sz w:val="18"/>
               </w:rPr>
-              <w:t>So, the ancient prophets were already dropping hints about God's Son, Jesus. He was a real guy, a descendant of King David, so he's got street cred. But his transformation was insane. When God raised him from the dead, the Holy Spirit flexed his power and showed everyone that Jesus is the Son of God, the Messiah, our ultimate boss. Because of him, we got this amazing gift of a new life and a super important job: to tell everyone else about it so they can trust and follow him too. You guys are part of this because Jesus called you. So, I'm sending you all the positive energy from God our Father and our main man, Jesus.</w:t>
+              <w:t>This message isn't new. God promised it all along through the prophets. It's all about his Son. From the human side, he's from King David's family. But from God's side, the Spirit declared him to be the Son of God by raising him from the dead. He's our Master, Jesus the Messiah. Through him we received this amazing gift and the assignment to tell everybody about it, so that people from every nation will believe and follow. And guess what? You in Rome are included! To all of you in Rome, loved by God and called to be his people: grace and peace to you from God our Father and our Master Jesus, the Messiah!</w:t>
             </w:r>
           </w:p>
         </w:tc>
@@ -263,7 +263,7 @@
               <w:rPr>
                 <w:sz w:val="18"/>
               </w:rPr>
-              <w:t>이 메시지는 새로운 게 아님. 하나님이 선지자들을 통해 옛날에 약속하신 거임. 다 그분의 아들에 대한 얘기임. 인간적인 면에서는 다윗 왕의 가문 출신임. 근데 하나님 쪽으로 보면, 성령님이 그분을 죽음에서 살리심으로 하나님의 아들이심을 보여주셨음. 그분이 바로 우리 주 예수 그리스도임. 그분을 통해 우리는 이 놀라운 선물과 모두에게 그분에 대해 전하는 일을 받았음, 모든 나라 사람들이 믿고 따를 수 있게. 그리고 있잖아? 로마에 있는 너네도 포함임! 로마에 있는, 하나님의 사랑을 받고 그분의 백성으로 부름 받은 너네 모두에게: 하나님 우리 아버지와 예수 그리스도에게서 오는 은혜와 평강이 가득하기를 바람.</w:t>
+              <w:t>이 메시지는 새로운 게 아님. 하나님이 선지자들을 통해 옛날에 약속하신 거임. 다 그분의 아들에 대한 얘기임. 인간적인 면에서는 다윗 왕의 가문 출신임. 근데 하나님 쪽으로 보면, 성령님이 그분을 죽음에서 살리심으로 하나님의 아들이심을 보여주셨음. 그분이 바로 우리 주 예수 그리스도임. 그분을 통해 우리는 이 놀라운 선물과 모두에게 그분에 대해 전하는 일을 받았음, 모든 나라 사람들이 믿고 따를 수 있게. 그리고 있잖아? 로마에 있는 너네도 포함임! 로마에 있는, 하나님의 사랑을 받고 그분의 백성으로 부름 받은 너네 모두에게: 하나님 우리 아버지와 우리 주 예수 그리스도, 메시아의 넘치는 은혜로 인사함.</w:t>
             </w:r>
           </w:p>
         </w:tc>
@@ -334,7 +334,7 @@
               <w:rPr>
                 <w:sz w:val="18"/>
               </w:rPr>
-              <w:t>우선, 예수 그리스도를 통해 내 하나님께 너네 모두에 대해 감사드림. 너네 믿음은 진짜로 온 세상에 유명함. 하나님이 내 증인이심—그분의 아들에 대한 좋은 소식을 전하면서 가진 모든 걸 다해 그분을 섬기고—너네를 위해 기도하는 걸 절대 멈추지 않음. 드디어 너네를 만나러 갈 수 있게 하나님이 길을 열어주시길 항상 구하고 있음. 직접 거기 가고 싶음, 그냥 놀려고가 아니라, 너네랑 선물을 주고받으려고. 성장에 도움 되는 진짜 뭔가를 주고 싶고, 너네한테서도 뭔가를 받을 거라는 걸 앎. basically 우리 둘 다 레벨업할 거임.</w:t>
+              <w:t>우선, 예수 그리스도를 통해 내 하나님께 너네 모두에 대해 감사드림. 너네 믿음은 진짜로 온 세상에 유명함. 하나님이 내 증인이심—그분의 아들에 대한 좋은 소식을 전하면서 가진 모든 걸 다해 그분을 섬기고—너네를 위해 기도하는 걸 절대 멈추지 않음. 드디어 너네를 만나러 갈 수 있게 하나님이 길을 열어주시길 항상 구하고 있음. 직접 거기 가고 싶음, 그냥 놀려고가 아니라, 너네랑 선물을 주고받으려고. 성장에 도움 되는 진짜 뭔가를 주고 싶고, 너네도 나한테 줄 게 나만큼 있다는 걸 앎.</w:t>
             </w:r>
           </w:p>
         </w:tc>
@@ -524,7 +524,7 @@
               <w:rPr>
                 <w:sz w:val="18"/>
               </w:rPr>
-              <w:t>But here's the deal: God is not happy. He's seriously furious about all the messed-up stuff people do to ignore the truth. The truth about God is right in front of your face. Just look around at everything he's made! You can see his incredible power and his divine nature. So, no one has an excuse. People knew who God was, but they didn't treat him like the boss. They started acting like fools and got all confused. They thought they were so smart, but they were clueless about what really matters. They traded the glory of the all-powerful God for some cheap, knock-off statues you could buy at a garage sale.</w:t>
+              <w:t>But here's the deal: God is not happy. He's seriously furious about all the messed-up stuff people do to ignore the truth. The truth about God is right in front of your face. Just look around at everything he's made! You can see his incredible power and his divine nature. So, no one has an excuse. People knew God perfectly well, but when they didn't treat him like God, refusing to worship him, they trivialized themselves into silliness and confusion so that there was neither sense nor direction left in their lives. They pretended to know it all, but were illiterate regarding life. They traded the glory of God who holds the whole world in his hands for cheap figurines you can buy at any roadside stand.</w:t>
             </w:r>
           </w:p>
         </w:tc>
@@ -547,7 +547,7 @@
               <w:rPr>
                 <w:sz w:val="18"/>
               </w:rPr>
-              <w:t>근데 말이야: 하나님의 분노는 진짜고, 사람들이 하는 모든 악하고 엉망인 짓을 향하고 있음. 사람들은 나쁜 결정들 밑에 진실을 계속 묻으려고 함. 근데 하나님에 대한 진실은 바로 눈앞에 있음—그분이 그렇게 만드셨음. 세상을 창조하신 이후로, 그분이 만드신 걸 보면 그분이 어떤 분인지 알 수 있었음. 그분의 영원한 능력과 신성이 뻔히 보임. 그러니까, 아무도 변명할 수 없음. 그들은 하나님에 대해 알았지만, 하나님으로 대하지도 않았고 감사하지도 않았음. 대신, 그들의 마음은 진짜 어두운 곳으로 갔음. 자기들이 엄청 똑똑하다고 생각했는데, 결국 완전 바보처럼 보였음. 불멸의 하나님의 영광을 싸구려 짝퉁이랑 바꿨음—죽을 인간, 새, 동물, 파충류처럼 생긴 조각상들이랑.</w:t>
+              <w:t>근데 말이야: 하나님의 분노는 진짜고, 사람들이 하는 모든 악하고 엉망인 짓을 향하고 있음. 사람들은 나쁜 결정들 밑에 진실을 계속 묻으려고 함. 근데 하나님에 대한 진실은 바로 눈앞에 있음—그분이 그렇게 만드셨음. 세상을 창조하신 이후로, 그분이 만드신 걸 보면 그분이 어떤 분인지 알 수 있었음. 그분의 영원한 능력과 신성이 뻔히 보임. 그러니까, 아무도 변명할 수 없음. 그들은 하나님에 대해 알았지만, 하나님으로 대하지도 않았고 감사하지도 않았음. 대신, 그들은 어리석고 혼란스러워졌고, 그들의 삶에는 의미도 방향도 남지 않았음. 자기들이 엄청 똑똑하다고 생각했는데, 결국 완전 바보처럼 보였음. 온 세상을 손에 쥐고 계신 하나님의 영광을 싸구려 짝퉁이랑 바꿨음—죽을 인간, 새, 동물, 파충류처럼 생긴 조각상들이랑.</w:t>
             </w:r>
           </w:p>
         </w:tc>
@@ -595,7 +595,7 @@
               <w:rPr>
                 <w:sz w:val="18"/>
               </w:rPr>
-              <w:t>So, God was like, "Fine, have it your way." And before they knew it, they were living in their own filth, inside and out. They chose a fake god over the real God, and they started worshiping the things they made instead of the one who made them. But we know who the real God is, and he's the one who blesses us. Amen to that!</w:t>
+              <w:t>So God said, in effect, "If that's what you want, that's what you get." It wasn't long before they were living in a pigpen, smeared with filth, filthy inside and out. And all this because they traded the true God for a fake god, and worshiped the god they made instead of the God who made them—the God we bless, the God who blesses us. Oh, yes!</w:t>
             </w:r>
           </w:p>
         </w:tc>
@@ -618,7 +618,7 @@
               <w:rPr>
                 <w:sz w:val="18"/>
               </w:rPr>
-              <w:t>그래서 하나님은 basically '그래, 니들 맘대로 해'라고 하시고 그들을 자기 어두운 길로 가게 내버려 두셨음. 그들은 자기 몸으로 부끄러운 짓을 하고 싶어 했으니, 하게 내버려 두신 거임. 하나님의 진실을 거짓과 바꿨음. 영원히 찬양받으실 마땅한 창조주 대신 피조물을 숭배했음. 아멘.</w:t>
+              <w:t>그래서 하나님은 사실상 '그래, 니들 맘대로 해'라고 하셨음. 얼마 안 가 그들은 자기 오물 속에서 살게 됐음—안팎으로 더러웠음. 하나님의 진실을 거짓과 바꿨음. 그들을 만드신 하나님 대신, 자기가 만든 것들을 섬겼음. 우리는 그분을 찬양하고, 그분은 우리를 축복하시는 하나님임. 아멘.</w:t>
             </w:r>
           </w:p>
         </w:tc>
@@ -666,7 +666,7 @@
               <w:rPr>
                 <w:sz w:val="18"/>
               </w:rPr>
-              <w:t>And it got even worse. Since they refused to acknowledge God, they forgot how to be human. They got all mixed up, and their relationships became a total mess. It was all about lust, not love. And they paid the price for it, big time. They were empty, without God and without love—just a bunch of sad, lonely people.</w:t>
+              <w:t>Worse followed. Refusing to know God, they soon didn't know how to be human either—women didn't know how to be women, men didn't know how to be men. Sexually confused, they abused and defiled one another, women with women, men with men—all lust, no love. And then they paid for it, oh, how they paid for it, emptied of God and love, godless and loveless wretches.</w:t>
             </w:r>
           </w:p>
         </w:tc>
@@ -689,7 +689,7 @@
               <w:rPr>
                 <w:sz w:val="18"/>
               </w:rPr>
-              <w:t>그리고 더 심해졌음. 하나님을 인정하기를 거부했으니, 인간이 어떻게 되는 건지도 잊어버렸음. 완전히 뒤섞였고, 그들의 관계는 완전 엉망이 됐음. 사랑이 아니라 욕정뿐이었음. 그리고 대가를 치렀음, 진짜 크게. 텅 비었고, 하나님 없이 사랑 없이—그냥 슬프고 외로운 사람들 무리였음.</w:t>
+              <w:t>그리고 더 심해졌음. 하나님을 알기를 거부했으니, 인간이 어떻게 되는 건지도 잊어버렸음—여자는 여자로, 남자는 남자로 어떻게 살아야 하는지 몰랐음. 성적으로 혼란스러워서 서로를 이용하고 더럽혔음—여자는 여자와, 남자는 남자와—사랑은 없고 욕정뿐이었음. 그리고 대가를 치렀음, 정말 크게 치렀음. 하나님도 사랑도 없이 텅 비었음—하나님 없이, 사랑 없이.</w:t>
             </w:r>
           </w:p>
         </w:tc>
@@ -737,7 +737,7 @@
               <w:rPr>
                 <w:sz w:val="18"/>
               </w:rPr>
-              <w:t>Since they couldn't be bothered with God, he let them do their own thing. And all hell broke loose. They were evil, greedy, and always stabbing each other in the back. They made life a living nightmare with their jealousy, violence, and cheating. They were mean, awful, and always talking trash about God. They were bullies and show-offs, always bragging about themselves. They kept finding new ways to ruin people's lives and even turned on their own parents. They were foolish, heartless, and cruel. And the craziest part is, they knew it was wrong. They knew they were spitting in God's face, but they didn't care. Even worse, they cheered on the people who were the best at being the worst.</w:t>
+              <w:t>Since they couldn't be bothered with God, he let them do their own thing. And all hell broke loose. They were evil, greedy, and always stabbing each other in the back. They made life a living nightmare with their jealousy, violence, and cheating. They were mean, awful, haters of God, insolent, proud, boastful. They kept finding new ways to ruin people's lives and even turned on their own parents. They were senseless, faithless, heartless, ruthless. And the craziest part is, they knew it was wrong. They knew they were spitting in God's face, but they didn't care. Even worse, they cheered on the people who were the best at being the worst.</w:t>
             </w:r>
           </w:p>
         </w:tc>
@@ -760,7 +760,7 @@
               <w:rPr>
                 <w:sz w:val="18"/>
               </w:rPr>
-              <w:t>그들이 하나님을 아는 걸 가치 있게 여기지 않았으니, 그분은 그들을 엉망인 생각대로 가게 내버려 두셨음. 결국 해서는 안 될 온갖 짓을 하게 됐음. 그들의 삶은 상상할 수 있는 모든 종류의 악으로 엉망이 됐음: 속임, 심술, 질투, 살인, 싸움, 거짓말, 험담, 하나님 미움, 무례, 오만, 자랑, 나쁜 짓 새로 발명하기, 부모 불순종, 멍청함, 약속 깨기, 냉정함, 자비 제로. 그들은 이런 짓을 하는 사람들이 최악을 받아 마땅하다는 하나님의 규칙을 알면서도 어쨌든 함. 그리고 말이야—그런 짓 하는 다른 사람들한테 환호까지 보냄.</w:t>
+              <w:t>그들이 하나님을 아는 걸 가치 있게 여기지 않았으니, 그분은 그들을 엉망인 생각대로 가게 내버려 두셨음. 결국 해서는 안 될 온갖 짓을 하게 됐음. 그들은 악하고, 탐욕스럽고, 항상 서로 뒤통수를 쳤음. 시기와 폭력과 속임수로 인생을 생지옥으로 만들었음. 심술궂고, 악독하고, 항상 하나님을 욕했음. 깡패에 허세꾼에 참을 수 없는 허풍쟁이였음. 사람들의 인생을 망치는 새로운 방법을 계속 찾아냈고, 심지어 자기 부모까지 배신했음. 멍청하고, 비열하고, 잔인하고, 냉혈했음. 근데 제일 기막힌 건, 그게 잘못된 건 줄 알았다는 거임. 하나님의 얼굴에 침을 뱉고 있다는 걸 알면서도 신경 안 썼음. 더 심한 건, 최악의 짓을 제일 잘하는 사람들한테 환호까지 보냈다는 거임.</w:t>
             </w:r>
           </w:p>
         </w:tc>
@@ -920,7 +920,7 @@
               <w:rPr>
                 <w:sz w:val="18"/>
               </w:rPr>
-              <w:t>So you think you're hot stuff, pointing fingers at everyone else? Think again. Every time you roast someone, you're actually roasting yourself. It's like, "takes one to know one," you know? You're just trying to distract from your own mess, but God sees right through that. He's not falling for your smoke and mirrors; he knows what you've been up to.</w:t>
+              <w:t>So you think you're so great, pointing fingers at everyone else? Think again. Every time you judge someone, you're really judging yourself. It's like they say—takes one to know one. Those people are on a dark spiral downward. You're just trying to distract from your own mess, but God sees right through that. He's not falling for your smoke and mirrors; he knows what you've been up to.</w:t>
             </w:r>
           </w:p>
         </w:tc>
@@ -943,7 +943,7 @@
               <w:rPr>
                 <w:sz w:val="18"/>
               </w:rPr>
-              <w:t>자, 솔직해지자. 남들한테 손가락질하고 다니면, 넌 변명할 수 없음. 다른 사람을 판단할 때, basically 너 자신을 판단하는 거임, 너도 똑같은 짓을 하고 있으니까. 그 있잖아, '똥 묻은 개가 겨 묻은 개 나무란다'는 거. 넌 그저 자기 엉망진창에서 시선을 돌리려고 하는 거임, 근데 하나님은 그런 거에 속지 않으심. 네가 뭘 해왔는지 다 아심.</w:t>
+              <w:t>자, 솔직해지자. 남들한테 손가락질하고 다니면, 넌 변명할 수 없음. 다른 사람을 판단할 때, 사실상 너 자신을 판단하는 거임, 너도 똑같은 짓을 하고 있으니까. 그런 사람들은 어두운 내리막 나선에 있음. 그 있잖아, '똥 묻은 개가 겨 묻은 개 나무란다'는 거. 넌 그저 자기 엉망진창에서 시선을 돌리려고 하는 거임, 근데 하나님은 그런 거에 속지 않으심. 네가 뭘 해왔는지 다 아심.</w:t>
             </w:r>
           </w:p>
         </w:tc>
@@ -1391,7 +1391,7 @@
               <w:rPr>
                 <w:sz w:val="18"/>
               </w:rPr>
-              <w:t>And for all you who grew up in the church, don't think you can just chill and take it easy. Don't get cocky because you know all the right answers. I'm talking to you, Mr. Know-It-All, who thinks he can guide everyone else. Who's guiding you? Seriously. You're telling people not to steal while you're robbing them blind? You're talking about being faithful while you're cheating? You can get away with a lot if you talk a good game, but people see right through that. It's because of you that people who don't know God roll their eyes at him.</w:t>
+              <w:t>If you call yourself a Jew, don't think you can just lean back and take it easy. Don't get smug because you're an insider to God's revelation and you know all the right answers. I have a serious word for you, who feel totally qualified to guide others to God—like a light in the darkness for people who don't know the way. While you're guiding everyone else, who's guiding you? I'm dead serious. You preach 'Don't steal!'—but are you robbing people blind? You say 'Don't cheat!'—but are you cheating? The same with idolatry. You hate idols, but are you making money off temples? You can get away with almost anything if you dress it up with eloquent God-talk, but people see right through that. Scripture says it straight: it's because of you that outsiders frown at God. This is an old problem, and it isn't going away.</w:t>
             </w:r>
           </w:p>
         </w:tc>
@@ -1414,7 +1414,7 @@
               <w:rPr>
                 <w:sz w:val="18"/>
               </w:rPr>
-              <w:t>자, 너는 스스로 유대인이라고 부름. 규칙에 기대고 하나님과의 연결을 자랑함. 그분이 원하는 걸 알고, 규칙을 배웠으니까 뭐가 좋은지 구분할 수 있음. 길을 잃은 사람들을 인도할 수 있다고 확신함, 어둠 속의 빛처럼. 규칙을 속속들이 아니까 다 안다고 생각함. 근데 잠깐—남들을 가르치면서, 왜 너 자신은 안 가르침? '도둑질하지 마'라고 말하면서, 너는 도둑질함? '바람피우지 마'라고 말하면서, 너는 바람핌? 규칙을 자랑하면서 어기는데, 그건 basically 하나님을 디스하는 거임. 성경이 말한 것처럼: '너희 때문에 하나님을 모르는 사람들이 그분을 보고 눈을 굴림.'</w:t>
+              <w:t>자, 너는 스스로 유대인이라고 부름. 규칙에 기대고 하나님과의 연결을 자랑함. 그분이 원하는 걸 알고, 규칙을 배웠으니까 뭐가 좋은지 구분할 수 있음. 길을 잃은 사람들을 인도할 수 있다고 확신함, 어둠 속의 빛처럼. 규칙을 속속들이 아니까 다 안다고 생각함. 근데 잠깐—남들을 가르치면서, 왜 너 자신은 안 가르침? '도둑질하지 마'라고 말하면서, 너는 도둑질함? '바람피우지 마'라고 말하면서, 너는 바람핌? 우상숭배도 마찬가지임. 우상을 싫어한다면서, 신전을 털어 돈벌이함? 하나님 얘기로 그럴듯하게 포장하면 거의 뭐든 넘어갈 수 있지만, 사람들은 다 꿰뚫어 봄. 규칙을 자랑하면서 어기니까 하나님을 욕되게 하는 거임. 성경이 말한 것처럼: '너희 때문에 하나님을 모르는 사람들이 그분을 보고 눈을 굴림.' 이건 오래된 문제고, 사라지지 않을 거임.</w:t>
             </w:r>
           </w:p>
         </w:tc>
@@ -1687,7 +1687,7 @@
               <w:rPr>
                 <w:sz w:val="18"/>
               </w:rPr>
-              <w:t>They were the ones who got to be the keepers of God's message. Depend on it: God keeps his word even when the whole world is lying through its teeth. Scripture says the same: "Your words stand fast and true; rejection doesn't faze you." But seriously, does our messing up make God unfaithful? Not at all. God's truth doesn't depend on us being good. But wait, if our wrongdoing only underlines and confirms God's rightdoing, shouldn't we get a little credit for helping out? The answer to that is no—a most emphatic no! How else would things ever get straightened out if God didn't do the straightening?</w:t>
+              <w:t>So what difference does it make who's a Jew and who isn't, who's been trained in God's ways and who hasn't? As it turns out, it makes a lot of difference—but not the difference most people assume. First, they were the ones who got to be the keepers of God's message, put in charge of writing down and caring for God's revelation. So what if, along the way, some of them abandoned their post? God didn't abandon them. Do you think their faithlessness cancels out his faithfulness? Not on your life! Depend on it: God keeps his word even when the whole world is lying through its teeth. Scripture says the same: "Your words stand fast and true; rejection doesn't faze you." But if our wrongdoing only underlines and confirms God's rightdoing, shouldn't we be commended for helping out? Since our lies don't even make a dent in his truth, isn't it wrong of God to back us to the wall and hold us to our word? These questions come up. The answer to such questions is no—a most emphatic no! How else would things ever get straightened out if God didn't do the straightening?</w:t>
             </w:r>
           </w:p>
         </w:tc>
@@ -1710,7 +1710,7 @@
               <w:rPr>
                 <w:sz w:val="18"/>
               </w:rPr>
-              <w:t>그들은 하나님의 메시지를 맡은 사람들이었음. 확실히 해둠: 온 세상이 거짓말을 해도 하나님은 약속을 지키심. 성경도 똑같이 말함: '주의 말씀은 굳게 서고 참되시며, 거절당해도 흔들리지 않으심.' 근데 진짜로, 우리가 망친다고 하나님이 신실하지 않게 됨? 전혀. 하나님의 진실은 우리가 착한지에 달려 있지 않음. 근데 잠깐, 우리의 잘못이 하나님의 옳으심을 더 선명하게 확인시켜준다면, 도와줬다고 칭찬받아야 하는 거 아님? 그런 질문에 대한 답은 no임, 가장 단호한 No! 하나님이 바로잡아주지 않으시면, 일이 어떻게 바로잡히겠음?</w:t>
+              <w:t>유대인이냐 아니냐, 하나님의 방식으로 훈련받았냐 아니냐가 무슨 차이가 있음? 알고 보면 차이가 엄청 남—근데 사람들이 생각한 그런 차이는 아님. 우선, 그들은 하나님의 메시지를 맡은 사람들임, 하나님의 계시인 이 거룩한 기록을 적고 돌보는 일을 맡았음. 근데 그 일을 하다가 그들 중 일부가 자리를 버리면 어쩌냐고? 하나님은 그들을 버리지 않으셨음. 그들의 불신실이 하나님의 신실함을 취소한다고 생각함? 절대 아님! 확실히 해둠: 온 세상이 거짓말을 해도 하나님은 약속을 지키심. 성경도 똑같이 말함: '주의 말씀은 굳게 서고 참되시며, 거절당해도 흔들리지 않으심.' 근데 우리의 잘못이 하나님의 옳으심을 더 선명하게 확인시켜준다면, 도와줬다고 칭찬받아야 하는 거 아님? 우리의 거짓말이 하나님의 진실에 흠집 하나 못 내는데, 하나님이 우리를 벽까지 몰아붙이고 약속을 지키라고 하는 게 잘못임? 이런 질문들이 나옴. 그런 질문에 대한 답은 절대 아님, 가장 단호하게 아님! 하나님이 바로잡아주지 않으시면, 일이 어떻게 바로잡히겠음?</w:t>
             </w:r>
           </w:p>
         </w:tc>
@@ -2823,7 +2823,7 @@
               <w:rPr>
                 <w:sz w:val="18"/>
               </w:rPr>
-              <w:t>So, let's talk about Abraham, like, the founding father of our whole faith thing. How does he fit into all this? If Abraham got on God's good side by doing a bunch of stuff, he'd have some serious bragging rights. But the Bible isn't about Abraham's highlight reel; it's about God's master plan. Scripture says, "Abraham totally bought into what God was doing, and that was the game-changer. He trusted God to make him right, instead of trying to earn it on his own."</w:t>
+              <w:t>So, let's talk about Abraham, like, the founding father of our whole faith thing. How does he fit into all this? If Abraham got on God's good side by doing a bunch of stuff, he'd have some serious bragging rights. But the Bible isn't about Abraham's highlight reel; it's about God's master plan. Scripture says, "Abraham totally bought into what God was doing, and that made all the difference. He trusted God to make him right, instead of trying to earn it on his own."</w:t>
             </w:r>
           </w:p>
         </w:tc>
@@ -2894,7 +2894,7 @@
               <w:rPr>
                 <w:sz w:val="18"/>
               </w:rPr>
-              <w:t>Think of it like this: if you grind hard at a job, you earn your paycheck. That's not a gift, you earned it. But what if the job is way too big for you, like something only God could pull off? If you trust Him to handle it, knowing you could never do it yourself, that's what gets you right with God. It's a total gift, no strings attached.</w:t>
+              <w:t>Think of it like this: if you work hard at a job, you earn your paycheck. That's not a gift, you earned it. But what if the job is way too big for you, like something only God could pull off? If you trust Him to handle it, knowing you could never do it yourself, that's what gets you right with God. It's a total gift, no strings attached.</w:t>
             </w:r>
           </w:p>
         </w:tc>
@@ -3384,7 +3384,7 @@
               <w:rPr>
                 <w:sz w:val="18"/>
               </w:rPr>
-              <w:t>That epic promise God made to Abraham—that his family would basically inherit the earth—wasn't because of anything Abraham did. It was all God's idea, and Abraham just had to trust it. If getting God's gifts was all about following a long list of rules and filling out paperwork, it would kill the whole trust thing and turn it into a business deal. That's not a promise; that's a contract with a bunch of fine print designed to trip you up. But with a promise, especially one from God, you can't break it.</w:t>
+              <w:t>That incredible promise God made to Abraham—that he and his children would possess the earth—wasn't because of anything Abraham did or would do. It was all God's idea, and Abraham just had to trust it. If getting God's gifts was all about following a long list of rules and filling out paperwork, it would kill the whole trust thing and turn it into a business deal. That's not a promise; that's a contract with a bunch of fine print designed to trip you up. But with a promise, especially one from God, you can't break it.</w:t>
             </w:r>
           </w:p>
         </w:tc>
@@ -3407,7 +3407,7 @@
               <w:rPr>
                 <w:sz w:val="18"/>
               </w:rPr>
-              <w:t>아브라함에게 하신 하나님의 약속은 규칙 잔뜩 지키는 것에 대한 게 아니었음. 아브라함이 하나님을 신뢰하고, 하나님이 그를 바르게 만드시는 것에 대한 거였음. 하나님의 선물을 받는 게 규칙 잔뜩 따르고 서류에 제대로 사인하는 것에 대한 거였다면, 신뢰라는 건 완전히 죽어버리고 약속이 철통 *계약*으로 바뀌었을 거임. 그건 약속이 아님; 널 넘어뜨리려고 fine print 잔뜩 붙인 계약임. 근데 약속이라면—특히 하나님의 약속이라면—깰 수 없음.</w:t>
+              <w:t>아브라함에게 하신 그 유명한 약속—그와 그의 자녀들이 땅을 소유할 것이라는—은 아브라함이 한 일이나 할 일 때문이 아니었음. 아브라함이 하나님을 신뢰하고, 하나님이 그를 바르게 만드시는 것에 대한 거였음. 하나님의 선물을 받는 게 규칙 잔뜩 따르고 서류에 제대로 사인하는 것에 대한 거였다면, 신뢰라는 건 완전히 죽어버리고 약속이 철통 *계약*으로 바뀌었을 거임. 그건 약속이 아님; 널 넘어뜨리려고 작은 글씨로 함정을 잔뜩 숨겨둔 계약임. 근데 약속이라면—특히 하나님의 약속이라면—깰 수 없음.</w:t>
             </w:r>
           </w:p>
         </w:tc>
@@ -3549,7 +3549,7 @@
               <w:rPr>
                 <w:sz w:val="18"/>
               </w:rPr>
-              <w:t>우리가 아브라함을 '아버지'라고 부르는 건 그가 완벽한 성인이어서가 아님, 하나님이 nobody를 데려다 somebody로 만드셨기 때문임. 하나님이 그에게 뭐라고 하셨는지 기억함? '너를 대가족의 아버지로 만들 거야.' 아브라함은 아이도 없을 때 *먼저* 아버지라 불렸음, 하나님이 불가능한 걸 하실 수 있다고—죽은 자를 살리시거나 없는 것에서 만드시거나—믿을 용기를 냈기 때문임. 모든 게 절망적으로 보일 때도, 아브라함은 여전히 믿었음. 자기가 *못* 하는 게 아니라 하나님이 하시겠다고 *말씀하신* 것에 집중하기로 했음. 그리고 그렇게 대가족의 아버지가 됐음.</w:t>
+              <w:t>우리가 아브라함을 '아버지'라고 부르는 건 그가 완벽한 성인이어서가 아님, 하나님이 별 볼 일 없던 사람을 데려다 귀한 사람으로 만드셨기 때문임. 하나님이 그에게 뭐라고 하셨는지 기억함? '너를 대가족의 아버지로 만들 거야.' 아브라함은 아이도 없을 때 *먼저* 아버지라 불렸음, 하나님이 불가능한 걸 하실 수 있다고—죽은 자를 살리시거나 없는 것에서 만드시거나—믿을 용기를 냈기 때문임. 모든 게 절망적으로 보일 때도, 아브라함은 여전히 믿었음. 자기가 *못* 하는 게 아니라 하나님이 하시겠다고 *말씀하신* 것에 집중하기로 했음. 그리고 그렇게 대가족의 아버지가 됐음.</w:t>
             </w:r>
           </w:p>
         </w:tc>
@@ -3780,7 +3780,7 @@
               <w:rPr>
                 <w:sz w:val="18"/>
               </w:rPr>
-              <w:t>So, check it. Because we have faith, God's made us right with him. It's like we've leveled up our friendship with God, all thanks to our main man, Jesus. And it gets even better. We can now just walk right up to God, and he's already there with open arms. We're out in the wide-open spaces of God's grace and glory, standing tall and shouting out his praises.</w:t>
+              <w:t>So, check it. Because we have faith, God's made us right with him. We're finally good with God, all thanks to our Master Jesus. And it gets even better. We can now just walk right up to God, and he's already there with open arms. We're out in the wide-open spaces of God's grace and glory, standing tall and shouting out his praises.</w:t>
             </w:r>
           </w:p>
         </w:tc>
@@ -3803,7 +3803,7 @@
               <w:rPr>
                 <w:sz w:val="18"/>
               </w:rPr>
-              <w:t>자, 들어봐. 믿음 덕분에 하나님이 우리를 자신과 바르게 하셨음. 우리 주 예수님 덕분에 하나님과의 우정이 레벨업한 것 같음. 그리고 더 좋아짐. 이제 그냥 하나님께 바로 걸어갈 수 있음, 그분은 이미 열린 팔로 거기 계심. 우리는 하나님의 은혜와 영광의 탁 트인 공간에 있음, 우뚝 서서 그분의 찬양을 외치면서.</w:t>
+              <w:t>자, 들어봐. 믿음 덕분에 하나님이 우리를 자신과 바르게 하셨음. 우리 주 예수님 덕분에 하나님과 마침내 잘 됐음. 그리고 더 좋아짐. 이제 그냥 하나님께 바로 걸어갈 수 있음, 그분은 이미 열린 팔로 거기 계심. 우리는 하나님의 은혜와 영광의 탁 트인 공간에 있음, 우뚝 서서 그분의 찬양을 외치면서.</w:t>
             </w:r>
           </w:p>
         </w:tc>
@@ -3922,7 +3922,7 @@
               <w:rPr>
                 <w:sz w:val="18"/>
               </w:rPr>
-              <w:t>Christ showed up right on time to make all this happen. He didn't wait for us to get our act together. He took one for the team and died for us when we were too weak and rebellious to do anything to help ourselves. I mean, we wouldn't have even known what to do. You might understand someone dying for a good person, someone who's worth it. But God put his love on full display for us by sending his Son to die for us while we were basically useless to him.</w:t>
+              <w:t>Christ showed up right on time to make all this happen. He didn't wait for us to get our act together. He sacrificed himself and died for us when we were too weak and rebellious to do anything to help ourselves. I mean, we wouldn't have even known what to do. You might understand someone dying for a good person, someone who's worth it. But God put his love on full display for us by sending his Son to die for us while we were completely useless to him.</w:t>
             </w:r>
           </w:p>
         </w:tc>
@@ -3993,7 +3993,7 @@
               <w:rPr>
                 <w:sz w:val="18"/>
               </w:rPr>
-              <w:t>Now that we're good with God because of this ultimate sacrifice, there's no more beef between us. If we became friends with God when we were at our absolute worst, just imagine how much our lives are gonna change now that we're on his team! We've got this amazing friendship with God, and we're not just gonna talk about it in some boring way. We're gonna sing and shout our praises to God through Jesus, the Messiah!</w:t>
+              <w:t>Now that we're good with God because of this ultimate sacrifice, there's no more beef between us. If we became friends with God when we were at our absolute worst, just imagine how much our lives will expand and deepen now, by means of his resurrection life! We've got this amazing friendship with God, and we're not just gonna talk about it in some boring way. We're gonna sing and shout our praises to God through Jesus, the Messiah!</w:t>
             </w:r>
           </w:p>
         </w:tc>
@@ -4180,7 +4180,7 @@
               <w:rPr>
                 <w:sz w:val="18"/>
               </w:rPr>
-              <w:t>But the gift that saves us isn't like the sin that brought death. If one guy's mistake put a whole crowd of people in the timeout corner, separated from God, just think about what God's gift, given through one man, Jesus Christ, will do! You can't even compare the two. That one sin got a death sentence, but the gift that followed all the other sins was a life sentence—in a good way! If death was the boss because of one man's mess-up, imagine the epic comeback life makes for those who grab onto this crazy, extravagant gift of life and being made right with God, all provided by Jesus Christ.</w:t>
+              <w:t>But the gift that saves us isn't like the sin that brought death. If one guy's mistake put a whole crowd of people in the timeout corner, separated from God, just think about what God's gift, given through one man, Jesus Christ, will do! You can't even compare the two. That one sin got a death sentence, but the gift that followed all the other sins was a life sentence—in a good way! If death was the boss because of one man's mess-up, imagine how much more those who receive God's overflowing grace will rule in life onto this crazy, extravagant gift of life and being made right with God, all provided by Jesus Christ.</w:t>
             </w:r>
           </w:p>
         </w:tc>
@@ -4576,7 +4576,7 @@
               <w:rPr>
                 <w:sz w:val="18"/>
               </w:rPr>
-              <w:t>Being baptized into Jesus's crew is like this: going under the water is like being buried with him, and coming up is like his epic comeback, his resurrection. God the Father, in a massive power move, pulls us into this awesome new life so we can actually see where we're going. It's like getting a major life upgrade.</w:t>
+              <w:t>Being baptized into the life of Jesus is like this: going under the water is like being buried with him, and coming up is like his resurrection. Our Father raises each of us into a light-filled world so we can actually see where we're going in our new grace-sovereign country. It's like getting a major life upgrade.</w:t>
             </w:r>
           </w:p>
         </w:tc>
@@ -4647,7 +4647,7 @@
               <w:rPr>
                 <w:sz w:val="18"/>
               </w:rPr>
-              <w:t>Let me break it down even more. Our old, cringey self was basically crucified with Christ. That whole miserable life where sin was calling the shots? It's over. Canceled. We're not stuck with its demands anymore. Here's the core belief: if we were part of Christ's death that totally owned sin, we're also part of his resurrection that gives us life. We know that when Jesus came back from the dead, it was the ultimate mic drop on death itself. Death doesn't get the final say anymore. When Jesus died, he took sin down with him. But now that he's alive, he connects us directly to God. So from now on, think of it like this: sin is a dead language, it's totally irrelevant to you. But God? He's speaking your language, and you should be hanging on every word. You're done with sin and totally alive for God. That's the life Jesus gives you—dead to sin and alive to God.</w:t>
+              <w:t>Let me break it down even more. Our old, cringey self was basically crucified with Christ. That whole miserable life where sin was calling the shots? It's over. Canceled. We're not stuck with its demands anymore. Here's the core belief: if we were part of Christ's death that totally owned sin, we're also part of his resurrection that gives us life. We know that when Jesus came back from the dead, it was the decisive defeat of death itself. Death doesn't get the final say anymore. When Jesus died, he took sin down with him. But now that he's alive, he connects us directly to God. So from now on, think of it like this: sin is a dead language, it's totally irrelevant to you. But God? He's speaking your language, and you should be hanging on every word. You're done with sin and totally alive for God. That's the life Jesus gives you—dead to sin and alive to God.</w:t>
             </w:r>
           </w:p>
         </w:tc>
@@ -4834,7 +4834,7 @@
               <w:rPr>
                 <w:sz w:val="18"/>
               </w:rPr>
-              <w:t>Now, what's real freedom? Are we supposed to just keep sinning because God forgives us? That's just wild. You can't keep living in sin and expect it to not catch up with you. If you hand yourself over to sin, it becomes your boss. But thank God you've started listening to a new master, one whose commands set you free to live openly in his freedom! If you follow God, you get freedom that never runs out.</w:t>
+              <w:t>Now, what's real freedom? Are we supposed to just keep sinning because God forgives us? That's just wild. You can't keep living in sin and expect it to not catch up with you. If you hand yourself over to sin, it becomes your boss—it'll be your last free act. But offer yourself to God's ways, and the freedom never quits. All your lives you've let sin tell you what to do. But thank God you've started listening to a new master, one whose commands set you free to live openly in his freedom! If you follow God, you get freedom that never runs out.</w:t>
             </w:r>
           </w:p>
         </w:tc>
@@ -4857,7 +4857,7 @@
               <w:rPr>
                 <w:sz w:val="18"/>
               </w:rPr>
-              <w:t>자, 진짜 자유가 뭐임? 하나님이 용서해 주시니까 계속 죄지어도 됨? 그건 말도 안 됨. 죄 속에 계속 살면서 안 따라잡힐 거라고 기대할 순 없음. 네가 죄한테 너를 넘기면, 죄가 네 보스가 됨. 근데 하나님 감사, 너는 새 주인의 말을 듣기 시작했음, 그분의 명령이 너를 자유롭게 해서 그분의 자유 안에서 활짝 살게 하시는 분! 하나님을 따르면, 절대 안 떨어지는 자유를 얻음.</w:t>
+              <w:t>자, 진짜 자유가 뭐임? 하나님이 용서해 주시니까 계속 죄지어도 됨? 그건 말도 안 됨. 죄 속에 계속 살면서 안 따라잡힐 거라고 기대할 순 없음. 네가 죄한테 너를 넘기면, 죄가 네 보스가 됨. 지금까지 네 인생 내내 죄가 하라는 대로 했음. 근데 하나님 감사, 너는 새 주인의 말을 듣기 시작했음, 그분의 명령이 너를 자유롭게 해서 그분의 자유 안에서 활짝 살게 하시는 분! 하나님을 따르면, 절대 안 떨어지는 자유를 얻음.</w:t>
             </w:r>
           </w:p>
         </w:tc>
@@ -4905,7 +4905,7 @@
               <w:rPr>
                 <w:sz w:val="18"/>
               </w:rPr>
-              <w:t>Think about it: back when you did whatever you felt like, you thought you were free, but your freedom shrank. Remember how the more you just did what you felt like—not counting the cost, or the damage you did to others and to God—the less and less free you actually became? You were gradually becoming a slave to your own selfish habits, not thinking about how they hurt others or God, and you lost the ability to live free. And look at you now. You're a totally different person, and your life is wide open.</w:t>
+              <w:t>I'm using this freedom language because it's easy to picture. Think about it: back when you did whatever you felt like, you thought you were free, but your freedom shrank. Remember how the more you just did what you felt like—not caring about others, not caring about God—the worse your life became and the less free you actually were? And how different is it now, living in God's freedom, with your life healed and wide open in holiness?</w:t>
             </w:r>
           </w:p>
         </w:tc>
@@ -4928,7 +4928,7 @@
               <w:rPr>
                 <w:sz w:val="18"/>
               </w:rPr>
-              <w:t>생각해 봐: 예전에 하고 싶은 대로 다 했을 때, 자유롭다고 생각했지? 근데 자유는 오히려 줄어들었음. 기억해? 하고 싶은 대로 하면 할수록—대가도 헤아리지 않고, 남들과 하나님께 끼친 피해도 헤아리지 않고—점점 덜 자유로워졌음. 이기적인 습관의 노예가 되어가고 있었음, 그게 남들과 하나님을 어떻게 아프게 하는지 생각도 안 하고, 자유롭게 살 능력을 잃어가고 있었음. 그리고 지금 너를 봐. 완전 다른 사람이 됐고, 네 인생은 활짝 열려 있음.</w:t>
+              <w:t>이 자유 얘기를 쓰는 건 그림 그리듯 이해하기 쉬워서임. 생각해 봐: 예전에 하고 싶은 대로 다 했을 때, 자유롭다고 생각했지? 근데 자유는 오히려 줄어들었음. 기억해? 하고 싶은 대로 하면 할수록—남 신경 안 쓰고, 하나님 신경 안 쓰고—삶은 점점 나빠지고 자유는 점점 줄어들었음. 근데 지금은 얼마나 다름? 하나님의 자유 안에서 살면서, 네 인생은 치유되고 거룩함 안에서 활짝 열렸음.</w:t>
             </w:r>
           </w:p>
         </w:tc>
@@ -4976,7 +4976,7 @@
               <w:rPr>
                 <w:sz w:val="18"/>
               </w:rPr>
-              <w:t>What did all that wild living get you? Back then, ignoring God, you didn't have to bother with right thinking or right living, or right anything. What was the payoff? Nothing you're proud of now. It was a dead end.</w:t>
+              <w:t>What did all that wild living get you? Back then, ignoring God, you didn't have to bother with right thinking or right living, or right anything. But do you call that a free life? What was the payoff? Nothing you're proud of now. Where did it get you? A dead end.</w:t>
             </w:r>
           </w:p>
         </w:tc>
@@ -4999,7 +4999,7 @@
               <w:rPr>
                 <w:sz w:val="18"/>
               </w:rPr>
-              <w:t>그렇게 막 살았던 게 너한테 뭐 줌? 그때는 하나님을 무시하고 살았으니, 바른 생각이나 바른 삶, 바른 뭐든 신경 쓸 필요 없었음. 대가가 뭐였음? 지금 자랑스러워할 만한 건 하나도 없음. 막다른 골목이었음.</w:t>
+              <w:t>그렇게 막 살았던 게 너한테 뭐 줌? 그때는 하나님을 무시하고 살았으니, 바른 생각이나 바른 삶, 바른 뭐든 신경 쓸 필요 없었음. 근데 그걸 자유로운 삶이라고 부를 수 있음? 대가가 뭐였음? 지금 자랑스러워할 만한 건 하나도 없음. 어디로 데려갔음? 막다른 골목이었음.</w:t>
             </w:r>
           </w:p>
         </w:tc>
@@ -5047,7 +5047,7 @@
               <w:rPr>
                 <w:sz w:val="18"/>
               </w:rPr>
-              <w:t>But now? You're free from all that mess. You're living for God, and the reward is eternal life. Working for sin? You get death. But God's gift? Real life, forever life, delivered by Jesus, our Master.</w:t>
+              <w:t>But now? You've found you don't have to listen to sin anymore, and you've discovered how amazing it is to listen to God. What a surprise! A whole, healed, put-together life right now, with more and more of life on the way! Working for sin? You get death. But God's gift? Real life, forever life, delivered by Jesus, our Master.</w:t>
             </w:r>
           </w:p>
         </w:tc>
@@ -5070,7 +5070,7 @@
               <w:rPr>
                 <w:sz w:val="18"/>
               </w:rPr>
-              <w:t>근데 이제는? 그 모든 엉망진창에서 자유로워졌음. 하나님을 위해 살고 있고, 보상은 영원한 생명임. 죄를 위해 일함? 죽음을 받음. 근데 하나님의 선물은? 진짜 생명, 영원한 생명, 우리 주 예수님이 주시는 거임.</w:t>
+              <w:t>근데 이제는? 죄의 말을 듣지 않아도 된다는 걸 알았고, 하나님의 말씀을 듣는 게 얼마나 좋은지 발견했음. 정말 놀랍지! 지금 당장 온전하고, 치유되고, 잘 정돈된 삶, 그리고 앞으로 점점 더 많은 생명! 죄를 위해 일함? 죽음을 받음. 근데 하나님의 선물은? 진짜 생명, 영원한 생명, 우리 주 예수님이 주시는 거임.</w:t>
             </w:r>
           </w:p>
         </w:tc>
@@ -5301,7 +5301,7 @@
               <w:rPr>
                 <w:sz w:val="18"/>
               </w:rPr>
-              <w:t>That's kinda what happened with us and the old rules. When Jesus died, he basically walked away from that whole system. Now we're free to be with him and produce something good for God. Before, when we were just doing whatever, we were trapped. Sin was the boss, and it was taking us down a dead end. But now, we've broken up with our toxic ex. We're done with those old rules. Now we can actually live for God, with his Spirit leading the way.</w:t>
+              <w:t>That's kinda what happened with us and the old rules. When Christ died, he took that entire rule-dominated way of life down with him and left it in the tomb. Now we're free to live a resurrection life and produce good things for God. Before, when we were just doing whatever we felt we could get away with, sin was calling most of the shots, and the old law code had us boxed in. It just made us more rebellious. In the end, all we had to show for it was miscarriages and stillbirths. But now we're no longer tied to that controlling partner, sin, and we're out from under all those oppressive rules and fine print. We're free to live a new life in God's freedom.</w:t>
             </w:r>
           </w:p>
         </w:tc>
@@ -5324,7 +5324,7 @@
               <w:rPr>
                 <w:sz w:val="18"/>
               </w:rPr>
-              <w:t>우리랑 옛 규칙 사이에도 비슷한 일이 일어남. 예수님이 돌아가셨을 때, 그 시스템 전체를 basically 끊어내심. 이제 우리는 그분과 함께 자유롭게 하나님을 위해 좋은 걸 만들어낼 수 있음. 예전에 하고 싶은 대로 살 때는 갇혀 있었음. 죄가 보스였고, 우리를 막다른 골목으로 끌고 갔음. 근데 이제는 그 독한 전남친이랑 헤어졌음. 옛 규칙이랑은 끝남. 이제 성령님이 이끄시는 대로 진짜 하나님을 위해 살 수 있음.</w:t>
+              <w:t>우리랑 옛 규칙 사이에도 비슷한 일이 일어남. 그리스도가 돌아가셨을 때, 그 규칙 중심의 삶 전체를 가지고 무덤에 내려가셨음. 이제 우리는 부활의 삶을 살면서 하나님을 위해 좋은 열매를 맺을 수 있음. 예전에 그 옛 방식으로 살 때는, 걸리지 않을 것 같은 대로 하면서, 죄가 대부분의 결정을 내렸고 옛 율법 조문이 우리를 가뒀음. 그래서 우리는 더 반항적이 됐음. 결국 우리에게 남은 건 유산과 사산뿐이었음. 근데 이제는 그 지배적인 짝인 죄에 묶여 있지 않고, 그 억압적인 규정과 작은 글씨 밑에서도 벗어났음. 하나님의 자유 안에서 새 삶을 살 수 있음.</w:t>
             </w:r>
           </w:p>
         </w:tc>
@@ -5443,7 +5443,7 @@
               <w:rPr>
                 <w:sz w:val="18"/>
               </w:rPr>
-              <w:t>But sin is sneaky. Without all the fine print of the law code, sin looked pretty dull and lifeless, and I went along without paying much attention to it. But once sin got its hands on the law code and dressed itself up in all that finery, I was fooled, and I fell for it. It used that good rule and turned it into a temptation, like a 'forbidden fruit' situation. So the rule that was supposed to help me ended up tripping me up. Sin was having a party, and I was basically dead inside. The rules themselves are good, though. They're like God's common sense.</w:t>
+              <w:t>Don't you remember how it was? I do, perfectly well. The law code started out as an excellent piece of work. But sin is sneaky. Without all the paraphernalia of the law code, sin looked pretty dull and lifeless, and I went along without paying much attention to it. But once sin got its hands on the law code and decked itself out in all that finery, I was fooled, and I fell for it. It used that good rule and turned it into a temptation, like a 'forbidden fruit' situation. The very command that was supposed to guide me into life was cleverly used to trip me up. So sin was fully alive, and I was stone dead. The rules themselves are good, though. They're God's good common sense.</w:t>
             </w:r>
           </w:p>
         </w:tc>
@@ -5466,7 +5466,7 @@
               <w:rPr>
                 <w:sz w:val="18"/>
               </w:rPr>
-              <w:t>근데 죄는 교활함. 율법 조문의 온갖 장식 없이, 죄는 꽤 따분하고 무기력해 보였고, 나도 별 신경 안 쓰고 살았음. 근데 죄가 율법 조문을 손에 넣고 온갖 화려한 걸로 차려입자, 나는 속았고, 넘어갔음. 그 좋은 규칙을 이용해서 유혹으로 바꿔버림, 마치 '금단의 열매'처럼. 그래서 날 도와주려고 했던 규칙이 결국 나를 넘어뜨림. 죄는 파티 중이었고, 나는 속으로 거의 죽어 있었음. 근데 규칙 자체는 좋음. 하나님의 상식 같은 거임.</w:t>
+              <w:t>그때가 어땠는지 기억 안 남? 나는 완벽히 기억함. 율법 조문은 훌륭한 작품으로 시작했음. 근데 죄는 교활함. 율법 조문의 온갖 장식 없이, 죄는 꽤 따분하고 무기력해 보였고, 나도 별 신경 안 쓰고 살았음. 근데 죄가 율법 조문을 손에 넣고 온갖 화려한 걸로 차려입자, 나는 속았고, 넘어갔음. 그 좋은 규칙을 이용해서 유혹으로 바꿔버림, 마치 '금단의 열매'처럼. 날 생명으로 인도하려고 했던 바로 그 명령이 교묘하게 나를 넘어뜨리는 데 쓰였음. 그래서 죄는 완전히 살아 있었고, 나는 돌처럼 죽어 있었음. 근데 율법 조문 자체는 하나님의 선하고 상식적인 것임.</w:t>
             </w:r>
           </w:p>
         </w:tc>
@@ -5514,7 +5514,7 @@
               <w:rPr>
                 <w:sz w:val="18"/>
               </w:rPr>
-              <w:t>So, does that mean good things can hurt you? Nope. Sin is just a master manipulator. It used the good rules to trick me, making me think I could handle it, and then totally betrayed me. It used God's good rules as a disguise to do its dirty work.</w:t>
+              <w:t>So, does that mean you can't even trust what's good? Is good just as dangerous as evil? Nope. Sin just did what sin is famous for doing: using the good as a cover to tempt me into doing what would finally destroy me. By hiding within God's good commandment, sin did far more damage than it could ever have done on its own.</w:t>
             </w:r>
           </w:p>
         </w:tc>
@@ -5537,7 +5537,7 @@
               <w:rPr>
                 <w:sz w:val="18"/>
               </w:rPr>
-              <w:t>그럼 좋은 게 너를 해칠 수 있다는 거임? 아니. 죄는 그냥 조종 마스터임. 좋은 규칙을 이용해서 나를 속임, 내가 감당할 수 있다고 생각하게 만들고, 그다음 완전히 배신함. 하나님의 좋은 규칙을 변장 삼아 더러운 짓을 함.</w:t>
+              <w:t>그럼 선한 것조차 믿을 수 없다는 거임? 선이 악만큼 위험하다는 거임? 아니. 죄는 그냥 죄가 유명해진 짓을 한 거임: 선을 가면 삼아 나를 유혹해서 결국 나를 파멸시킬 짓을 하게 만듦. 하나님의 선한 계명 안에 숨어서, 죄는 혼자서는 절대 할 수 없었을 만큼 훨씬 더 많은 해악을 끼쳤음.</w:t>
             </w:r>
           </w:p>
         </w:tc>
@@ -5585,7 +5585,7 @@
               <w:rPr>
                 <w:sz w:val="18"/>
               </w:rPr>
-              <w:t>I know God's commands are the real deal, but I'm just...not. I'm full of myself—after all, I've spent a long time in sin's prison. I'm a mess. I decide to do one thing, and then I do the complete opposite. I do stuff I totally hate. There's like a glitch in my system. So if I can't be trusted to figure out what's best for myself and then actually do it, it's obvious I need God's commands.</w:t>
+              <w:t>I know that all God's commands are spiritual, but I'm not. Isn't this your experience too? Yes. I'm full of myself—after all, I've spent a long time in sin's prison. I'm a mess. I decide to do one thing, and then I do the complete opposite. I do stuff I absolutely hate. Something's just off inside me. So if I can't be trusted to figure out what's best for myself and then actually do it, it's obvious I need God's commands.</w:t>
             </w:r>
           </w:p>
         </w:tc>
@@ -5608,7 +5608,7 @@
               <w:rPr>
                 <w:sz w:val="18"/>
               </w:rPr>
-              <w:t>하나님의 명령이 진짜라는 건 알겠는데, 나는 그냥... 아님. 나한테 완전 빠져 있음—어쨌든 죄의 감옥에서 오래 살았으니까. 나는 엉망임. 한 가지를 하기로 결심하면, 정반대를 함. 완전 싫어하는 짓을 함. 내 시스템에 글리치라도 있는 것처럼. 그러니까 내가 나한테 뭘 가장 좋은지 알아내서 그대로 하는 걸 믿을 수 없다면, 하나님의 명령이 필요하다는 게 뻔함.</w:t>
+              <w:t>하나님의 모든 명령이 영적이라는 건 알겠는데, 나는 아님. 너도 이런 경험 있지? 응. 나한테 완전 빠져 있음—어쨌든 죄의 감옥에서 오래 살았으니까. 나는 엉망임. 한 가지를 하기로 결심하면, 정반대를 함. 진짜로 혐오하는 짓을 함. 내 안의 뭔가가 그냥 고장 난 것 같음. 그러니까 내가 나한테 뭘 가장 좋은지 알아내서 그대로 하는 걸 믿을 수 없다면, 하나님의 명령이 필요하다는 게 뻔함.</w:t>
             </w:r>
           </w:p>
         </w:tc>
@@ -5656,7 +5656,7 @@
               <w:rPr>
                 <w:sz w:val="18"/>
               </w:rPr>
-              <w:t>It's not really me; it's the sin living inside me. But I need something more! I know the law, but I still can't keep it, and the power of sin inside me keeps sabotaging my best intentions. I obviously need help! I want to do good, but I just can't. I can will it, but I can't do it. My decisions, such as they are, don't result in actions. Something deep inside me is sabotaging me every single time.</w:t>
+              <w:t>It's not really me; it's the sin living inside me. But I need something *more*! I know the law, but I still can't keep it, and the power of sin inside me keeps sabotaging my best intentions. I obviously need help! I realize I don't have what it takes. I can will it, but I can't *do* it. I decide to do good, but I don't *really* do it; I decide not to do bad, but then I do it anyway. My decisions, such as they are, don't result in actions. Something has gone wrong deep within me and gets the better of me every single time.</w:t>
             </w:r>
           </w:p>
         </w:tc>
@@ -5679,7 +5679,7 @@
               <w:rPr>
                 <w:sz w:val="18"/>
               </w:rPr>
-              <w:t>진짜 내가 하는 게 아님; 내 안에 사는 죄가 하는 거임. 근데 나는 뭔가 *더* 필요함! 규칙을 아는데도 못 지키고, 내 안의 죄의 힘이 내 최선의 의도를 계속 방해함. 분명히 도움이 필요함! 선하게 살고 싶은데, 그냥 안 됨. 의지는 있는데, 실행이 안 됨. 내 결정은, 있다 치면, 행동으로 이어지지 않음. 내 깊은 곳의 뭔가가 매번 나를 방해함.</w:t>
+              <w:t>진짜 내가 하는 게 아님; 내 안에 사는 죄가 하는 거임. 근데 나는 뭔가 *더* 필요함! 규칙을 아는데도 못 지키고, 내 안의 죄의 힘이 내 최선의 의도를 계속 방해함. 분명히 도움이 필요함! 나한테는 안 된다는 걸 깨달음. 의지는 있는데, *실행*이 안 됨. 선을 행하기로 결심하는데, 진짜로는 안 함; 악을 행하지 않기로 결심하는데, 결국 하고 말음. 내 결정은, 있다 치면, 행동으로 이어지지 않음. 내 깊은 곳의 뭔가가 잘못됐고, 매번 나를 이김.</w:t>
             </w:r>
           </w:p>
         </w:tc>
@@ -6052,7 +6052,7 @@
               <w:rPr>
                 <w:sz w:val="18"/>
               </w:rPr>
-              <w:t>So, check it. When Jesus, the Messiah, showed up, he totally sorted out this massive problem we had. If you're on Team Jesus, you don't have to walk around under a dark cloud all the time. There's a new power in the game. The Holy Spirit, who brings life, has swooped in like a boss and totally cleared the air. You're free from being bossed around by sin and death.</w:t>
+              <w:t>So, check it. When Jesus, the Messiah, showed up, he totally sorted out this massive problem we had. If you're in Christ, you don't have to walk around under a dark cloud all the time. A new power is in operation. The Spirit of life in Christ, like a strong wind, has magnificently cleared the air. You're free from being bossed around by sin and death.</w:t>
             </w:r>
           </w:p>
         </w:tc>
@@ -6131,7 +6131,7 @@
               <w:rPr>
                 <w:sz w:val="18"/>
               </w:rPr>
-              <w:t>God didn't mess around. He sent his own Son, Jesus, to deal with our messed-up situation head-on. Jesus became one of us, diving right into our chaotic lives to fix things for good. The old rules were like a weak Band-Aid on a massive wound – they just couldn't fix the deep problem of sin. But now, the Spirit is doing for us what we could never do for ourselves. We just have to trust him.</w:t>
+              <w:t>God didn't mess around. He sent his own Son, Jesus, to deal with our messed-up situation head-on. He didn't treat it like some distant, unimportant problem. Jesus became one of us, diving right into our chaotic lives to fix things for good. The old rules were like a weak Band-Aid on a massive wound – they just couldn't fix the deep problem of sin. But now, the Spirit is doing for us what we could never do for ourselves. We just have to trust him.</w:t>
             </w:r>
           </w:p>
         </w:tc>
@@ -6202,7 +6202,7 @@
               <w:rPr>
                 <w:sz w:val="18"/>
               </w:rPr>
-              <w:t>People who try to be good on their own are just flexing their moral muscles in the mirror but never actually doing anything. But if you trust God, his Spirit lives in you, and that's a total game-changer. Being self-obsessed is a dead end. Focusing on God is like stepping into an open world with no limits. If you're all about yourself, you're basically running off from God, and he's not a fan of that.</w:t>
+              <w:t>People who think they can do it on their own end up obsessed with measuring their own moral muscle in the mirror but never actually exercising it in real life. But if you trust God's action in you, you'll find that God's Spirit is in you—living and breathing God! Being self-obsessed is a dead end. Paying attention to God leads us out into the open, into a spacious, free life. If you're all about yourself, you're ignoring God, ending up thinking more about yourself than about him. You're ignoring who God is and what he's doing, and he's not pleased at being ignored.</w:t>
             </w:r>
           </w:p>
         </w:tc>
@@ -6225,7 +6225,7 @@
               <w:rPr>
                 <w:sz w:val="18"/>
               </w:rPr>
-              <w:t>혼자 착해지려고 하는 사람들은 거울 앞에서 도덕적 근육만 재다가 끝나고, 진짜 삶에서는 아무것도 안 함. 근데 하나님을 신뢰하면, 그분의 영이 너 안에 살고, 그게 완전히 판도를 바꾸는 일임. 자기에게 집착하는 건 막다른 길임; 하나님께 주목하는 건 제한 없는 오픈 월드로 들어가는 것 같음. 네가 너밖에 모르면, basically 하나님한테서 도망치는 거고, 그분은 그걸 별로 안 좋아하심.</w:t>
+              <w:t>혼자 할 수 있다고 생각하는 사람들은 거울 앞에서 도덕적 근육만 재다가 끝나고, 진짜 삶에서는 절대 실천 안 함. 근데 하나님의 역사하심을 신뢰하면, 그분의 영이 너 안에 계신 걸 발견하게 됨—살아 숨 쉬는 하나님! 자기에게 집착하는 건 막다른 길임; 하나님께 주목하면 탁 트인 곳으로, 넓고 자유로운 삶으로 나가게 됨. 네가 너밖에 모르면, 하나님을 무시하는 거고, 하나님보다 너를 더 생각하게 됨. 하나님이 누군지, 뭘 하고 계신지 무시하는 거고, 그분은 무시당하는 걸 기뻐하지 않으심.</w:t>
             </w:r>
           </w:p>
         </w:tc>
@@ -6273,7 +6273,7 @@
               <w:rPr>
                 <w:sz w:val="18"/>
               </w:rPr>
-              <w:t>But if God is living in you, you're not thinking about yourself all the time. If someone doesn't have the Spirit of Christ, they're not on the team. But for you who have the Spirit, even though you still mess up, you're living on God's terms. And if the same God who brought Jesus back from the dead is living in you, he's going to give you a powerful shift and bring you to life too. With his Spirit in you, you're as alive as Christ!</w:t>
+              <w:t>But if God is living in you, you're not thinking about yourself all the time. If someone doesn't have the Spirit of Christ, they're not on the team. But for you who have the Spirit, even though you still mess up, you're living on God's terms. And if the same God who brought Jesus back from the dead is living in you, he'll do the same thing in you that he did in Jesus, bringing you alive to himself. When God lives and breathes in you—and he does, as surely as he did in Jesus—you are delivered from that dead life. With his Spirit in you, your body will be as alive as Christ's!</w:t>
             </w:r>
           </w:p>
         </w:tc>
@@ -6296,7 +6296,7 @@
               <w:rPr>
                 <w:sz w:val="18"/>
               </w:rPr>
-              <w:t>근데 하나님이 너 안에 살고 계시면, 네 생각만 하는 게 아님. 그리스도의 영이 없는 사람은 팀이 아님. 근데 영이 있는 너는, 아직 실수해도, 하나님의 조건으로 살고 있음. 그리고 예수님을 죽은 자 가운데서 살리신 바로 그 하나님이 너 안에 살고 계시면, 그분이 너에게 강력한 전환을 주시고 너도 살리실 거임. 그분의 영이 너 안에 계시니, 너는 그리스도만큼 살아 있음!</w:t>
+              <w:t>근데 하나님이 너 안에 살고 계시면, 네 생각만 하는 게 아님. 그리스도의 영이 없는 사람은 팀이 아님. 근데 영이 있는 너는, 아직 실수해도, 하나님의 조건으로 살고 있음. 그리고 예수님을 죽은 자 가운데서 살리신 바로 그 살아계신 하나님이 너의 삶으로 이사 오시면, 예수님 안에서 하신 걸 너 안에서도 하셔서 너를 살리실 거임. 하나님이 너 안에 살아 숨 쉬시면—예수님 안에서처럼 확실히—너는 그 죽은 삶에서 해방됨. 그분의 영이 너 안에 계시니, 너의 몸은 그리스도의 몸만큼 살아 있음!</w:t>
             </w:r>
           </w:p>
         </w:tc>
@@ -6344,7 +6344,7 @@
               <w:rPr>
                 <w:sz w:val="18"/>
               </w:rPr>
-              <w:t>So, you don't owe your old, selfish life anything. It's time to bury it and move on. God's Spirit is calling you to a new adventure.</w:t>
+              <w:t>So, you don't owe your old, do-it-yourself life one red cent. There's nothing in it for you, nothing at all. It's time to give it a decent burial and move on with your new life. God's Spirit is calling you. There are things to do and places to go!</w:t>
             </w:r>
           </w:p>
         </w:tc>
@@ -6367,7 +6367,7 @@
               <w:rPr>
                 <w:sz w:val="18"/>
               </w:rPr>
-              <w:t>그러니까, 네 옛 이기적인 삶한테 빚진 거 없음. 이제 묻고 앞으로 나아갈 시간임. 하나님의 성령이 너를 새로운 모험으로 부르고 계심.</w:t>
+              <w:t>그러니까, 네 옛 스스로-해내는 삶한테는 한 푼도 빚진 거 없음. 거기서 얻을 건 아무것도 없음, 전혀. 이제 제대로 묻어주고 새 삶으로 나아갈 시간임. 하나님의 성령이 너를 부르고 계심. 할 일이 있고, 갈 곳이 있음!</w:t>
             </w:r>
           </w:p>
         </w:tc>
@@ -6415,7 +6415,7 @@
               <w:rPr>
                 <w:sz w:val="18"/>
               </w:rPr>
-              <w:t>This new life isn't about being scared and hiding. It's about being excited for what's next, like, 'What's up, Dad?' God's Spirit confirms that we're his kids. And as his kids, we get an awesome inheritance. We'll go through the tough stuff with Jesus, but we'll also get to share in the good times with him.</w:t>
+              <w:t>This new life isn't about being scared and hiding. It's adventurously expectant, greeting God with a childlike 'What's next, Papa?' God's Spirit touches our spirits and confirms who we really are. We know who he is, and we know who we are: Father and children. And as his kids, we get an unbelievable inheritance. We'll go through the tough stuff with Jesus, but we'll also get to share in the good times with him.</w:t>
             </w:r>
           </w:p>
         </w:tc>
@@ -6438,7 +6438,7 @@
               <w:rPr>
                 <w:sz w:val="18"/>
               </w:rPr>
-              <w:t>이 새 삶은 무서워서 숨는 게 아님. 다음이 기대되는 거임, 마치 '아빠, 안녕?' 하는 것처럼. 하나님의 성령이 우리가 그분의 자녀임을 확인해 주심. 그리고 자녀로서 엄청난 유산을 받음. 예수님과 함께 힘든 시간을 겪겠지만, 그분과 함께 좋은 시간도 나눌 거임.</w:t>
+              <w:t>이 새 삶은 무서워서 숨는 게 아님. 모험을 기대하는 거임, 마치 어린아이가 '다음은 뭐지, 아빠?' 하고 인사하는 것처럼. 하나님의 성령이 우리 영을 만지셔서 우리가 진짜 누구인지 확인해 주심. 우리는 그분이 누군지 알고, 우리가 누군지 앎: 아버지와 자녀. 그리고 자녀로서 믿을 수 없는 유산을 받을 거임. 예수님과 함께 힘든 시간을 겪겠지만, 그분과 함께 좋은 시간도 나눌 거임.</w:t>
             </w:r>
           </w:p>
         </w:tc>
@@ -6557,7 +6557,7 @@
               <w:rPr>
                 <w:sz w:val="18"/>
               </w:rPr>
-              <w:t>It's like the whole world is pregnant and about to give birth to something amazing. The Spirit of God is arousing us within. We're also feeling the birth pangs. These sterile and barren bodies of ours are yearning for full deliverance. And we feel it too. We're waiting for our own life-changing moment, to be totally free. Waiting doesn't make us weaker; it makes us stronger and more excited.</w:t>
+              <w:t>It's like the whole world is pregnant and about to give birth to something amazing. The difficult times of pain throughout the world are simply birth pangs. But it's not only around us; it's within us too. The Spirit of God is arousing us within. We're also feeling the birth pangs. These sterile and barren bodies of ours are yearning for full deliverance. That is why waiting does not make us smaller, any more than waiting makes a pregnant mother smaller. We are enlarged in the waiting. We're waiting for our own life-changing moment, to be totally free. Waiting doesn't make us weaker; it makes us larger, and more joyful in expecting what's coming.</w:t>
             </w:r>
           </w:p>
         </w:tc>
@@ -6580,7 +6580,7 @@
               <w:rPr>
                 <w:sz w:val="18"/>
               </w:rPr>
-              <w:t>마치 온 세상이 임신해서 놀라운 걸 낳으려는 것처럼. 하나님의 영이 우리 안에서 우리를 깨우시고 계심. 우리도 산통을 느끼고 있음. 우리의 메마르고 불임인 이 몸이 완전한 해방을 갈망하고 있음. 우리도 그걸 느낌. 인생이 바뀌는 순간, 완전히 자유로워지는 순간을 기다리고 있음. 기다림이 우리를 약하게 만들지 않음; 더 강하고 더 설레게 만듦.</w:t>
+              <w:t>마치 온 세상이 임신해서 놀라운 걸 낳으려는 것처럼. 온 세상의 고통스러운 시간들은 그냥 산통임. 근데 우리 주변만이 아님; 우리 안에도 있음. 하나님의 영이 우리 안에서 우리를 깨우시고 계심. 우리도 산통을 느끼고 있음. 우리의 메마르고 불임인 이 몸이 완전한 해방을 갈망하고 있음. 그래서 기다림이 우리를 작아지게 하지 않음, 기다림이 임산부를 작아지게 하지 않는 것처럼. 우리는 기다리면서 커짐. 인생이 바뀌는 순간, 완전히 자유로워지는 순간을 기다리고 있음. 기다림이 우리를 약하게 만들지 않음; 더 크게, 더 기쁘게 기대하게 만듦.</w:t>
             </w:r>
           </w:p>
         </w:tc>
@@ -6699,7 +6699,7 @@
               <w:rPr>
                 <w:sz w:val="18"/>
               </w:rPr>
-              <w:t>God had a plan from the beginning. He decided to make us like his Son, Jesus. Jesus is the first in a new line of awesome humans. After God chose us, he called us, made us right with him, and he'll stick with us to the end. He's going to finish the amazing work he started in us.</w:t>
+              <w:t>God knew what he was doing from the very beginning. He decided from the outset to shape our lives along the same lines as the life of his Son. The Son stands first in the line of humanity he restored. We see the original and intended shape of our lives there in him. After God chose us, he called us by name, made us right with him, and he'll stick with us to the end, gloriously finishing the amazing work he started in us.</w:t>
             </w:r>
           </w:p>
         </w:tc>
@@ -6722,7 +6722,7 @@
               <w:rPr>
                 <w:sz w:val="18"/>
               </w:rPr>
-              <w:t>하나님은 처음부터 계획이 있으셨음. 우리를 그분의 아들 예수님처럼 만들기로 하셨음. 예수님은 멋진 새 인류의 첫 번째임. 하나님이 우리를 택하신 후, 이름으로 부르시고, 자신과 바르게 세우시고, 끝까지 함께하실 거임. 우리 안에서 시작하신 놀라운 일을 완성하실 거임.</w:t>
+              <w:t>하나님은 처음부터 뭘 하고 계신지 아셨음. 처음부터 우리 삶을 그분의 아들의 삶과 같은 선상에서 빚기로 하셨음. 아들은 그분이 회복하신 인류의 첫 번째임. 우리는 그분 안에서 우리 삶의 원래 의도된 모습을 봄. 하나님이 우리를 택하신 후, 이름으로 부르시고, 자신과 바르게 세우시고, 끝까지 함께하셔서 시작하신 놀라운 일을 영광스럽게 완성하실 거임.</w:t>
             </w:r>
           </w:p>
         </w:tc>
@@ -6786,7 +6786,7 @@
               <w:rPr>
                 <w:sz w:val="18"/>
               </w:rPr>
-              <w:t>So what's the takeaway? With God on our side, we can't lose. He gave up his own Son for us, so you know he's not going to hold back anything else from us. Who's going to mess with God's chosen people? Who's going to point a finger? Jesus died for us and came back to life, and right now he's in God's presence, sticking up for us. Nothing can separate us from Christ's love. Not trouble, not hard times, not hate, not hunger, not being homeless, not bullies, not backstabbers, not even the worst things you can imagine. Even when it feels like we're being taken out, none of it matters because Jesus loves us. I'm 100% sure that nothing – living or dead, angels or demons, today or tomorrow, high or low, anything you can think of – can get between us and God's love because of how Jesus has our back.</w:t>
+              <w:t>So what's the takeaway? With God on our side like this, how can we lose? If God didn't hesitate to put everything on the line for us, embracing our condition and exposing himself to the worst by sending his own Son, is there anything else he wouldn't gladly and freely do for us? Who would dare tangle with God by messing with one of God's chosen? Who would dare even point a finger? The One who died for us—who was raised to life for us!—is in God's presence at this very moment, sticking up for us. Do you think anyone can drive a wedge between us and Christ's love for us? There is no way! Not trouble, not hard times, not hatred, not hunger, not homelessness, not bullying threats, not backstabbing, not even the worst things listed in Scripture: They kill us in cold blood because they hate you. We're sitting ducks; they pick us off one by one. None of this fazes us because Jesus loves us. I'm absolutely convinced that nothing—nothing living or dead, angelic or demonic, today or tomorrow, high or low, thinkable or unthinkable—absolutely nothing can get between us and God's love, because of the way Jesus, our Master, has embraced us.</w:t>
             </w:r>
           </w:p>
         </w:tc>
@@ -6969,7 +6969,7 @@
               <w:rPr>
                 <w:sz w:val="18"/>
               </w:rPr>
-              <w:t>For real, I gotta tell you something that’s been weighing on me heavy. I’m not even capping, Jesus and the Holy Spirit know I’m telling the truth. I’m super bummed about my people, the Israelites. I’d totally take a massive L for them if it meant they could get a W with the Messiah. They’re my crew, my family. They had all the perks—the inside scoop on God, the promises, the sickest family tree that even led to Jesus, who is God over everything. They had everything going for them.</w:t>
+              <w:t>For real, I need you to know I'm carrying around a huge sorrow. It's an enormous pain deep inside me, and I'm never free of it. I'm not exaggerating—Christ and the Holy Spirit are my witnesses. It's the Israelites. If there were any way I could be cursed by the Messiah so they could be blessed by him, I'd do it in a minute. They're my family. I grew up with them. They had everything going for them—family, glory, covenants, revelation, worship, promises, to say nothing of being the people who produced the Messiah, the Christ, who is God over everything, always. Oh, yes!</w:t>
             </w:r>
           </w:p>
         </w:tc>
@@ -6992,7 +6992,7 @@
               <w:rPr>
                 <w:sz w:val="18"/>
               </w:rPr>
-              <w:t>솔직히, 나한테 항상 따라다니는 무거운 슬픔이 있음. 얼마나 깊은지 너네가 알았으면 좋겠음. 절대 안 사라지는 마음의 아픈 고통 같은 거임. 과장 아님. 그리스도가 내가 진실을 말한다는 걸 아심; 성령님이 인도하는 내 양심이 뒷받침함. 도움이 된다면 내 구원을 내 민족, 내 동료 유대인들과 바꾸겠음. 그들은 다 가졌음: 입양, 영광, 언약, 율법, 예배, 약속. 족장들도 가졌고, 그들에게서 메시아가 나오셨는데, 그분은 모든 것 위의 하나님이심. 그분을 영원히 찬양! 아멘.</w:t>
+              <w:t>솔직히, 나한테 항상 따라다니는 무거운 슬픔이 있음. 얼마나 깊은지 너네가 알았으면 좋겠음. 절대 안 사라지는 마음의 아픈 고통 같은 거임. 과장 아님. 그리스도가 내가 진실을 말한다는 걸 아심; 성령님이 인도하는 내 양심이 뒷받침함. 도움이 된다면 내 구원을 내 민족, 내 동료 유대인들과 바꾸겠음. 그들은 내 가족임. 그들과 함께 자랐음. 그들은 다 가졌음: 입양, 영광, 언약, 율법, 예배, 약속. 족장들도 가졌고, 그들에게서 메시아가 나오셨는데, 그분은 모든 것 위의 하나님이심. 그분을 영원히 찬양! 아멘.</w:t>
             </w:r>
           </w:p>
         </w:tc>
@@ -7040,7 +7040,7 @@
               <w:rPr>
                 <w:sz w:val="18"/>
               </w:rPr>
-              <w:t>But don't get it twisted and think God's plan glitched or something. This has been the deal for a minute. Just 'cause you were born an Israelite doesn't mean you're automatically in God's inner circle. It was never about your bloodline, but about God's promise. Remember Abraham? God chose Isaac to be the one to carry on the family legacy, not just any of his kids. It was a God-pick, not a blood-pick. God was like, "Next year, Sarah's having a son, and he's the one."</w:t>
+              <w:t>But don't for a second think that God's Word has malfunctioned. The problem goes way back. Just because you were born an Israelite doesn't mean you're automatically part of the Israel God has in mind. It's not about your bloodline; it's about God's promise. Remember Abraham? God chose Isaac to carry on the family promise, not just any of his kids. It was God's choice, not a bloodline thing. Remember what God promised Abraham: "At the appointed time I will return, and Sarah will have a son."</w:t>
             </w:r>
           </w:p>
         </w:tc>
@@ -7063,7 +7063,7 @@
               <w:rPr>
                 <w:sz w:val="18"/>
               </w:rPr>
-              <w:t>하나님이 뭔가 잘못하셨다고 1초도 생각하지 마. 문제는 완전 옛날로 거슬러 올라감. 육체적으로 이스라엘의 후손이라고 해서 영적으로 이스라엘인 건 아님. 아브라함의 자식이라고 자동으로 상속자가 되는 게 아님. 하나님이 아브라함에게 말씀하셨음, '이삭을 통해 네 후손이 세어질 거야.' 그건 육체의 자녀가 하나님의 자녀가 아니라, 약속의 자녀라는 뜻임.</w:t>
+              <w:t>하나님이 뭔가 잘못하셨다고 1초도 생각하지 마. 문제는 완전 옛날로 거슬러 올라감. 육체적으로 이스라엘의 후손이라고 해서 영적으로 이스라엘인 건 아님. 아브라함의 자식이라고 자동으로 상속자가 되는 게 아님. 하나님이 아브라함에게 말씀하셨음, '이삭을 통해 네 후손이 세어질 거야.' 약속을 기억함: '정해진 때에 내가 돌아올 거고, 사라가 아들을 낳을 거야.' 그건 육체의 자녀가 하나님의 자녀가 아니라, 약속의 자녀라는 뜻임.</w:t>
             </w:r>
           </w:p>
         </w:tc>
@@ -7111,7 +7111,7 @@
               <w:rPr>
                 <w:sz w:val="18"/>
               </w:rPr>
-              <w:t>And it wasn't a one-time thing. Check out what happened with Rebecca's twins, Jacob and Esau. Before they were even born, before they could do anything good or bad, God had already decided the older twin would be second fiddle to the younger one. God's plan isn't some random, hit-or-miss deal. He's the one calling the shots. He basically said, "Jacob's my boy, but I'm walking away from Esau."</w:t>
+              <w:t>And it wasn't a one-time thing. Check out what happened with Rebecca's twins, Jacob and Esau. Before they were even born, before they could do anything good or bad, God had already decided the older twin would be second fiddle to the younger one. God's plan isn't some random, hit-or-miss deal. He's the one calling the shots. He said, "Jacob's my boy, but I'm walking away from Esau."</w:t>
             </w:r>
           </w:p>
         </w:tc>
@@ -7182,7 +7182,7 @@
               <w:rPr>
                 <w:sz w:val="18"/>
               </w:rPr>
-              <w:t>So now you're probably thinking, "Whoa, that's not fair!" But hold up. God told Moses, "I show mercy to whoever I want to show mercy to." It's not about us trying to be good enough; it's all about God's mercy. He even told the Pharaoh that he was just a side character in God's big story of salvation. The point is, God makes the first move. He's the shot-caller.</w:t>
+              <w:t>So now you're probably thinking, "Whoa, that's not fair!" But hold up. God told Moses, "I show mercy to whoever I want to show mercy to." It's not about us trying to be good enough; it's all about God's mercy. He even told Pharaoh, "I picked you as a bit player in this drama of my salvation power." All we're saying is that God has the first word, starting the action where we play our part, for good or for bad.</w:t>
             </w:r>
           </w:p>
         </w:tc>
@@ -7253,7 +7253,7 @@
               <w:rPr>
                 <w:sz w:val="18"/>
               </w:rPr>
-              <w:t>And you can't just be like, 'Well, if God's in charge of everything, how can He blame us?'</w:t>
+              <w:t>Are you going to object, "So how can God blame us for anything since he's in charge of everything? If the big decisions are already made, what say do we have in it?"</w:t>
             </w:r>
           </w:p>
         </w:tc>
@@ -7276,7 +7276,7 @@
               <w:rPr>
                 <w:sz w:val="18"/>
               </w:rPr>
-              <w:t>'근데 하나님이 모든 걸 주관하시면, 어떻게 우리를 탓하실 수 있음?'이라고 말할 순 없음.</w:t>
+              <w:t>'근데 하나님이 모든 걸 주관하시면, 어떻게 우리를 탓하실 수 있음? 큰 결정이 이미 다 내려졌다면, 우리가 뭘 할 수 있음?'이라고 반박할 거임?</w:t>
             </w:r>
           </w:p>
         </w:tc>
@@ -7705,7 +7705,7 @@
               <w:rPr>
                 <w:sz w:val="18"/>
               </w:rPr>
-              <w:t>For real, all I want is for my people, the Israelites, to be saved. I'm praying for it 24/7. They're super passionate about God, I'll give them that, but they're going about it all wrong. They're trying to earn their way to God by following a bunch of rules, like it's a DIY project. They've set up their own little 'salvation stores' selling fakes, when God's got the real deal right there. They've been trying to do it their own way for ages, and they've got nothing to show for it.</w:t>
+              <w:t>For real, all I want is for my people, the Israelites, to be saved. I'm praying for it 24/7. They're super passionate about God, I'll give them that, but they're going about it all wrong. They're trying to earn their way to God by following a bunch of rules, like it's a DIY project. They've set up their own little 'salvation stores' selling fakes, when God's got the real deal right there. They've been trying to do it their own way for ages, and they've got nothing to show for it. The earlier revelation was meant to get us ready for the Messiah, who then puts everything right for those who trust him to do it.</w:t>
             </w:r>
           </w:p>
         </w:tc>
@@ -7728,7 +7728,7 @@
               <w:rPr>
                 <w:sz w:val="18"/>
               </w:rPr>
-              <w:t>진짜로, 내 민족 이스라엘 사람들이 구원받는 게 내가 원하는 전부임. 24시간 기도함. 그들이 하나님에 대해 엄청 열정적인 건 인정함, 근데 완전히 잘못 가고 있음. 규칙 잔뜩 지키면서 하나님께 가는 길을 벌려고 함, 마치 DIY 프로젝트처럼. 자기들만의 작은 '구원 상점'을 차려서 가짜를 팔고 있음, 하나님이 바로 거기에 진짜를 갖고 계신데. 오랫동안 자기들 방식대로 해왔는데, 남은 게 하나도 없음.</w:t>
+              <w:t>진짜로, 내 민족 이스라엘 사람들이 구원받는 게 내가 원하는 전부임. 24시간 기도함. 그들이 하나님에 대해 엄청 열정적인 건 인정함, 근데 완전히 잘못 가고 있음. 규칙 잔뜩 지키면서 하나님께 가는 길을 벌려고 함, 마치 DIY 프로젝트처럼. 자기들만의 작은 '구원 상점'을 차려서 가짜를 팔고 있음, 하나님이 바로 거기에 진짜를 갖고 계신데. 오랫동안 자기들 방식대로 해왔는데, 남은 게 하나도 없음. 이전 계시는 메시아를 맞이할 준비를 시키려는 거였고, 그 메시아가 그분을 신뢰하는 사람들을 위해 모든 걸 바로잡으심.</w:t>
             </w:r>
           </w:p>
         </w:tc>
@@ -7792,7 +7792,7 @@
               <w:rPr>
                 <w:sz w:val="18"/>
               </w:rPr>
-              <w:t>The whole point of the old rules was to get everyone ready for Jesus. He's the one who makes everything right with God for anyone who trusts in him. Moses even said that trying to be perfect by following all the rules is a total grind. But trusting God is a whole different story. You don't have to do some epic quest to find Jesus; he's right here. The secret sauce is super simple. Just say it out loud: "Jesus is the boss." And believe in your heart that God raised him from the dead. That's it. You're not earning your way to heaven; you're just trusting God to do the heavy lifting. That's how you get saved. When you believe it in your heart and say it with your mouth, you're in.</w:t>
+              <w:t>The whole point of the old rules was to get everyone ready for Jesus. He's the one who makes everything right with God for anyone who trusts in him. Moses even said that trying to be perfect by following all the rules is a total grind. But trusting God is a whole different story. You don't have to make some precarious climb up to heaven to find Jesus; the word that saves is right here, as near as the tongue in your mouth, as close as the heart in your chest. It's super simple. Just say it out loud: "Jesus is the boss." And believe in your heart that God raised him from the dead. That's it. You're not earning your way to heaven; you're just trusting God to do the heavy lifting. That's how you get saved. When you believe it in your heart and say it with your mouth, you're in.</w:t>
             </w:r>
           </w:p>
         </w:tc>
@@ -7815,7 +7815,7 @@
               <w:rPr>
                 <w:sz w:val="18"/>
               </w:rPr>
-              <w:t>옛 규칙의 전체 포인트는 모두를 예수님께 준비시키는 거였음. 그분이 하나님과 모든 걸 바로잡는 분이심, 그분을 신뢰하는 누구에게든. 모세도 모든 규칙을 지켜서 완벽해지려는 건 완전 노가다라고 말했음. 근데 하나님을 신뢰하는 건 완전 다른 얘기임. 예수님을 찾으려고 무슨 대단한 퀘스트를 할 필요 없음; 그분은 바로 여기 계심. 비법은 엄청 간단함. 그냥 입으로 말함: '예수님이 보스이심.' 그리고 마음으로 하나님이 그분을 죽은 자 가운데서 살리셨다고 믿음. 그게 다임. 천국 가는 길을 스스로 벌어들이는 게 아님; 그냥 하나님이 무거운 걸 들어주시는 걸 신뢰하는 거임. 그렇게 구원받음. 마음으로 믿고 입으로 말하면, 넌 된 거임.</w:t>
+              <w:t>옛 규칙의 전체 포인트는 모두를 예수님께 준비시키는 거였음. 그분이 하나님과 모든 걸 바로잡는 분이심, 그분을 신뢰하는 누구에게든. 모세도 모든 규칙을 지켜서 완벽해지려는 건 쉽지 않다고 말했음—삶의 모든 디테일이 작은 글씨로 규제됨. 근데 하나님이 우리 안에 바른 삶을 빚으시게 신뢰하는 건 완전 다른 얘기임. 예수님을 찾으려고 하늘까지 위태롭게 올라갈 필요 없음; 구원하는 말씀은 바로 여기 있음, 입 안의 혀만큼 가깝고, 가슴 속 심장만큼 가까움. 엄청 간단함. 그냥 입으로 말함: '예수님이 주님이심.' 그리고 마음으로 하나님이 그분을 죽은 자 가운데서 살리셨다고 믿음. 그게 다임. 천국 가는 길을 스스로 벌어들이는 게 아님; 그냥 하나님이 무거운 걸 들어주시는 걸 신뢰하는 거임. 그렇게 구원받음. 마음으로 믿고 입으로 말하면, 넌 된 거임.</w:t>
             </w:r>
           </w:p>
         </w:tc>
@@ -7863,7 +7863,7 @@
               <w:rPr>
                 <w:sz w:val="18"/>
               </w:rPr>
-              <w:t>The old book says that anyone who trusts in God will never be let down. And it doesn't matter who you are or where you come from. God's the same for everyone, and he's super generous to everyone who asks for his help. If you call on God, he'll be there for you.</w:t>
+              <w:t>Scripture reassures us: anyone who trusts God like this—heart and soul—will never regret it. It's exactly the same no matter what your religious background is: the same God for all of us, acting the same incredibly generous way to everyone who calls out for help. Everyone who calls, "Help, God!" gets help.</w:t>
             </w:r>
           </w:p>
         </w:tc>
@@ -7886,7 +7886,7 @@
               <w:rPr>
                 <w:sz w:val="18"/>
               </w:rPr>
-              <w:t>성경이 대놓고 말함: '그분을 신뢰하는 모든 사람은 절대 부끄러움을 당하지 않을 거임.' 유대인이든 아니든 상관없음; 하나님은 그분을 부르는 모든 사람에게 똑같이 놀라운 조건을 주심. '주의 이름을 부르는 모든 사람은 구원받을 거임.'</w:t>
+              <w:t>성경이 우리를 안심시킴: '이렇게—마음과 영혼으로—하나님을 신뢰하는 사람은 절대 후회하지 않을 거임.' 종교적 배경이 뭐든 똑같음: 우리 모두에게 같은 하나님, 도움을 구하는 모든 사람에게 똑같이 놀랍도록 관대하게 행동하심. '"도와줘요, 하나님!" 하고 부르는 모든 사람은 도움을 받음.'</w:t>
             </w:r>
           </w:p>
         </w:tc>
@@ -8260,7 +8260,7 @@
               <w:rPr>
                 <w:sz w:val="18"/>
               </w:rPr>
-              <w:t>So, does this mean God's totally done with Israel? Like, he's walking away from them for good? No way. Don't forget, I'm an Israelite myself, a descendant of Abraham from the tribe of Benjamin. You can't get more legit than that. So, God's not ditching his people. He's been with them for way too long and has invested too much to just walk away.</w:t>
+              <w:t>So, does this mean God's totally done with Israel? Like, he's walking away from them for good? No way. Don't forget, I'm an Israelite myself, a descendant of Abraham from the tribe of Benjamin. God hasn't turned his back on his people. He's stuck with them from the very beginning, and he's not about to quit now.</w:t>
             </w:r>
           </w:p>
         </w:tc>
@@ -8283,7 +8283,7 @@
               <w:rPr>
                 <w:sz w:val="18"/>
               </w:rPr>
-              <w:t>그래서, 하나님이 자기 백성을 그냥 버리심? 절대 아님! 나도 이스라엘 사람임, 아브라함 가문, 베냐민 지파 출신. 하나님은 처음부터 택하신 백성을 버리지 않으셨음.</w:t>
+              <w:t>그래서, 하나님이 자기 백성을 그냥 버리심? 절대 아님! 나도 이스라엘 사람임, 아브라함 가문, 베냐민 지파 출신. 하나님은 자기 백성에게 등을 돌리지 않으셨음. 처음부터 그들과 함께하셨고, 지금 그만두실 생각이 없음.</w:t>
             </w:r>
           </w:p>
         </w:tc>
@@ -8363,7 +8363,7 @@
               <w:rPr>
                 <w:sz w:val="18"/>
               </w:rPr>
-              <w:t>Remember that time Elijah was complaining to God about Israel? He was all like, "God, they took out your prophets and wrecked your altars. I'm the only one left, and now they're coming for me!" And what did God say back? "I've still got a 7,000-person deep crew who are ride-or-die." It's the same deal today. There's a small but super-loyal group still hanging on. They're not in it for what they can get; they're just all-in on God's grace and his plan. If it was just about them, they would've bounced a long time ago.</w:t>
+              <w:t>Remember that time Elijah was complaining to God about Israel? He was all like, "God, they took out your prophets and wrecked your altars. I'm the only one left, and now they're coming for me!" And what did God say back? "Quiet, Elijah! I have another 7,000 who have never knelt to Baal. And they're still here, holding on." It's the same deal today. There's a small but super-loyal group still hanging on. They're not in it for what they can get; they're just all-in on God's grace and his plan. If it was just about them, they would've bounced a long time ago.</w:t>
             </w:r>
           </w:p>
         </w:tc>
@@ -8386,7 +8386,7 @@
               <w:rPr>
                 <w:sz w:val="18"/>
               </w:rPr>
-              <w:t>엘리야에 대해 성경이 뭐라고 하는지 기억 안 남? 그가 이스라엘 사람들에 대해 하나님께 불평했음: '하나님, 그들이 주의 선지자들을 죽이고 주의 제단을 헐었어요. 나만 남았는데, 이제 나까지 죽이려고 해요!' 근데 하나님이 말씀하셨음, '진정해, 엘리야. 바알에게 절하지 않은 7,000명이 있음.' 지금도 같음. 하나님이 너그러우셔서 택하신 작은 무리가 있음. 그리고 너그러우셔서라면, 그들이 한 일 때문이 아님. 그렇지 않으면 너그러움이 너그러움이 아님.</w:t>
+              <w:t>엘리야에 대해 성경이 뭐라고 하는지 기억 안 남? 그가 이스라엘 사람들에 대해 하나님께 불평했음: '하나님, 그들이 주의 선지자들을 죽이고 주의 제단을 헐었어요. 나만 남았는데, 이제 나까지 죽이려고 해요!' 근데 하나님이 말씀하셨음, '조용히 해, 엘리야! 바알에게 무릎 꿇지 않은 7,000명이 또 있음. 그리고 그들은 여전히 여기 있고, 버티고 있음.' 지금도 같음. 하나님이 너그러우셔서 택하신 작은 무리가 있음. 그리고 너그러우셔서라면, 그들이 한 일 때문이 아님. 그렇지 않으면 너그러움이 너그러움이 아님.</w:t>
             </w:r>
           </w:p>
         </w:tc>
@@ -8458,7 +8458,7 @@
               <w:rPr>
                 <w:sz w:val="18"/>
               </w:rPr>
-              <w:t>So what's the deal? When Israel tried to do things their own way, they failed. The real chosen ones were the ones who let God do his thing in them, and they got his seal of approval. The rest of them just got stubborn and closed off to God. Moses and Isaiah even called it out, saying God basically let them go away in their own hype. And David said he hoped they'd get sick of their own selfish ways.</w:t>
+              <w:t>So what's the deal? When Israel tried to do things their own way, they didn't get what they were after. The selected few got a firm grip on God and his promises. But the rest are still fumbling around. Scripture says it like this: God put them into a deep sleep. He shut their eyes. He plugged their ears. So they never got to see, hear, or think about what was going on. David said it even better: Let their table become a trap, a trap for catching them in the act. Let their eyes be blinded and their backs be bent. Let them stay that way!</w:t>
             </w:r>
           </w:p>
         </w:tc>
@@ -8574,7 +8574,7 @@
               <w:rPr>
                 <w:sz w:val="18"/>
               </w:rPr>
-              <w:t>So, are they out for the count? Is it game over for them? Not a chance. It's actually pretty wild because when they walked away, it opened the door for everyone else to come in. And now, seeing all these outsiders join the party, the Israelites are starting to feel a little jealous. If them leaving caused this huge wave of people to come to God, imagine what will happen when they come back! It's gonna be epic.</w:t>
+              <w:t>So, are they out for the count? Is it game over for them? Not a chance. It's actually pretty wild because when they walked away, it opened the door for everyone else to come in. And now, seeing all these outsiders join the party, the Israelites are starting to feel a little jealous. If them leaving caused this huge wave of people to come to God, imagine what will happen when they come back! It's going to be a massive homecoming.</w:t>
             </w:r>
           </w:p>
         </w:tc>
@@ -8716,7 +8716,7 @@
               <w:rPr>
                 <w:sz w:val="18"/>
               </w:rPr>
-              <w:t>Think of it like this: there's a super-strong, God-planted root. If the root is legit, the fruit's gonna be fire. Some of the OG branches got snipped, and you guys, who were like wild weeds, got grafted in. But don't get it twisted—you're getting your life from that root, not the other way around. So don't go flexing on the branches that got cut.</w:t>
+              <w:t>Think of it like this: behind and underneath all this there's a holy, God-planted, God-tended root. If the primary root of the tree is holy, there's bound to be some holy fruit. Some of the tree's branches were pruned, and you wild olive shoots were grafted in. Yet the fact that you are now fed by that rich and holy root gives you no cause to brag over the pruned branches. Remember, you aren't feeding the root; the root is feeding you.</w:t>
             </w:r>
           </w:p>
         </w:tc>
@@ -8739,7 +8739,7 @@
               <w:rPr>
                 <w:sz w:val="18"/>
               </w:rPr>
-              <w:t>반죽의 첫 부분이 거룩하면, 온 덩어리가 거룩함. 뿌리가 거룩하면, 가지들도 거룩함. 원래 가지 중 몇 개가 꺾였고, 너는 돌올리브 가지처럼 접붙여졌음. 이제 뿌리에서 오는 모든 좋은 걸 받고 있음. 그러니까 원래 가지보다 낫다고 자랑하지 마. 네가 뿌리를 받치는 게 아님; 뿌리가 너를 받치는 거임.</w:t>
+              <w:t>이렇게 생각해 봐: 이 모든 것 뒤와 밑에는 거룩하고, 하나님이 심고 하나님이 가꾸는 뿌리가 있음. 나무의 주뿌리가 거룩하면, 거룩한 열매가 나올 거임. 나무 가지 중 몇 개가 가지치기되고, 너희 돌올리브 새싹이 접붙여졌음. 근데 이제 그 풍성하고 거룩한 뿌리에서 양분 받는다고 해서, 잘린 가지들 앞에서 뽐낼 이유는 없음. 기억해, 네가 뿌리를 먹이는 게 아님; 뿌리가 너를 먹이는 거임.</w:t>
             </w:r>
           </w:p>
         </w:tc>
@@ -8787,7 +8787,7 @@
               <w:rPr>
                 <w:sz w:val="18"/>
               </w:rPr>
-              <w:t>You might be thinking, 'Well, they got cut so I could get in!' True, but they got cut because they were dead weight and you got in because you trusted God. So don't get cocky. Stay humble.</w:t>
+              <w:t>You might be thinking, 'Well, they got cut so I could get in!' Well and good. But they were pruned because they were deadwood, no longer connected by faith and trust to the root, and you are there because of faith, connected to the root. So don't get cocky and strut your branch. Be humbly mindful of what it means to be grafted in.</w:t>
             </w:r>
           </w:p>
         </w:tc>
@@ -8810,7 +8810,7 @@
               <w:rPr>
                 <w:sz w:val="18"/>
               </w:rPr>
-              <w:t>'그들이 잘려서 내가 들어올 수 있었지!'라고 생각할 수도 있음. 맞음, 근데 그들은 쓸모없는 가지라서 잘렸고, 너는 하나님을 신뢰해서 들어온 거임. 그러니까 잘난 체하지 마. 겸손하게 있어.</w:t>
+              <w:t>'그들이 잘려서 내가 접붙여질 수 있었지!'라고 말할 수도 있음. 그래, 좋음. 근데 그들은 믿음과 신뢰로 뿌리에 연결되지 않은 채 죽은 나무라서 가지치기된 거고, 너는 믿음 때문에, 뿌리에 연결되어서 거기 있는 거임. 그러니까 잘난 체하며 가지를 흔들지 마. 접붙여진다는 게 뭔지 겸손하게 생각해.</w:t>
             </w:r>
           </w:p>
         </w:tc>
@@ -8858,7 +8858,7 @@
               <w:rPr>
                 <w:sz w:val="18"/>
               </w:rPr>
-              <w:t>If God didn't hesitate to snip the original branches, he won't think twice about you. He's both super kind and super strict. He's ruthless with the dead weight but gentle with the new growth. But don't take his kindness for granted. The second you become dead weight, it's game over.</w:t>
+              <w:t>If God didn't think twice about taking pruning shears to the natural branches, why would he hesitate over you? He'd just as soon give you the same chop. Make sure you stay alert to these qualities of gentle kindness and ruthless severity that exist side by side in God—ruthless with the deadwood, gentle with the grafted shoot. But don't presume on this gentleness. The moment you become deadwood, it's game over.</w:t>
             </w:r>
           </w:p>
         </w:tc>
@@ -8881,7 +8881,7 @@
               <w:rPr>
                 <w:sz w:val="18"/>
               </w:rPr>
-              <w:t>하나님이 원래 가지 자르는 걸 주저하지 않으셨으면, 너라고 두 번 생각 안 하심. 그분은 엄청 친절하시면서 엄청 엄격하심. 쓸모없는 가지한테는 가차없지만, 새싹한테는 부드러우심. 근데 그분의 친절을 당연하게 여기지 마. 네가 쓸모없는 가지가 되는 순간, 게임 오버임.</w:t>
+              <w:t>하나님이 원래 가지에 가지치기 가위를 대는 걸 두 번 생각하지 않으셨으면, 너한테는 왜 주저하시겠음? 똑같이 잘라버리실 거임. 하나님 안에 나란히 있는 이 부드러운 친절과 가차없는 엄격함을 꼭 기억해—죽은 나무한테는 가차없고, 접붙여진 새싹한테는 부드러우심. 근데 이 부드러움을 당연하게 여기지 마. 네가 죽은 나무가 되는 순간, 게임 오버임.</w:t>
             </w:r>
           </w:p>
         </w:tc>
@@ -8929,7 +8929,7 @@
               <w:rPr>
                 <w:sz w:val="18"/>
               </w:rPr>
-              <w:t>And don't feel all high and mighty about the branches on the ground. If they stop being dead weight, they can get grafted right back in. God can do that. If he can take you from the wild and graft you into his tree, he can definitely put the original branches back where they belong. Just be glad you're in the tree and hope for the best for everyone else.</w:t>
+              <w:t>And don't think that those branches on the ground are permanently grounded. If they turn around and put their trust in God, he'll graft them right back in. God can do that. He knows how. He's the one who does the grafting. If he can take you from the wild and graft you into his cultivated tree, he can definitely put the natural branches back where they belong.</w:t>
             </w:r>
           </w:p>
         </w:tc>
@@ -8952,7 +8952,7 @@
               <w:rPr>
                 <w:sz w:val="18"/>
               </w:rPr>
-              <w:t>근데 그들이 의심을 멈추고 신뢰하기 시작하면, 하나님이 그들을 다시 접붙이실 수 있음. 그분한테는 어렵지 않음. 네가 돌나무에서 잘려 좋은 나무에 접붙여졌다면(자연스럽지 않은 일인데), 하나님이 원래 가지들을 자기 나무에 다시 접붙이는 게 얼마나 더 쉬울까?</w:t>
+              <w:t>그리고 땅에 떨어진 그 가지들이 영원히 땅에 있다고 생각하지 마. 그들이 돌아서서 하나님을 신뢰하면, 하나님이 그들을 바로 다시 접붙이실 거임. 하나님이 그걸 하실 수 있음. 어떻게 하는지 아심. 접붙이는 분이 그분이심. 하나님이 너를 야생에서 가져와 재배된 나무에 접붙이실 수 있다면, 원래 가지들을 자기 자리로 돌려놓는 건 당연히 하실 수 있음.</w:t>
             </w:r>
           </w:p>
         </w:tc>
@@ -9061,7 +9061,7 @@
               <w:rPr>
                 <w:sz w:val="18"/>
               </w:rPr>
-              <w:t>I'm laying it all out for you because it's complicated, and I don't want you to get the wrong idea and think you're all that and they're nothing. That's not it at all. Israel's current cold shoulder towards God is just temporary. It's to make room for all the outsiders, so we can have a full house. In the end, all of Israel will be back together. Like the old-school prophets said: A hero's gonna roll in from Zion and totally clean house. And God promised to take away their sins.</w:t>
+              <w:t>I'm laying it all out for you because it's complicated, and I don't want you to get the wrong idea and think you're all that and they're nothing. That's not it at all. Israel's current refusal to respond is only temporary. It's a holding pattern until the outsiders have had their full chance. In the end, all of Israel will be back. That's exactly how the old prophets put it: A hero's coming from Zion, and he'll turn Israel's life around. He'll take away their sins. That's God's part of the covenant with them. When he takes away their sins, that'll be the sign that the covenant is in full force.</w:t>
             </w:r>
           </w:p>
         </w:tc>
@@ -9084,7 +9084,7 @@
               <w:rPr>
                 <w:sz w:val="18"/>
               </w:rPr>
-              <w:t>이거에 대해 무지했으면 안 됨, 친구들아. 여기에 비밀이 있고, 그걸로 잘난 체했으면 안 됨. 비유대인들의 완전한 수가 들어올 때까지 일부 이스라엘 사람들은 자기 방식에 갇혀 있음. 그리고 나서 온 이스라엘이 구원받을 거임. 성경이 말한 것처럼: '구원자가 시온에서 와서 야곱을 그의 경건하지 않은 길에서 돌이킬 거임. 내가 그들의 죄를 가져갈 때, 이게 그들과의 내 언약임.'</w:t>
+              <w:t>복잡해서 너네한테 다 설명하는 거임, 너네만 잘났고 그들은 아무것도 아니라는 잘못된 생각을 하지 않게. 전혀 그런 게 아님. 이스라엘의 지금 거부는 일시적임. 비유대인들이 완전한 기회를 가질 때까지 대기 패턴임. 결국 온 이스라엘이 돌아올 거임. 옛 선지자들이 정확히 이렇게 말했음: 구원자가 시온에서 오고, 이스라엘의 삶을 돌이킬 거임. 그들의 죄를 가져갈 거임. 그게 그들과의 언약에서 하나님의 몫임. 그분이 그들의 죄를 가져가실 때, 언약이 완전히 유효하다는 표시가 됨.</w:t>
             </w:r>
           </w:p>
         </w:tc>
@@ -9132,7 +9132,7 @@
               <w:rPr>
                 <w:sz w:val="18"/>
               </w:rPr>
-              <w:t>From your perspective, it might look like the Jews are God's enemies. But from God's long-term view, they're still his oldest friends. God's gifts and his call are for life—no take-backs.</w:t>
+              <w:t>From your point of view, the Jews might look like God's enemies because they've been turning down one offer after another. But from God's long-range view, they're his oldest friends. God's gifts and God's call are under full warranty—never canceled, never rescinded.</w:t>
             </w:r>
           </w:p>
         </w:tc>
@@ -9155,7 +9155,7 @@
               <w:rPr>
                 <w:sz w:val="18"/>
               </w:rPr>
-              <w:t>좋은 소식에 관한 한, 그들은 너네를 위해 원수임. 근데 하나님의 선택에 관한 한, 족장들 때문에 사랑받음. 하나님의 선물과 부르심은 취소될 수 없음.</w:t>
+              <w:t>너네 관점에서는, 유대인들이 하나님의 원수처럼 보일 수 있음, 제안이란 제안은 다 거절했으니까. 근데 하나님의 장기적 관점에서는, 그들은 그분의 가장 오래된 친구임. 하나님의 선물과 하나님의 부르심은 완전 보증 중—절대 취소 안 됨, 절대 철회 안 됨.</w:t>
             </w:r>
           </w:p>
         </w:tc>
@@ -9203,7 +9203,7 @@
               <w:rPr>
                 <w:sz w:val="18"/>
               </w:rPr>
-              <w:t>Not long ago, you were the ones on the outs with God. But then the Jews slammed the door on him, and that opened things up for you. Now they're on the outs, but because the door is wide open for you, they have a way back in. God makes sure everyone knows what it's like to be on the outside so he can be the one to welcome us all back in.</w:t>
+              <w:t>There was a time when you were on the outside looking in. You turned down God's invitations and went your own way. But then the Jews turned down God's invitation, and that opened things up for you. Now they're the ones on the outside, looking in. God has been making sure that everyone gets a turn at being on the outside. It's all part of his plan to bring everyone in.</w:t>
             </w:r>
           </w:p>
         </w:tc>
@@ -9226,7 +9226,7 @@
               <w:rPr>
                 <w:sz w:val="18"/>
               </w:rPr>
-              <w:t>얼마 전만 해도, 너네가 하나님과 사이가 안 좋은 쪽이었음. 근데 유대인들이 그분한테 문을 쾅 닫아버리면서, 너네한테 기회가 열렸음. 이제 그들이 밖에 있지만, 너네한테 문이 활짝 열려 있으니 돌아올 길이 있음. 하나님은 모두가 밖에 있는 게 어떤 건지 알게 하셔서, 그분이 우리 모두를 환영하시는 분이 되심.</w:t>
+              <w:t>얼마 전만 해도, 너네가 밖에서 안을 들여다보는 쪽이었음. 하나님의 초대를 거절하고 자기 길로 갔음. 근데 유대인들이 하나님의 초대를 거절하면서, 너네한테 기회가 열렸음. 이제 그들이 밖에 있고, 안을 들여다봄. 하나님은 모두가 밖에 있는 차례를 갖게 하셔서, 그분이 우리 모두를 안으로 데려오는 계획의 일부로 삼으심.</w:t>
             </w:r>
           </w:p>
         </w:tc>
@@ -9290,7 +9290,7 @@
               <w:rPr>
                 <w:sz w:val="18"/>
               </w:rPr>
-              <w:t>Have you ever seen anything as awesome as God's generosity and wisdom? It's totally next-level. We'll never fully get it. Who can explain God? Who's smart enough to tell him what to do? Who's ever done him a favor so big that God owes them? Everything comes from him, happens through him, and ends up in him. All the glory and praise to him, always. Yes. Yes. Yes.</w:t>
+              <w:t>Have you ever come on anything quite like this extravagant generosity of God, this deep, deep wisdom? It's way over our heads. We'll never figure it out. Is there anyone around who can explain God? Anyone smart enough to tell him what to do? Anyone who has done him such a huge favor that God has to ask his advice? Everything comes from him; everything happens through him; everything ends up in him. Always glory! Always praise! Yes. Yes. Yes.</w:t>
             </w:r>
           </w:p>
         </w:tc>
@@ -9313,7 +9313,7 @@
               <w:rPr>
                 <w:sz w:val="18"/>
               </w:rPr>
-              <w:t>하나님이 얼마나 놀라우심? 그분의 지혜와 지식이 얼마나 깊음? 아무도 그분의 결정을 알아내거나 그분의 길을 이해할 수 없음. 누가 하나님의 생각을 알 수 있음? 누가 그분께 조언할 수 있음? 누가 그분께 뭘 줘서 그분이 빚짐? 모든 게 그분에게서 와서, 그분을 통해 가고, 그분으로 끝남. 그분께 영원히 영광! 아멘.</w:t>
+              <w:t>하나님의 이 엄청난 관대함, 이 깊고 깊은 지혜 같은 걸 본 적 있음? 완전 우리 머리 위임. 절대 못 알아냄. 주변에 하나님을 설명할 수 있는 사람 있음? 그분께 뭘 하라고 할 만큼 똑똑한 사람? 하나님한테 조언을 구해야 할 만큼 큰 호의를 베푼 사람? 모든 게 그분에게서 오고; 모든 게 그분을 통해 일어나고; 모든 게 그분으로 끝남. 항상 영광! 항상 찬양! 그래. 그래. 그래.</w:t>
             </w:r>
           </w:p>
         </w:tc>
@@ -9473,7 +9473,7 @@
               <w:rPr>
                 <w:sz w:val="18"/>
               </w:rPr>
-              <w:t>Alright, so here's the deal. God's got your back, so listen up. Your everyday life—the whole routine of waking up, eating, going to school, and just hanging out—give it all to God. It's like a thank-you gift. The best thing you can do for Him is to just accept all the awesome stuff He does for you. Don't just blend in with everyone else and do what they do without thinking. That's no way to live. Instead, focus on God. He'll give you an amazing change from the inside out. You'll start to see what He wants, and you'll actually want to do it. The world will try to drag you down to its level, but God? He'll make you the best version of yourself. He'll help you level up.</w:t>
+              <w:t>Alright, so here's the deal. God's got your back, so listen up. Your everyday life—the whole routine of waking up, eating, going to school, and just hanging out—give it all to God. It's like a thank-you gift. The best thing you can do for Him is to just accept all the awesome stuff He does for you. Don't just blend in with everyone else and do what they do without thinking. That's no way to live. Instead, focus on God. He'll give you an amazing change from the inside out. You'll start to see what He wants, and you'll actually want to do it. Unlike the culture around you, always dragging you down to its level of immaturity, God brings the best out of you and develops well-formed maturity in you.</w:t>
             </w:r>
           </w:p>
         </w:tc>
@@ -9544,7 +9544,7 @@
               <w:rPr>
                 <w:sz w:val="18"/>
               </w:rPr>
-              <w:t>I'm telling you this because I'm super grateful for everything God's given me, and I feel like I owe it to you guys. We're all living on God's positive energy, so don't get it twisted and think you're the one doing all the good stuff. Nah, that's all God. The only way to really get who you are is to see who God is and what He does for you, not what you do for Him.</w:t>
+              <w:t>I'm telling you this because I'm super grateful for everything God's given me, and I feel like I owe it to you guys. We're all living in pure grace, so don't misinterpret yourselves as the ones bringing all the goodness to God. No, God brings it all to you. The only accurate way to understand yourself is by what God is and what he does for you, not by what you are and what you do for him.</w:t>
             </w:r>
           </w:p>
         </w:tc>
@@ -9567,7 +9567,7 @@
               <w:rPr>
                 <w:sz w:val="18"/>
               </w:rPr>
-              <w:t>하나님이 내게 주신 모든 것에 대한 깊은 감사로 너네한테 이 얘기를 함, 너네한테 빚진 것 같은 기분이 들어서. 우리 모두 하나님의 긍정 에너지로 살고 있으니, 네가 모든 선한 일을 하는 거라고 착각하지 마. 아니야, 그건 다 하나님이심. 네가 누군지 진짜 아는 유일한 길은 하나님이 누구시고 네게 뭘 하시는지 보는 거임, 네가 그분을 위해 뭘 하는지가 아님.</w:t>
+              <w:t>하나님이 내게 주신 모든 것에 대한 깊은 감사로 너네한테 이 얘기를 함, 너네한테 빚진 것 같은 기분이 들어서. 우리 모두 순전한 은혜 안에 살고 있으니, 네가 하나님께 이 선함을 가져다주는 사람이라고 착각하지 마. 아니야, 하나님이 다 너에게 가져다주심. 너 자신을 정확히 이해하는 유일한 길은 하나님이 누구시고 네게 뭘 하시는지로 보는 거임, 네가 누구고 그분을 위해 뭘 하는지가 아님.</w:t>
             </w:r>
           </w:p>
         </w:tc>
@@ -9615,7 +9615,7 @@
               <w:rPr>
                 <w:sz w:val="18"/>
               </w:rPr>
-              <w:t>Think of it like this: we're all different parts of a body. Each part is important, but only because it's part of the whole body. That body is Team Jesus. We all have our own special thing to do as part of His crew. A finger or a toe by itself is pretty useless, right? So since we're all part of this awesome, well-oiled machine that is Team Jesus, let's just be who we were made to be. No need to get jealous or braggy, or try to be someone you're not.</w:t>
+              <w:t>Think of it like this: we're like the various parts of a human body. Each part gets its meaning from the body as a whole, not the other way around. The body we're talking about is Christ's body of chosen people. We all find our meaning and function as a part of his body. But as a chopped-off finger or cut-off toe we wouldn't amount to much, would we? So since we find ourselves fashioned into all these excellently formed and marvelously functioning parts in Christ's body, let's just go ahead and be what we were made to be, without enviously or pridefully comparing ourselves with each other, or trying to be something we aren't.</w:t>
             </w:r>
           </w:p>
         </w:tc>
@@ -9638,7 +9638,7 @@
               <w:rPr>
                 <w:sz w:val="18"/>
               </w:rPr>
-              <w:t>이렇게 생각해 봐: 우리는 모두 한 몸의 다른 부분임. 각 부분은 중요하지만, 전체 몸의 일부이기 때문임. 그 몸이 바로 팀 예수임. 팀 예수의 일원으로서 각자 자기 일이 있음. 잘린 손가락이나 발가락은 pretty useless하지, 그치? 우리가 팀 예수라는 이 멋진 몸의 일부이니, 그냥 만들어진 대로 살자. 질투하거나 잘난 체하거나, 아닌 척할 필요 없음.</w:t>
+              <w:t>이렇게 생각해 봐: 우리는 인체의 여러 부분과 같음. 각 부분은 전체 몸에서 의미를 얻지, 반대가 아님. 우리가 말하는 몸은 그리스도의 몸, 택하신 백성임. 우리 각자는 그분의 몸의 일부로서 의미와 기능을 찾음. 근데 잘린 손가락이나 발가락은 별 볼 일 없지, 그치? 우리가 그리스도의 몸 안에서 이렇게 훌륭하게 형성되고 멋지게 기능하는 부분들로 빚어졌으니, 그냥 만들어진 대로 살자, 서로 부러워하거나 자랑하며 비교하지 말고, 아닌 척하지 말고.</w:t>
             </w:r>
           </w:p>
         </w:tc>
@@ -9686,7 +9686,7 @@
               <w:rPr>
                 <w:sz w:val="18"/>
               </w:rPr>
-              <w:t>If your thing is to speak up for God, then just do that. Don't add a bunch of your own stuff. If you're a helper, then just help, don't try to take over. If you're a teacher, then stick to teaching. If you're good at giving advice, don't be a bossy know-it-all. If you're in charge, don't be a manipulator. If you're supposed to help people who are struggling, then be ready to jump in and help. If you're working with people who have it rough, don't get all annoyed or bummed out by them. Just keep a smile on your face.</w:t>
+              <w:t>If your thing is to speak up for God, then just do that. Don't add a bunch of your own stuff. If you're a helper, then just help, don't try to take over. If you're a teacher, then stick to teaching. If you're good at giving advice, be careful that you don't get bossy. If you're in charge, don't manipulate. If you're supposed to help people who are struggling, then be ready to jump in and help. If you're working with people who have it rough, don't get all annoyed or bummed out by them. Just keep a smile on your face.</w:t>
             </w:r>
           </w:p>
         </w:tc>
@@ -9709,7 +9709,7 @@
               <w:rPr>
                 <w:sz w:val="18"/>
               </w:rPr>
-              <w:t>하나님을 위해 말하는 게 네 일이라면, 그냥 그거 해. 네 생각 잔뜩 끼워 넣지 마. 돕는 사람이면, 그냥 도와, 넘겨받으려 하지 마. 선생이면, 가르치는 데 집중해. 조언 잘하면, 잘난 체하는 보스처럼 굴지 마. 리더면, 조종하지 마. 힘든 사람들을 도울 일이라면, 바로 뛰어들 준비를 해. 힘든 사람들과 일하면, 짜증 내거나 우울해하지 마. 그냥 미소 짓고 있어.</w:t>
+              <w:t>하나님을 위해 말하는 게 네 일이라면, 그냥 그거 해. 네 생각 잔뜩 끼워 넣지 마. 돕는 사람이면, 그냥 도와, 넘겨받으려 하지 마. 선생이면, 가르치는 데 집중해. 조언 잘하면, 보스처럼 굴지 않게 조심해. 리더면, 조종하지 마. 힘든 사람들을 도울 일이라면, 바로 뛰어들 준비를 해. 힘든 사람들과 일하면, 짜증 내거나 우울해하지 마. 그냥 미소 짓고 있어.</w:t>
             </w:r>
           </w:p>
         </w:tc>
@@ -9757,7 +9757,7 @@
               <w:rPr>
                 <w:sz w:val="18"/>
               </w:rPr>
-              <w:t>Love people for real, from the heart. Don't be a fake. Run from bad stuff like it's on fire, and hold on to good stuff for dear life. Be a true friend who loves big. And hey, it's cool to let someone else be the star sometimes.</w:t>
+              <w:t>Love from the center of who you are; don't fake it. Run for dear life from evil; hold on for dear life to good. Be good friends who love deeply; practice playing second fiddle.</w:t>
             </w:r>
           </w:p>
         </w:tc>
@@ -9828,7 +9828,7 @@
               <w:rPr>
                 <w:sz w:val="18"/>
               </w:rPr>
-              <w:t>Don't get lazy. Stay fired up and ready to go. Be on the lookout for ways to serve the big Boss. Be excited about what's coming. When things get tough, don't give up—just pray even harder. Help out other Christians who are in need. Get creative with being welcoming.</w:t>
+              <w:t>Don't burn out; keep yourselves fueled and aflame. Be alert servants of the Master, cheerfully expectant. Don't quit in hard times; pray all the harder. Help needy Christians; be inventive in hospitality.</w:t>
             </w:r>
           </w:p>
         </w:tc>
@@ -10224,7 +10224,7 @@
               <w:rPr>
                 <w:sz w:val="18"/>
               </w:rPr>
-              <w:t>Alright, listen up. You gotta play by the rules. All the people in charge, like the government and stuff? God put them there. As long as things are peaceful and not totally chaotic, that's God's doing. So, be a good citizen. If you're a pain to the government, you're basically dissing God, and He's not gonna let that slide. The authorities are only a problem if you're trying to pull a fast one. If you're just living your life, you've got nothing to worry about.</w:t>
+              <w:t>Alright, listen up. You gotta play by the rules. All the people in charge, like the government and stuff? God put them there. As long as things are peaceful and not totally chaotic, that's God's doing. So, be a good citizen. If you're a pain to the government, you're being irresponsible with God, and God will call you to account. The authorities are only a problem if you're trying to pull a fast one. If you're just living your life, you've got nothing to worry about.</w:t>
             </w:r>
           </w:p>
         </w:tc>
@@ -10295,7 +10295,7 @@
               <w:rPr>
                 <w:sz w:val="18"/>
               </w:rPr>
-              <w:t>Want to stay on the government's good side? It's easy: just be a responsible person. They'll even help you out. But if you're out there breaking all the rules, you better watch your back. The cops aren't just for show; God uses them to keep things in order. That's why you gotta live right—not just 'cause you're scared of getting busted, but because it's the right thing to do.</w:t>
+              <w:t>Want to stay on the government's good side? It's easy: just be a responsible person. They'll even help you out. But if you're out there breaking all the rules, be afraid. The cops don't carry a gun just to look good. They're God's servants, there to punish lawbreakers. That's why you gotta live right—not just to avoid punishment, but because it's the right thing to do.</w:t>
             </w:r>
           </w:p>
         </w:tc>
@@ -10318,7 +10318,7 @@
               <w:rPr>
                 <w:sz w:val="18"/>
               </w:rPr>
-              <w:t>정부랑 잘 지내고 싶음? 쉬움: 그냥 책임감 있는 사람이 되면 됨. 그들이 오히려 너를 도와줄 거임. 근데 밖에 나가서 규칙을 다 어기고 다니면, 뒤통수 조심해야 함. 경찰은 그냥 장식이 아님; 하나님이 질서를 유지하려고 쓰시는 거임. 그래서 바르게 살아야 함—잡힐까 봐 무서워서가 아니라, 그게 옳은 일이니까.</w:t>
+              <w:t>정부랑 잘 지내고 싶음? 쉬움: 그냥 책임감 있는 사람이 되면 됨. 그들이 오히려 너를 도와줄 거임. 근데 밖에 나가서 규칙을 다 어기고 다니면, 두려워해야 함. 경찰이 총을 차는 건 멋있어 보이려고가 아님; 법 어기는 사람을 처벌하는 하나님의 종임. 그래서 바르게 살아야 함—처벌을 피하려고가 아니라, 그게 옳은 일이니까.</w:t>
             </w:r>
           </w:p>
         </w:tc>
@@ -10437,7 +10437,7 @@
               <w:rPr>
                 <w:sz w:val="18"/>
               </w:rPr>
-              <w:t>Look, don't owe anyone anything, except for the massive debt of love you have for each other. When you love other people, you're basically nailing what the law is all about. All those rules—don't cheat, don't kill, don't steal, don't be jealous of what other people have—they all boil down to one thing: love other people as much as you love yourself. You can't mess up when you're showing love. It's the ultimate cheat code.</w:t>
+              <w:t>Look, don't run up debts, except for the huge debt of love you owe each other. When you love others, you complete what the law has been after all along. All those rules—don't cheat, don't kill, don't steal, don't be jealous of what other people have—they all add up to one thing: love others as well as you do yourself. You can't go wrong when you love others. When you add up everything in the law code, the sum total is love.</w:t>
             </w:r>
           </w:p>
         </w:tc>
@@ -10460,7 +10460,7 @@
               <w:rPr>
                 <w:sz w:val="18"/>
               </w:rPr>
-              <w:t>자, 서로에 대한 어마어마한 사랑의 빚 말고는 누구한테도 빚지지 마. 다른 사람을 사랑할 때, basically 율법의 핵심을 제대로 맞추는 거임. 그 모든 규칙—바람피우지 마, 죽이지 마, 도둑질하지 마, 남의 것을 탐내지 마—다 한 가지로 귀결됨: 너 자신을 사랑하는 만큼 다른 사람을 사랑해. 사랑을 보여줄 때는 망칠 수가 없음. 궁극의 치트키임.</w:t>
+              <w:t>자, 서로에 대한 어마어마한 사랑의 빚 말고는 빚지지 마. 다른 사람을 사랑할 때, 율법이 계속 추구해 온 걸 완성하는 거임. 그 모든 규칙—바람피우지 마, 죽이지 마, 도둑질하지 마, 남의 것을 탐내지 마—다 한 가지로 합산됨: 너 자신을 사랑하는 만큼 다른 사람을 사랑해. 다른 사람을 사랑할 때는 틀릴 수가 없음. 율법 조문을 다 합하면, 총합은 사랑임.</w:t>
             </w:r>
           </w:p>
         </w:tc>
@@ -10508,7 +10508,7 @@
               <w:rPr>
                 <w:sz w:val="18"/>
               </w:rPr>
-              <w:t>But for real, don't get so caught up in your day-to-day grind that you forget what time it is. The world as we know it is almost over; a new day is coming. So, wake up and see what God's up to! He's putting the final touches on the incredible renewal he started in us when we first believed. We can't waste a single second. Don't get involved in hooking up and partying recklessly, don't get involved in fighting and petty jealousies. Get up, get dressed in Christ, and let's get going!</w:t>
+              <w:t>But for real, make sure you don't get so absorbed and exhausted in taking care of all your day-to-day obligations that you lose track of time and doze off, oblivious to God. The world as we know it is almost over; a new day is coming. So, wake up and see what God's up to! He's putting the final touches on the incredible renewal he started in us when we first believed. We can't waste a single second. Don't get involved in hooking up and partying recklessly, don't get involved in fighting and petty jealousies. Get up, get dressed in Christ, and let's get going!</w:t>
             </w:r>
           </w:p>
         </w:tc>
@@ -10531,7 +10531,7 @@
               <w:rPr>
                 <w:sz w:val="18"/>
               </w:rPr>
-              <w:t>근데 진짜로, 매일의 노가다에 너무 빠져서 지금이 몇 시인지 잊지 마. 우리가 아는 세상은 거의 끝났음; 새 날이 오고 있음. 그러니까, 깨어나서 하나님이 뭘 하고 계신지 봐! 우리가 처음 믿었을 때 시작하신 놀라운 갱신에 마무리 손질을 하고 계심. 1초도 낭비할 수 없음. 막나가는 연애와 파티에 빠지지 마, 싸움과 시시한 질투에 빠지지 마. 일어나, 그리스도로 옷 입고, 가자!</w:t>
+              <w:t>근데 진짜로, 매일의 의무를 챙기느라 너무 빠져서 지쳐서 시간 가는 줄 모르고 하나님을 잊은 채 졸지 마. 우리가 아는 세상은 거의 끝났음; 새 날이 오고 있음. 그러니까, 깨어나서 하나님이 뭘 하고 계신지 봐! 우리가 처음 믿었을 때 시작하신 놀라운 갱신에 마무리 손질을 하고 계심. 1초도 낭비할 수 없음. 막나가는 연애와 파티에 빠지지 마, 싸움과 시시한 질투에 빠지지 마. 일어나, 그리스도로 옷 입고, 가자!</w:t>
             </w:r>
           </w:p>
         </w:tc>
@@ -10691,7 +10691,7 @@
               <w:rPr>
                 <w:sz w:val="18"/>
               </w:rPr>
-              <w:t>Alright, so check it. When someone new joins the squad, and they're not quite on the same page as you about everything, don't just roast them. Welcome them in. Don't start a whole debate every time they do something you think is weird. They've got their own stuff to figure out, so just be cool.</w:t>
+              <w:t>Alright, so check it. Welcome with open arms fellow believers who don't see things the way you do. And don't jump all over them every time they do or say something you don't agree with. Remember, they have their own history to deal with. Treat them gently. God has set his heart on them as a person.</w:t>
             </w:r>
           </w:p>
         </w:tc>
@@ -10714,7 +10714,7 @@
               <w:rPr>
                 <w:sz w:val="18"/>
               </w:rPr>
-              <w:t>자, 들어봐. 누군가 새로 스쿼드에 들어왔는데, 모든 것에 대해 너랑 생각이 완전히 같지 않으면, 그냥 놀리지 마. 환영해줘. 네가 이상하다고 생각하는 짓을 할 때마다 논쟁을 시작하지 마. 그들도 알아내야 할 자기 문제가 있으니, 그냥 쿨하게 있어.</w:t>
+              <w:t>자, 들어봐. 너와 생각이 완전히 같지 않은 동료 믿는 이들을 두 팔 벌려 환영해줘. 네가 동의하지 않는 짓을 하거나 말을 할 때마다 달려들지 마. 그들도 상대해야 할 자기 역사가 있으니, 부드럽게 대해줘. 하나님이 그들을 한 사람으로 마음에 두셨음.</w:t>
             </w:r>
           </w:p>
         </w:tc>
@@ -10762,7 +10762,7 @@
               <w:rPr>
                 <w:sz w:val="18"/>
               </w:rPr>
-              <w:t>For real, some people who've been around for a bit are like, "I can eat whatever I want, it's all good." Then you've got others who are like, "Nah, I'm sticking to veggies only." And you know what? Both are cool. They're both guests at Christ's table. It would be terrible to start hating on what someone else is or isn't eating. God invited them, so who are you to kick them out? If they need to learn some manners, God's got it covered. He doesn't need your help to be the hall monitor.</w:t>
+              <w:t>For real, some people who've been around for a bit are like, "I can eat whatever I want, it's all good." Then you've got others who are like, "Nah, I'm sticking to veggies only." And you know what? Both are cool. They're both guests at Christ's table. It would be terribly rude to start criticizing what someone else is or isn't eating. God invited them, so who are you to cross them off the guest list? If there are corrections to be made or manners to be learned, God can handle that without your help.</w:t>
             </w:r>
           </w:p>
         </w:tc>
@@ -10785,7 +10785,7 @@
               <w:rPr>
                 <w:sz w:val="18"/>
               </w:rPr>
-              <w:t>진짜로, 좀 있어본 사람들은 '뭐든 먹고 싶은 거 먹을 수 있음, 다 괜찮아'라고 함. 그다음 '아니, 난 채소만 먹을 거임'이라고 하는 사람들도 있음. 그리고 뭐 어때? 둘 다 괜찮음. 둘 다 그리스도의 식탁의 손님임. 남이 먹든 안 먹든 그걸로 욕하기 시작하는 건 진짜 별로임. 하나님이 그들을 초대하셨는데, 네가 뭔데 쫓아냄? 예절을 배워야 하면, 하나님이 알아서 하심. 복도 반장 하려고 네 도움이 필요하지 않으심.</w:t>
+              <w:t>진짜로, 좀 있어본 사람들은 '뭐든 먹고 싶은 거 먹을 수 있음, 다 괜찮아'라고 함. 그다음 '아니, 난 채소만 먹을 거임'이라고 하는 사람들도 있음. 그리고 뭐 어때? 둘 다 괜찮음. 둘 다 그리스도의 식탁의 손님임. 남이 먹든 안 먹든 그걸로 비판하기 시작하는 건 진짜 무례함. 하나님이 그들을 초대하셨는데, 네가 뭔데 손님 명단에서 지움? 고쳐야 할 게 있거나 배워야 할 예절이 있으면, 하나님이 네 도움 없이도 하실 수 있음.</w:t>
             </w:r>
           </w:p>
         </w:tc>
@@ -10833,7 +10833,7 @@
               <w:rPr>
                 <w:sz w:val="18"/>
               </w:rPr>
-              <w:t>Same thing with special days. Some people think certain days are a big deal, like a holiday, and others think every day is pretty much the same. There are good reasons for both. So, you do you. Follow what your conscience tells you.</w:t>
+              <w:t>Same thing with special days. Some people think certain days are a big deal, like a holiday, and others think every day is pretty much the same. There are good reasons either way. So, each person is free to follow the convictions of conscience.</w:t>
             </w:r>
           </w:p>
         </w:tc>
@@ -10856,7 +10856,7 @@
               <w:rPr>
                 <w:sz w:val="18"/>
               </w:rPr>
-              <w:t>특별한 날도 마찬가지임. 어떤 사람들은 특정 날이 큰일이라고 생각함, 명절처럼, 다른 사람들은 매일 거의 같다고 생각함. 둘 다 좋은 이유가 있음. 그러니까, 너 하고 싶은 대로 해. 양심이 확신하는 대로 따라.</w:t>
+              <w:t>특별한 날도 마찬가지임. 어떤 사람들은 특정 날이 큰일이라고 생각함, 명절처럼, 다른 사람들은 매일 거의 같다고 생각함. 둘 다 좋은 이유가 있음. 그러니까, 각자 양심의 확신을 따를 자유가 있음.</w:t>
             </w:r>
           </w:p>
         </w:tc>
@@ -10991,7 +10991,7 @@
               <w:rPr>
                 <w:sz w:val="18"/>
               </w:rPr>
-              <w:t>So, what's the point of dissing your friends? Or acting like you're better than them? It just makes you look silly. One day, we're all going to be in front of God, and all that trash talk isn't going to help you. It's like the Bible says, "Every single person will bow down to me, and everyone will admit that I'm God." So, mind your own business. You've got enough on your plate just dealing with your own life.</w:t>
+              <w:t>So where does that leave you when you criticize a brother? And where does that leave you when you condescend to a sister? I'd say it leaves you looking pretty silly—or worse. Eventually, we're all going to end up kneeling side by side in the place of judgment, facing God. Your critical and condescending ways aren't going to improve your position there one bit. It's like the Bible says, "Every single person will bow down to me, and everyone will admit that I'm God." So, mind your own business. You've got enough on your plate just dealing with your own life.</w:t>
             </w:r>
           </w:p>
         </w:tc>
@@ -11014,7 +11014,7 @@
               <w:rPr>
                 <w:sz w:val="18"/>
               </w:rPr>
-              <w:t>그래서, 친구들을 디스하는 게 뭐가 좋음? 아니면 그들보다 낫다고 행동하는 게? 그냥 네가 바보처럼 보일 뿐임. 언젠가 우리는 모두 하나님 앞에 설 거고, 그 험담은 너를 도와주지 않을 거임. 성경이 말한 것처럼, '모든 사람이 내게 무릎 꿇을 것이고, 모두가 내가 하나님임을 인정할 것임.' 그러니까, 네 일이나 신경 써. 네 인생 상대하는 것만으로도 할 일이 충분함.</w:t>
+              <w:t>그래서, 형제를 비판하면 네가 어디에 서게 됨? 자매를 내려다보면 네가 어디에 서게 됨? 꽤 바보처럼 보이거나, 더 나쁘게 보인다고 말하겠음. 결국 우리는 모두 심판의 자리에서 나란히 무릎 꿇고 하나님을 마주할 거임. 네 비판적이고 내려다보는 방식은 거기서 네 위치를 1도 좋게 하지 못함. 성경이 말한 것처럼, '모든 사람이 내게 무릎 꿇을 것이고, 모두가 내가 하나님임을 인정할 것임.' 그러니까, 네 일이나 신경 써. 네 인생 상대하는 것만으로도 할 일이 충분함.</w:t>
             </w:r>
           </w:p>
         </w:tc>
@@ -11156,7 +11156,7 @@
               <w:rPr>
                 <w:sz w:val="18"/>
               </w:rPr>
-              <w:t>누가 먹는 걸로 호들갑 떨면서 드라마를 만들면, 좋은 친구가 아님. 기억해, 예수님이 그들을 위해서도 돌아가셨음. 피자 한 조각 때문에 그들을 완전히 망칠 위험을 감수할 거임? 하나님이 축복하신 음식 한 조각이 누군가의 영혼을 중독시키는 일이 되게 하지 마!</w:t>
+              <w:t>누가 먹는 걸 가지고 왈가왈부하면서 문제를 만들면, 사랑 안에서 동료가 아님. 기억해, 예수님이 그들을 위해서도 돌아가셨음. 피자 한 조각 때문에 그들을 완전히 망칠 위험을 감수할 거임? 하나님이 축복하신 음식 한 조각이 누군가의 영혼을 중독시키는 일이 되게 하지 마!</w:t>
             </w:r>
           </w:p>
         </w:tc>
@@ -11204,7 +11204,7 @@
               <w:rPr>
                 <w:sz w:val="18"/>
               </w:rPr>
-              <w:t>God's kingdom isn't about what's on your plate. It's about how God is working in your life, making you a better person, and filling you with joy. Your job is to serve Christ. If you do that, you'll be good with God and people will respect you.</w:t>
+              <w:t>God's kingdom isn't a matter of what you put in your stomach, for goodness' sake. It's what God does with your life as he sets it right, puts it together, and completes it with joy. Your job is to serve Christ. If you do that, you'll be good with God and people will respect you.</w:t>
             </w:r>
           </w:p>
         </w:tc>
@@ -11227,7 +11227,7 @@
               <w:rPr>
                 <w:sz w:val="18"/>
               </w:rPr>
-              <w:t>하나님의 나라는 네 접시 위에 뭐가 있는지에 대한 게 아님. 하나님이 네 삶에서 어떻게 일하시고, 너를 더 나은 사람으로 만드시고, 기쁨으로 채우시는지에 대한 거임. 네 일은 그리스도를 섬기는 거임. 그렇게 하면, 하나님과 잘 되고 사람들이 너를 존중할 거임.</w:t>
+              <w:t>하나님의 나라는 네 뱃속에 뭘 넣는지에 대한 게 아님, 제발. 하나님이 네 삶을 바로잡고, 하나로 묶고, 기쁨으로 완성하시면서 네 삶으로 하시는 일에 대한 거임. 네 일은 그리스도를 섬기는 거임. 그렇게 하면, 하나님과 잘 되고 사람들이 너를 존중할 거임.</w:t>
             </w:r>
           </w:p>
         </w:tc>
@@ -11555,7 +11555,7 @@
               <w:rPr>
                 <w:sz w:val="18"/>
               </w:rPr>
-              <w:t>That's exactly what Jesus did. He didn't just walk away from everyone's problems; he jumped right in the middle of the mess to help out. Like the old-school texts say, "I took on the troubles of the troubled." And yeah, even though that was written ages ago, it's for us. God wants the combo of his steady, constant calling and his warm, personal counsel in Scripture to shape who we are, keeping us sharp and ready for whatever he's gonna do next. Hopefully, our awesome God will help you guys mature and get along, just like Jesus gets along with everyone. Then, we'll be like a massive choir, our lives singing a fire anthem to God.</w:t>
+              <w:t>That's exactly what Jesus did. He didn't just walk away from everyone's problems; he jumped right in the middle of the mess to help out. Like the old-school texts say, "I took on the troubles of the troubled." And yeah, even though that was written ages ago, it's for us. God wants the combo of his steady, constant calling and his warm, personal counsel in Scripture to shape who we are, keeping us sharp and ready for whatever he's gonna do next. Hopefully, our awesome God will help you guys mature and get along, just like Jesus gets along with everyone. Then we'll be a choir—not our voices only, but our very lives singing in harmony in a stunning anthem to the God and Father of our Master Jesus!</w:t>
             </w:r>
           </w:p>
         </w:tc>
@@ -11578,7 +11578,7 @@
               <w:rPr>
                 <w:sz w:val="18"/>
               </w:rPr>
-              <w:t>그게 바로 예수님이 하신 일임. 모두의 문제를 그냥 외면하지 않으셨음; 엉망진창 한가운데로 뛰어들어서 도우셨음. 옛날 글들이 말한 것처럼, '고통받는 자들의 고통을 짊어졌음.' 그리고 응, 그게 옛날에 쓰였어도, 우리를 위한 거임. 하나님이 꾸준하고 변함없는 부르심과 성경 속 따뜻하고 개인적인 권면이 우리를 이루기를 원하심, 다음에 하실 일에 날카롭게 준비되면서. 바라건대, 우리 멋진 하나님이 너네가 성숙하고 잘 지내게 도와주실 거임, 예수님이 모두와 잘 지내시는 것처럼. 그러면, 우리는 거대한 합창단처럼 될 거임, 우리 삶이 하나님께 불타는 찬양을 노래함.</w:t>
+              <w:t>그게 바로 예수님이 하신 일임. 모두의 문제를 그냥 외면하지 않으셨음; 엉망진창 한가운데로 뛰어들어서 도우셨음. 옛날 글들이 말한 것처럼, '고통받는 자들의 고통을 짊어졌음.' 그리고 응, 그게 옛날에 쓰였어도, 우리를 위한 거임. 하나님이 꾸준하고 변함없는 부르심과 성경 속 따뜻하고 개인적인 권면이 우리를 이루기를 원하심, 다음에 하실 일에 날카롭게 준비되면서. 바라건대, 우리 멋진 하나님이 너네가 성숙하고 잘 지내게 도와주실 거임, 예수님이 모두와 잘 지내시는 것처럼. 그러면 우리는 합창단이 될 거임—우리 목소리만이 아니라, 우리 삶 자체가 우리 주 예수의 하나님 아버지께 놀라운 찬양을 화음으로 노래함.</w:t>
             </w:r>
           </w:p>
         </w:tc>
@@ -11682,7 +11682,7 @@
               <w:rPr>
                 <w:sz w:val="18"/>
               </w:rPr>
-              <w:t>So, welcome everyone, no drama. Jesus did it, so now it's our turn. He reached out to the Jews to make good on the promises made to their ancestors. And because of that, everyone else got to experience God's mercy and give Him a shout-out. Think about all the old prophecies coming true because of what we're doing! Like these:</w:t>
+              <w:t>So reach out and welcome one another to God's glory. Jesus did it; now you do it! He reached out in a special way to the Jewish insiders so that the old ancestral promises would come true for them. As a result, the non-Jewish outsiders have been able to experience mercy and to show appreciation to God. Think about all the old prophecies coming true because of what we're doing! Like these:</w:t>
             </w:r>
           </w:p>
         </w:tc>
@@ -11705,7 +11705,7 @@
               <w:rPr>
                 <w:sz w:val="18"/>
               </w:rPr>
-              <w:t>그래서, 모두 환영, 드라마 없이. 예수님이 하셨으니, 이제 우리 차례임. 조상들에게 하신 약속을 지키려고 유대인들에게 손을 내미셨음. 그리고 그 덕분에 다른 모든 사람들이 하나님의 자비를 경험하고 그분께 외칠 수 있게 됐음. 우리가 하는 일 때문에 이루어지는 모든 옛 예언들을 생각해 봐! 이런 것들:</w:t>
+              <w:t>그래서, 하나님의 영광을 위해 서로 손을 내밀고 환영해. 예수님이 하셨으니, 이제 너네가 해! 조상들에게 한 옛 약속이 그들을 위해 이루어지도록 유대인 내부인들에게 특별하게 손을 내미셨음. 그 결과, 비유대인 외부인들이 자비를 경험하고 하나님께 감사를 표할 수 있게 됐음. 우리가 하는 일 때문에 이루어지는 모든 옛 예언들을 생각해 봐! 이런 것들:</w:t>
             </w:r>
           </w:p>
         </w:tc>
@@ -11753,7 +11753,7 @@
               <w:rPr>
                 <w:sz w:val="18"/>
               </w:rPr>
-              <w:t>"I'll sing with the outsiders, I'll shout out your name!"</w:t>
+              <w:t>"Then I'll join outsiders in a hymn-sing; I'll sing to your name!"</w:t>
             </w:r>
           </w:p>
           <w:p>
@@ -11783,7 +11783,7 @@
               <w:rPr>
                 <w:sz w:val="18"/>
               </w:rPr>
-              <w:t>"Outsiders and insiders, let's party together!"</w:t>
+              <w:t>"Outsiders and insiders, rejoice together!"</w:t>
             </w:r>
           </w:p>
           <w:p>
@@ -11813,7 +11813,7 @@
               <w:rPr>
                 <w:sz w:val="18"/>
               </w:rPr>
-              <w:t>"Everyone, from every country, celebrate God! All you people, give Him a huge round of applause!"</w:t>
+              <w:t>"People of all nations, celebrate God! All colors and races, give hearty praise!"</w:t>
             </w:r>
           </w:p>
           <w:p>
@@ -11843,7 +11843,7 @@
               <w:rPr>
                 <w:sz w:val="18"/>
               </w:rPr>
-              <w:t>"A new branch will grow from Jesse's family tree, and it'll be so tall that everyone, everywhere, can see it and have hope!"</w:t>
+              <w:t>"There's the root of our ancestor Jesse, breaking through the earth and growing tree tall, tall enough for everyone everywhere to see and take hope!"</w:t>
             </w:r>
           </w:p>
         </w:tc>
@@ -11866,7 +11866,7 @@
               <w:rPr>
                 <w:sz w:val="18"/>
               </w:rPr>
-              <w:t>"외부인들과 함께 노래하고, 주의 이름을 외치겠음!"</w:t>
+              <w:t>"그러면 외부인들과 함께 찬양하고, 주의 이름을 노래하겠음!"</w:t>
             </w:r>
           </w:p>
           <w:p>
@@ -11896,7 +11896,7 @@
               <w:rPr>
                 <w:sz w:val="18"/>
               </w:rPr>
-              <w:t>"외부인도 내부인도, 함께 파티하자!"</w:t>
+              <w:t>"외부인도 내부인도, 함께 기뻐해!"</w:t>
             </w:r>
           </w:p>
           <w:p>
@@ -11926,7 +11926,7 @@
               <w:rPr>
                 <w:sz w:val="18"/>
               </w:rPr>
-              <w:t>"모든 나라의 모든 사람들아, 하나님을 찬양하라! 너희 모두, 하나님께 엄청난 박수를 보내라!"</w:t>
+              <w:t>"모든 나라 사람들아, 하나님을 찬양하라! 모든 피부색과 인종아, 힘차게 찬양해!"</w:t>
             </w:r>
           </w:p>
           <w:p>
@@ -11956,7 +11956,7 @@
               <w:rPr>
                 <w:sz w:val="18"/>
               </w:rPr>
-              <w:t>"이새의 가계에서 새 가지가 자라날 것이고, 너무 커서 어디에 있는 누구나 보고 소망을 갖게 될 것임!"</w:t>
+              <w:t>"우리 조상 이새의 뿌리가 땅을 뚫고 나와 나무처럼 크게 자라나, 어디에 있는 누구나 보고 소망을 갖게 될 것임!"</w:t>
             </w:r>
           </w:p>
         </w:tc>
@@ -12075,7 +12075,7 @@
               <w:rPr>
                 <w:sz w:val="18"/>
               </w:rPr>
-              <w:t>Personally, I'm really proud of you guys. You're all doing great, you've got good hearts, and you know your stuff. You're totally capable of giving each other good advice. So don't think I'm roasting you with my blunt words. I'm just saying I need your help with this special mission God gave me: to be a spiritual guide for the non-Jews, so they can be presented as an acceptable offering to God, made whole and holy by God's Holy Spirit.</w:t>
+              <w:t>Personally, I'm really proud of you guys. You're all doing great, you've got good hearts, and you know your stuff. You're totally capable of giving each other good advice. So, my dear friends, don't take my rather bold and blunt language as criticism. I'm just saying I need your help with this special mission God gave me: to be a spiritual guide for the non-Jews, so they can be presented as an acceptable offering to God, made whole and holy by God's Holy Spirit.</w:t>
             </w:r>
           </w:p>
         </w:tc>
@@ -12098,7 +12098,7 @@
               <w:rPr>
                 <w:sz w:val="18"/>
               </w:rPr>
-              <w:t>개인적으로, 너네가 진짜 자랑스러움. 모두 잘하고 있고, 마음씨가 좋고, 아는 것도 많음. 서로 좋은 조언을 해줄 수 있는 능력이 충분함. 그러니까 내 직설적인 말로 너네를 놀린다고 생각하지 마. 그냥 하나님이 내게 주신 이 특별한 사명에 너네 도움이 필요하다는 거임: 비유대인들의 영적 가이드가 돼서, 그들이 하나님의 성령으로 온전하고 거룩하게 되어 하나님께 기쁜 제물로 드려지게 하는 거임.</w:t>
+              <w:t>개인적으로, 너네가 진짜 자랑스러움. 모두 잘하고 있고, 마음씨가 좋고, 아는 것도 많음. 서로 좋은 조언을 해줄 수 있는 능력이 충분함. 그러니까 내 좀 대담하고 직설적인 말을 비판으로 받아들이지 마. 그냥 하나님이 내게 주신 이 특별한 사명에 너네 도움이 필요하다는 거임: 비유대인들의 영적 가이드가 돼서, 그들이 하나님의 성령으로 온전하고 거룩하게 되어 하나님께 기쁜 제물로 드려지게 하는 거임.</w:t>
             </w:r>
           </w:p>
         </w:tc>
@@ -12154,7 +12154,7 @@
               <w:rPr>
                 <w:sz w:val="18"/>
               </w:rPr>
-              <w:t>Looking back, I'm pretty stoked about what we've accomplished with Jesus. I'm not here to tell you some crazy adventure story, but to tell you how Christ's power in me made the outsiders believe. I've been spreading the message of Jesus from Jerusalem all the way to Greece, like a pioneer in places where no one had even heard of Him. My motto has been: "Those who were never told about him will see him! And those who've never heard will finally get the message!"</w:t>
+              <w:t>Looking back, I'm pretty stoked about what we've accomplished with Jesus. I'm not here to tell you some crazy adventure story, but to tell you how Christ's power in me made the outsiders believe. I have trailblazed a preaching of the Message of Jesus all the way from Jerusalem far into northwestern Greece. This has all been pioneer work, bringing the Message only into those places where Jesus was not yet known and worshiped. My motto has been: "Those who were never told about him will see him! And those who've never heard will finally get the message!"</w:t>
             </w:r>
           </w:p>
         </w:tc>
@@ -12177,7 +12177,7 @@
               <w:rPr>
                 <w:sz w:val="18"/>
               </w:rPr>
-              <w:t>돌이켜보면, 예수님과 함께 이룬 것들이 꽤 뿌듯함. 미친 모험담을 하려는 게 아니라, 내 안에 있는 그리스도의 능력이 어떻게 외부인들을 믿게 했는지 말하려는 거임. 예루살렘부터 그리스까지 예수님의 메시지를 전해왔음, 그분에 대해 들어본 적도 없는 곳을 개척하듯이. 내 모토는 이거였음: '그분에 대해 들어본 적 없는 자들이 그를 볼 것임! 들어본 적 없는 자들이 마침내 메시지를 받을 것임!'</w:t>
+              <w:t>돌이켜보면, 예수님과 함께 이룬 것들이 꽤 뿌듯함. 미친 모험담을 하려는 게 아니라, 내 안에 있는 그리스도의 능력이 어떻게 외부인들을 믿게 했는지 말하려는 거임. 예루살렘부터 멀리 그리스 북서부까지 예수님의 메시지를 개척하며 전해왔음. 예수님이 아직 알려지지 않고 예배받지 못한 곳에만 메시지를 가져가는 개척 작업이었음. 내 모토는 이거였음: '그분에 대해 들어본 적 없는 자들이 그를 볼 것임! 들어본 적 없는 자들이 마침내 메시지를 받을 것임!'</w:t>
             </w:r>
           </w:p>
         </w:tc>
@@ -12505,7 +12505,7 @@
               <w:rPr>
                 <w:sz w:val="18"/>
               </w:rPr>
-              <w:t>Hey, check it out. First up, I want you to give a massive welcome to our friend Phoebe. She's a key representative of the church over in Cenchrea. I heartily endorse both her and her work. Roll out the red carpet for her, show her some major love, and help her with whatever she asks. She deserves anything you can do for her. Seriously, she's the real deal and has been a huge help to a ton of people, including me.</w:t>
+              <w:t>Be sure to welcome our friend Phoebe in the way that's fitting for someone who has faith and is one of God's people. I can vouch for her: she's a conscientious companion in the work of the church in Cenchrea. Help her out in whatever she asks. She deserves anything you can do for her. She's helped many a person, including me.</w:t>
             </w:r>
           </w:p>
         </w:tc>
@@ -12528,7 +12528,7 @@
               <w:rPr>
                 <w:sz w:val="18"/>
               </w:rPr>
-              <w:t>야, 들어봐. 우선, 우리 친구 뵈뵈를 엄청 환영해줬으면 좋겠음. 겐그레아 교회의 핵심 대표임. 그녀와 그녀의 일을 진심으로 추천함. 레드카펫 깔아주고, 사랑 듬뿍 보여주고, 그녀가 부탁하는 거 뭐든 도와줘. 그녀는 네가 해줄 수 있는 무엇이든 받을 자격이 있음. 진짜로, 걔는 진짜배기고 나를 포함해 엄청 많은 사람들한테 큰 힘이 됐음.</w:t>
+              <w:t>우리 친구 뵈뵈를 꼭 환영해줘, 믿음이 있고 하나님의 백성인 사람에게 어울리는 방식으로. 내가 보증할 수 있음: 걔는 겐그레아 교회 일의 성실한 동역자임. 그녀가 부탁하는 거 뭐든 도와줘. 그녀는 네가 해줄 수 있는 무엇이든 받을 자격이 있음. 나를 포함해 많은 사람들한테 힘이 됐음.</w:t>
             </w:r>
           </w:p>
         </w:tc>
@@ -12584,7 +12584,7 @@
               <w:rPr>
                 <w:sz w:val="18"/>
               </w:rPr>
-              <w:t>Next, big shout-out to Priscilla and Aquila, my partners in crime for Jesus. These two are legit heroes—they literally put their lives on the line for me. I'm not the only one who's grateful; all the non-Jewish churches owe them big time. And what's super cool is they host a church right in their own house. Talk about squad goals! Give a holler to my boy Epenetus, the very first person in Asia to jump on board with Team Jesus.</w:t>
+              <w:t>Next, big shout-out to Priscilla and Aquila, my fellow workers in Christ Jesus. These two risked their lives for me. I'm not the only one who's grateful; all the non-Jewish churches owe them big time. And what's super cool is they host a church right in their own house. Talk about squad goals! Give a holler to my boy Epenetus, the very first person in Asia to jump on board with Team Jesus.</w:t>
             </w:r>
           </w:p>
         </w:tc>
@@ -12607,7 +12607,7 @@
               <w:rPr>
                 <w:sz w:val="18"/>
               </w:rPr>
-              <w:t>다음, 브리스길라와 아굴라한테 큰 박수, 예수님을 위한 내 파트너들임. 이 두 사람은 진짜 영웅임—말 그대로 나를 위해 목숨을 걸었음. 감사하는 게 나뿐만이 아님; 모든 비유대인 교회들이 그들한테 큰 빚을 졌음. 그리고 완전 멋진 건 자기 집에서 교회를 연다는 거임. 진짜 스쿼드 목표임! 내 친구 에배네도한테도 소리 질러, 아시아에서 팀 예수에 가장 먼저 합류한 사람임.</w:t>
+              <w:t>다음, 브리스길라와 아굴라에게 안부 전해줘, 그리스도 예수님 안에서 나와 함께 일한 사람들임. 이 두 사람은 나를 위해 목숨을 걸었음. 감사하는 게 나뿐만이 아님; 모든 비유대인 신자들의 모임도 그들에게 큰 빚을 졌음. 그리고 자기 집에서 모이는 교회에도 안부 전해줘. 내 친구 에배네도에게도 안부, 아시아에서 그리스도께 가장 먼저 나아온 사람임.</w:t>
             </w:r>
           </w:p>
         </w:tc>
@@ -12947,7 +12947,7 @@
               <w:rPr>
                 <w:sz w:val="18"/>
               </w:rPr>
-              <w:t>Props to Apelles, a true veteran who's been tested and proven in his walk with Christ. And a big hello to the whole crew at Aristobulus's house.</w:t>
+              <w:t>Props to Apelles, a true veteran who's been tested and proven in his walk with Christ. And greetings to everyone in Aristobulus's household.</w:t>
             </w:r>
           </w:p>
         </w:tc>
@@ -13105,7 +13105,7 @@
               <w:rPr>
                 <w:sz w:val="18"/>
               </w:rPr>
-              <w:t>What's good, Tryphena and Tryphosa? These ladies are always hustling for the Lord. And another shout-out to my dear friend Persis, who's also a super hard worker for Christ.</w:t>
+              <w:t>Hello to Tryphena and Tryphosa—such diligent women in the service of the Master. Hello to my dear friend Persis, a hard worker in Christ.</w:t>
             </w:r>
           </w:p>
         </w:tc>
@@ -13128,7 +13128,7 @@
               <w:rPr>
                 <w:sz w:val="18"/>
               </w:rPr>
-              <w:t>드루배나랑 드루보사는 잘 지냄? 이 누나들은 항상 주님을 위해 열심히 일하심. 그리고 내 친한 친구 버시한테도 박수, 그리스도를 위해 엄청 열심히 일하는 사람임.</w:t>
+              <w:t>드루배나와 드루보사에게 안부 전해줘—주님을 섬기는 데 정말 부지런한 분들임. 그리고 내 친한 친구 버시에게도 안부, 그리스도 안에서 열심히 일하는 사람임.</w:t>
             </w:r>
           </w:p>
         </w:tc>
@@ -13389,7 +13389,7 @@
               <w:rPr>
                 <w:sz w:val="18"/>
               </w:rPr>
-              <w:t>Basically, give everyone a big ol' holy hug. All the churches of Christ are sending you their love!</w:t>
+              <w:t>Give each other a holy embrace. All the churches of Christ send their greetings!</w:t>
             </w:r>
           </w:p>
         </w:tc>
@@ -13460,7 +13460,7 @@
               <w:rPr>
                 <w:sz w:val="18"/>
               </w:rPr>
-              <w:t>Now, for a final word of advice, my friends. Keep your eyes peeled for people who try to stir up trouble and mess with the truth you've learned. These guys are fakes. They're not serving our main man, Jesus; they're just in it for themselves. They'll use smooth talk and fake piety to trick people who don't know any better. So, give them a wide berth and don't get played.</w:t>
+              <w:t>One final word of counsel, friends. Keep a sharp eye out for those who take bits and pieces of the teaching that you learned and then use them to make trouble. Give these people a wide berth. They have no intention of living for our Master Christ. They're only in this for what they can get out of it, and aren't above using pious sweet talk to dupe unsuspecting innocents.</w:t>
             </w:r>
           </w:p>
         </w:tc>
@@ -13483,7 +13483,7 @@
               <w:rPr>
                 <w:sz w:val="18"/>
               </w:rPr>
-              <w:t>자, 마지막 조언 하나, 친구들아. 문제를 일으키고 너네가 배운 진실을 엉망으로 만들려는 사람들을 눈 똑바로 뜨고 살펴봐. 이 사람들은 가짜임. 우리 주 예수님을 섬기는 게 아님; 그냥 자기 잇속을 챙기는 거임. 말빨과 가짜 경건으로 잘 모르는 사람들을 속일 거임. 그러니까, 거리를 두고 놀아나지 마.</w:t>
+              <w:t>마지막으로 한마디 충고할게, 친구들아. 너네가 배운 가르침을 조각조각 가져다가 문제를 일으키는 사람들을 날카롭게 살펴봐. 이런 사람들은 거리를 둬. 그들은 우리 주 그리스도를 위해 살 생각이 없음. 건질 수 있는 것만 건지려고 하고, 경건한 말빨로 순진한 사람들을 속이는 것도 마다하지 않음.</w:t>
             </w:r>
           </w:p>
         </w:tc>
@@ -13823,7 +13823,7 @@
               <w:rPr>
                 <w:sz w:val="18"/>
               </w:rPr>
-              <w:t>So, let's give all the praise to the One who has the power to make you strong. This is the same message I've been preaching about Jesus Christ. For ages, it was a secret, but now the secret's out! Thanks to the ancient prophets, the master plan has been revealed. Now, people from all over the world can hear the truth, believe, and get on board with God's plan. This was all God's idea, from start to finish.</w:t>
+              <w:t>So, let's give all our praise to the One who is strong enough to make you strong, exactly as preached in Jesus Christ, precisely as revealed in the mystery kept secret for so long but now an open book through the prophetic Scriptures. Now, people from all over the world can know the truth and be brought into obedient belief, carrying out the orders of God, who got all this started, down to the very last letter.</w:t>
             </w:r>
           </w:p>
         </w:tc>
@@ -13846,7 +13846,7 @@
               <w:rPr>
                 <w:sz w:val="18"/>
               </w:rPr>
-              <w:t>자, 너네를 강하게 만드실 능력이 있는 분께 모든 찬양을 드리자. 이건 내가 예수 그리스도에 대해 전파해온 바로 그 메시지임. 오랫동안 비밀이었지만, 이제 비밀이 밝혀졌음! 옛 선지자들 덕분에, 마스터 플랜이 드러났음. 이제 온 세상 사람들이 진실을 듣고, 믿고, 하나님의 계획에 올라탈 수 있음. 이건 처음부터 끝까지 다 하나님의 아이디어였음.</w:t>
+              <w:t>자, 너네를 강하게 만드실 만큼 강하신 분께 우리의 모든 찬양을 드리자, 예수 그리스도 안에서 전파된 대로, 오랫동안 비밀로 간직됐지만 이제 예언의 성경을 통해 활짝 열린 책이 된 신비에 정확히 계시된 대로. 이제 온 세상 사람들이 진실을 알고 순종하는 믿음으로 들어와, 이 모든 걸 시작하신 하나님의 명령을 마지막 글자까지 수행할 수 있음.</w:t>
             </w:r>
           </w:p>
         </w:tc>
@@ -13894,7 +13894,7 @@
               <w:rPr>
                 <w:sz w:val="18"/>
               </w:rPr>
-              <w:t>All the glory and praise go to the one and only wise God, through Jesus Christ. Amen! High five!</w:t>
+              <w:t>All the glory and praise go to the one and only wise God, through Jesus Christ. Amen!</w:t>
             </w:r>
           </w:p>
         </w:tc>
@@ -13917,7 +13917,7 @@
               <w:rPr>
                 <w:sz w:val="18"/>
               </w:rPr>
-              <w:t>모든 영광과 찬양은 유일하고 지혜로우신 하나님께, 예수 그리스도를 통해. 아멘! 하이파이브!</w:t>
+              <w:t>모든 영광과 찬양은 유일하고 지혜로우신 하나님께, 예수 그리스도를 통해. 아멘!</w:t>
             </w:r>
           </w:p>
         </w:tc>

--- a/gdocs_build/Romans.docx
+++ b/gdocs_build/Romans.docx
@@ -192,7 +192,7 @@
               <w:rPr>
                 <w:sz w:val="18"/>
               </w:rPr>
-              <w:t>나 바울임, 예수 그리스도의 사명으로 보내심을 받았음. 나는 그분의 헌신된 종—직접 뽑히신 메신저로, 하나님의 놀라운 능력에 대한 말씀을 전하라고 뽑힌 사람임. 로마에 있는 너네 모두에게 씀—하나님의 친구들, 하나님의 팀, 예수가 부르셔서 그분께 속한 너네에게.</w:t>
+              <w:t>나 바울임, 예수 그리스도의 사명으로 보내심을 받았음. 나는 그분의 헌신된 종—직접 뽑히신 메신저로, 하나님의 놀라운 능력에 대한 말씀을 전하라고 뽑힌 사람임. 로마에 있는 너네 모두에게 씀—하나님의 친구들, 예수가 부르셔서 그분께 속한 너네에게.</w:t>
             </w:r>
           </w:p>
         </w:tc>
@@ -1156,7 +1156,7 @@
               <w:rPr>
                 <w:sz w:val="18"/>
               </w:rPr>
-              <w:t>하나님이 각자에게 받을 만한 걸 정확히 주실 거임. 계속 선을 행하고 옳은 걸 좇으면, 영원한 생명을 얻을 거임. 근데 자기밖에 모르고 진실을 무시하면, 진짜 무서운 결과를 각오해야 함. 악을 선택하는 모든 사람한테는 힘들 거임—누구든 상관없음. 근데 선을 행하는 사람들한테는 놀라울 거임—평화, 명예, 완전히 새 삶. 하나님은 편애 안 하심.</w:t>
+              <w:t>결을 거슬러 가면 가시가 박힘, 어디 출신이든, 부모가 뭘 가르쳤든, 학교를 어디 다녔든 상관없음. 근데 하나님의 방식을 받아들이면 멋진 보상이 있음, 역시 어디서 왔든 어떻게 자랐든 상관없이. 유대인이라고 자동 승인 도장이 찍히는 게 아님. 하나님은 남들이 너에 대해 뭐라 하든(네가 뭐라 생각하든) 신경 안 쓰심. 그분이 직접 판단하심.</w:t>
             </w:r>
           </w:p>
         </w:tc>
@@ -1298,7 +1298,7 @@
               <w:rPr>
                 <w:sz w:val="18"/>
               </w:rPr>
-              <w:t>하나님의 규칙을 들어본 적 없는 사람들도 옳은 일을 할 수 있음. 마치 규칙이 마음에 새겨진 것처럼. 양심이 알려줌. 심판의 날, 하나님은 모든 걸 보실 거임—아무도 모르는 비밀까지도. 예수 그리스도를 통해 다 심판하실 거임, 좋은 소식이 말한 그대로.</w:t>
+              <w:t>하나님의 규칙을 들어본 적 없는 사람들도 옳은 일을 할 수 있음. 마치 규칙이 마음에 새겨진 것처럼. 양심이 알려줌. 심판의 날, 하나님은 모든 걸 보실 거임—아무도 모르는 비밀까지도. 예수 그리스도를 통해 전하는 내가 전하는 메시지가 이 모든 차이를 고려함.</w:t>
             </w:r>
           </w:p>
         </w:tc>
@@ -1485,7 +1485,7 @@
               <w:rPr>
                 <w:sz w:val="18"/>
               </w:rPr>
-              <w:t>할례는 규칙을 실제로 지켜야 의미가 있음. 어기면, 애초에 할례받지 않은 것과 같음. 그리고 할례받지 않은 사람이 규칙을 지키면, 받은 것과 같음. 그러니까, 할례받지 않고 규칙을 지키는 사람들이 너를 판단할 거임—너는 규칙이 적혀 있는데도 계속 망치니까. 할례받고 규칙을 어기는 것보다, 할례받지 않고 하나님의 규칙을 지키는 게 나음. 진짜 유대교는 겉모습에 대한 게 아님. 속마음에 대한 거임. 진짜 할례는 육체적인 게 아님; 영적인 거임. 사람을 감동시키려고 규칙을 지키는 게 아님; 하나님을 감동시키는 변화된 마음을 갖는 거임.</w:t>
+              <w:t>할례는 규칙을 실제로 지켜야 의미가 있음. 어기면, 애초에 할례받지 않은 것과 같음. 그리고 할례받지 않은 사람이 규칙을 지키면, 받은 것과 같음. 할례받고 규칙을 어기는 것보다, 할례받지 않고 하나님의 규칙을 지키는 게 나음. 진짜 유대교는 겉모습에 대한 게 아님. 속마음에 대한 거임. 진짜 할례는 육체적인 게 아님; 영적인 거임. 사람을 감동시키려고 규칙을 지키는 게 아님; 하나님을 감동시키는 변화된 마음을 갖는 거임.</w:t>
             </w:r>
           </w:p>
         </w:tc>
@@ -2450,7 +2450,7 @@
               <w:rPr>
                 <w:sz w:val="18"/>
               </w:rPr>
-              <w:t>하나님은 그리스도 예수를 통해 이 일을 하셨음, 그분이 우리 죄의 값을 치르심으로 우리를 자유롭게 하셨음. 하나님은 예수님을 죄가 용서받는 곳으로 내세우셨고, 다 그분을 신뢰하는 것에 대한 거임. 이건 하나님이 얼마나 공평하신지 보여줌—과거에 사람들이 한 나쁜 짓들을 그냥 무시하지 않으셨음. 인내하시면서 적절한 때를 기다리셨음. 그리고 이제, 그분이 공평하시고 예수님을 신뢰할 때 우리를 바르게 만드신다는 걸 보여주고 계심.</w:t>
+              <w:t>하나님은 그리스도 예수를 통해 이 일을 하셨음, 그분이 우리 죄의 값을 치르심으로 우리를 자유롭게 하셨음. 하나님이 예수님을 희생제물로 보내셔서 세상의 죄를 없애셨고, 그분을 신뢰하는 것에 대한 거임. 이건 하나님이 얼마나 공평하신지 보여줌—과거에 사람들이 한 나쁜 짓들을 그냥 무시하지 않으셨음. 인내하시면서 적절한 때를 기다리셨음. 그리고 이제, 그분이 공평하시고 예수님을 신뢰할 때 우리를 바르게 만드신다는 걸 보여주고 계심.</w:t>
             </w:r>
           </w:p>
         </w:tc>
@@ -2498,7 +2498,7 @@
               <w:rPr>
                 <w:sz w:val="18"/>
               </w:rPr>
-              <w:t>So, what happened to all our bragging about being God's chosen people? It's been canceled. We've learned that God doesn't care about what we do; he cares about what he does. We finally get it. We're in sync with God when we let him lead, not when we're trying to be the star of the show.</w:t>
+              <w:t>So, what happened to all our bragging about being God's chosen people? It's been canceled. We've learned that God does not respond to what we do; we respond to what God does. We finally get it. We're in sync with God when we let him lead, not when we're trying to be the star of the show.</w:t>
             </w:r>
           </w:p>
         </w:tc>
@@ -2846,7 +2846,7 @@
               <w:rPr>
                 <w:sz w:val="18"/>
               </w:rPr>
-              <w:t>자, 우리 믿음의 원조 아브라함은 어떰? 그가 뭘 알아냈음? 착하게 굴어서 자리를 얻었다면, 자랑할 수 있었을 거임. 근데 하나님 앞에서는 안 됨. 성경이 대놓고 말함: '아브라함이 하나님을 믿었고, 그래서 하나님이 그를 의롭다고 선언하셨음.'</w:t>
+              <w:t>자, 우리 믿음의 원조 아브라함은 어떰? 그가 뭘 알아냈음? 착하게 굴어서 자리를 얻었다면, 자랑할 수 있었을 거임. 근데 성경은 아브라함의 하이라이트 영상이 아니라, 하나님의 마스터 플랜에 대한 얘기임. 성경이 대놓고 말함: '아브라함이 하나님을 믿었고, 그래서 하나님이 그를 의롭다고 선언하셨음.'</w:t>
             </w:r>
           </w:p>
         </w:tc>
@@ -2917,7 +2917,7 @@
               <w:rPr>
                 <w:sz w:val="18"/>
               </w:rPr>
-              <w:t>생각해 봐: 열심히 일하면 월급을 받음. 그건 선물이 아님; 번 거임. 근데 일하지 않고 그냥 하나님이 일을 바로잡아주실 거라고 신뢰하면, 그때 네 믿음이 인정됨. 출근 카드를 찍는 게 아님; 보스를 신뢰하는 거임.</w:t>
+              <w:t>생각해 봐: 열심히 일하면 월급을 받음. 그건 선물이 아님; 번 거임. 근데 일이 너한테 너무 커서, 하나님만 하실 수 있는 일이라면 어쩜? 네가 아무리 열심히 오래 해도 절대 못 할 거란 걸 알고, 그분이 처리해주시는 걸 신뢰하면, 그때 네 믿음이 인정됨. 완전한 선물임, 조건 없음.</w:t>
             </w:r>
           </w:p>
         </w:tc>
@@ -3620,7 +3620,7 @@
               <w:rPr>
                 <w:sz w:val="18"/>
               </w:rPr>
-              <w:t>아브라함은 백 살쯤 됐고, 사라는 아이를 가질 수 없었음. 근데 그게 그의 믿음을 흔들게 두지 않았음. 흔들리거나 하나님의 약속을 의심하지 않았음. 대신, 그의 믿음은 더 강해졌고, 하나님께 모든 공을 돌렸음. 하나님이 약속하신 걸 하실 수 있다고 완전히 확신했음. 그래서 하나님이 '너는 나와 잘 됨'이라고 말씀하심. 그리고 그건 아브라함만을 위한 게 아님. 우리를 위한 거기도 함. 예수님을 죽은 자 가운데서 살리신 하나님을 신뢰하면, 우리도 그분과 잘 됨. 예수님은 우리 죄를 위해 돌아가시고, 우리를 하나님과 바르게 하려고 다시 살아나셨음.</w:t>
+              <w:t>아브라함은 백 살쯤 됐고, 사라는 아이를 가질 수 없었음. 근데 그게 그의 믿음을 흔들게 두지 않았음. 흔들리거나 하나님의 약속을 의심하지 않았음. 대신, 그의 믿음은 더 강해졌고, 하나님께 모든 공을 돌렸음. 하나님이 약속하신 걸 하실 수 있다고 완전히 확신했음. 그래서 성경이 말함, '아브라함이 하나님을 신뢰해서 하나님과 바르게 됐음.' 그리고 그건 아브라함만을 위한 게 아님. 우리를 위한 거기도 함. 예수님을 죽은 자 가운데서 살리신 하나님을 신뢰하면, 우리도 그분과 잘 됨. 궁극의 희생제물이신 예수님이 우리를 하나님과 바르게 하시는 분임.</w:t>
             </w:r>
           </w:p>
         </w:tc>
@@ -4016,7 +4016,7 @@
               <w:rPr>
                 <w:sz w:val="18"/>
               </w:rPr>
-              <w:t>이 궁극의 희생 덕분에 이제 하나님과 잘 됐으니, 우리 사이에 앙금은 없음. 우리가 최악일 때 그분의 아들의 희생적인 죽음으로 하나님과 친구가 됐다면, 이제 그분의 팀에 있는 우리의 삶이 부활 생명으로 얼마나 확장되고 깊어질지 상상해 봐! 하나님과의 놀라운 우정을 얻었고, 지루하게 얘기만 하지 않을 거임. 메시아 예수님을 통해 하나님께 찬양을 노래하고 외칠 거임!</w:t>
+              <w:t>이 궁극의 희생 덕분에 이제 하나님과 잘 됐으니, 우리 사이에 앙금은 없음. 우리가 최악일 때 그분의 아들의 희생적인 죽음으로 하나님과 친구가 됐다면, 이제 우리의 삶이 부활 생명으로 얼마나 확장되고 깊어질지 상상해 봐! 하나님과의 놀라운 우정을 얻었고, 지루하게 얘기만 하지 않을 거임. 메시아 예수님을 통해 하나님께 찬양을 노래하고 외칠 거임!</w:t>
             </w:r>
           </w:p>
         </w:tc>
@@ -4180,7 +4180,7 @@
               <w:rPr>
                 <w:sz w:val="18"/>
               </w:rPr>
-              <w:t>But the gift that saves us isn't like the sin that brought death. If one guy's mistake put a whole crowd of people in the timeout corner, separated from God, just think about what God's gift, given through one man, Jesus Christ, will do! You can't even compare the two. That one sin got a death sentence, but the gift that followed all the other sins was a life sentence—in a good way! If death was the boss because of one man's mess-up, imagine how much more those who receive God's overflowing grace will rule in life onto this crazy, extravagant gift of life and being made right with God, all provided by Jesus Christ.</w:t>
+              <w:t>But the gift that saves us isn't like the sin that brought death. If one guy's mistake put a whole crowd of people in the timeout corner, separated from God, just think about what God's gift, given through one man, Jesus Christ, will do! You can't even compare the two. That one sin got a death sentence, but the gift that followed all the other sins was a life sentence—in a good way! If death was the boss because of one man's mess-up, imagine how much more those who receive God's overflowing grace will rule in life, grasping with both hands this crazy, extravagant gift of life and being made right with God, all provided by Jesus Christ.</w:t>
             </w:r>
           </w:p>
         </w:tc>
@@ -4345,7 +4345,7 @@
               <w:rPr>
                 <w:sz w:val="18"/>
               </w:rPr>
-              <w:t>규칙은 그 실수를 더 뻔히 보이게 하려고 나타났음. 근데 죄가 과속한 곳에서, 은혜는 초고속으로 갔음. 죄는 죽음으로 다스렸지만, 은혜는 생명으로 다스림. 그리고 다 예수 그리스도 덕분임, 그분이 우리를 하나님과 바르게 만드시고 영원한 생명을 주심.</w:t>
+              <w:t>죄에 대한 그 모든 규칙은 규칙 어기는 사람을 더 많이 만들었을 뿐임. 근데 죄는 우리가 은혜라고 부르는 초공격적인 용서 앞에서 상대가 안 됨. 죄 대 은혜면, 은혜가 이김, 압도적으로. 죄가 할 수 있는 건 죽음으로 위협하는 거고, 그게 다임. 근데 은혜는, 하나님이 메시아를 통해 모든 걸 다시 맞춰가고 계시니까, 우리를 계속 이어지는 삶으로 초대함, 영원히. 그거에 아멘.</w:t>
             </w:r>
           </w:p>
         </w:tc>
@@ -4505,7 +4505,7 @@
               <w:rPr>
                 <w:sz w:val="18"/>
               </w:rPr>
-              <w:t>So, what's the deal? Should we just keep messing up so God has to keep forgiving us? Like, racking up fouls because you know the ref will just keep calling them? No way, guy. That's a terrible strategy. If we've already ditched the world where sin is the boss, why would we keep a summer home there? Didn't you get the memo? We packed up and moved out for good. That's what baptism is all about. When you went under the water, you basically walked away from your old life of sin. When you came back up, you stepped into a whole new world, an incredible renewal powered by grace.</w:t>
+              <w:t>So, what's the deal? Should we just keep messing up so God has to keep forgiving us? No way. That's a terrible strategy. If we've already ditched the world where sin is the boss, why would we still live in our old house there? Or didn't you realize we packed up and left there for good? That's what baptism is all about. When you went under the water, you basically walked away from your old life of sin. When you came back up, you stepped into a whole new world, an incredible renewal powered by grace.</w:t>
             </w:r>
           </w:p>
         </w:tc>
@@ -4576,7 +4576,7 @@
               <w:rPr>
                 <w:sz w:val="18"/>
               </w:rPr>
-              <w:t>Being baptized into the life of Jesus is like this: going under the water is like being buried with him, and coming up is like his resurrection. Our Father raises each of us into a light-filled world so we can actually see where we're going in our new grace-sovereign country. It's like getting a major life upgrade.</w:t>
+              <w:t>Being baptized into the life of Jesus is like this: going under the water is like being buried with him, and coming up is like his resurrection. Our Father raises each of us into a light-filled world so we can actually see where we're going in our new grace-sovereign country.</w:t>
             </w:r>
           </w:p>
         </w:tc>
@@ -4647,7 +4647,7 @@
               <w:rPr>
                 <w:sz w:val="18"/>
               </w:rPr>
-              <w:t>Let me break it down even more. Our old, cringey self was basically crucified with Christ. That whole miserable life where sin was calling the shots? It's over. Canceled. We're not stuck with its demands anymore. Here's the core belief: if we were part of Christ's death that totally owned sin, we're also part of his resurrection that gives us life. We know that when Jesus came back from the dead, it was the decisive defeat of death itself. Death doesn't get the final say anymore. When Jesus died, he took sin down with him. But now that he's alive, he connects us directly to God. So from now on, think of it like this: sin is a dead language, it's totally irrelevant to you. But God? He's speaking your language, and you should be hanging on every word. You're done with sin and totally alive for God. That's the life Jesus gives you—dead to sin and alive to God.</w:t>
+              <w:t>Let me break it down even more. Our old way of life was nailed to the cross with Christ. That whole miserable life where sin was calling the shots? It's over. Canceled. We're not stuck with its demands anymore. Here's the core belief: if we were part of Christ's sin-conquering death, we're also part of his resurrection that gives us life. We know that when Jesus came back from the dead, it was the decisive defeat of death itself. Death doesn't get the final say anymore. When Jesus died, he took sin down with him. But now that he's alive, he connects us directly to God. So from now on, think of it like this: sin is a dead language, it's totally irrelevant to you. But God? He's speaking your language, and you should be hanging on every word. You're done with sin and totally alive for God. That's the life Jesus gives you—dead to sin and alive to God.</w:t>
             </w:r>
           </w:p>
         </w:tc>
@@ -4670,7 +4670,7 @@
               <w:rPr>
                 <w:sz w:val="18"/>
               </w:rPr>
-              <w:t>이거 완전 당연한 거 아님? 우리의 옛 삶은 그리스도와 함께 십자가에 못 박혔음. 그 비참하고 죄로 가득한 삶은 끝났음. 더 이상 죄한테 휘둘리지 않음! 우리는 믿음. 그리스도의 죽음은 죄를 이긴 죽음이라는 걸. 우리가 그 죽음에 동참했다면, 당연히 그분의 부활, 생명을 구원하는 그 부활에도 동참하는 거임. 예수님이 죽음에서 돌아오셨을 때, 그게 죽음 자체에 대한 궁극의 마이크 드롭이었다는 걸 앎. 죽음은 더 이상 마지막 말을 못 함. 예수님이 돌아가셨을 때, 죄를 끌어내리고 가셨음. 근데 이제 살아나셔서, 우리를 하나님께 직접 연결해주심. 그러니까 이제부터 이렇게 생각함: 죄는 죽은 언어임, 너한테 완전 무관함. 근데 하나님은? 네 언어로 말씀하시고, 너는 한 마디 한 마디에 매달려야 함. 너는 죄와는 끝났고 하나님께는 완전히 살아 있음. 그게 예수님이 주시는 삶임—죄에 대해선 죽고 하나님께는 살아 있음.</w:t>
+              <w:t>이거 완전 당연한 거 아님? 우리의 옛 삶은 그리스도와 함께 십자가에 못 박혔음. 그 비참하고 죄로 가득한 삶은 끝났음. 더 이상 죄한테 휘둘리지 않음! 우리는 믿음. 그리스도의 죽음은 죄를 이긴 죽음이라는 걸. 우리가 그 죽음에 동참했다면, 당연히 그분의 부활, 생명을 구원하는 그 부활에도 동참하는 거임. 예수님이 죽음에서 돌아오셨을 때, 그게 죽음 자체에 대한 결정적 패배였다는 걸 앎. 죽음은 더 이상 마지막 말을 못 함. 예수님이 돌아가셨을 때, 죄를 끌어내리고 가셨음. 근데 이제 살아나셔서, 우리를 하나님께 직접 연결해주심. 그러니까 이제부터 이렇게 생각함: 죄는 죽은 언어임, 너한테 완전 무관함. 근데 하나님은? 네 언어로 말씀하시고, 너는 한 마디 한 마디에 매달려야 함. 너는 죄와는 끝났고 하나님께는 완전히 살아 있음. 그게 예수님이 주시는 삶임—죄에 대해선 죽고 하나님께는 살아 있음.</w:t>
             </w:r>
           </w:p>
         </w:tc>
@@ -4857,7 +4857,7 @@
               <w:rPr>
                 <w:sz w:val="18"/>
               </w:rPr>
-              <w:t>자, 진짜 자유가 뭐임? 하나님이 용서해 주시니까 계속 죄지어도 됨? 그건 말도 안 됨. 죄 속에 계속 살면서 안 따라잡힐 거라고 기대할 순 없음. 네가 죄한테 너를 넘기면, 죄가 네 보스가 됨. 지금까지 네 인생 내내 죄가 하라는 대로 했음. 근데 하나님 감사, 너는 새 주인의 말을 듣기 시작했음, 그분의 명령이 너를 자유롭게 해서 그분의 자유 안에서 활짝 살게 하시는 분! 하나님을 따르면, 절대 안 떨어지는 자유를 얻음.</w:t>
+              <w:t>자, 진짜 자유가 뭐임? 하나님이 용서해 주시니까 계속 죄지어도 됨? 그건 말도 안 됨. 죄 속에 계속 살면서 안 따라잡힐 거라고 기대할 순 없음. 네가 죄한테 너를 넘기면, 죄가 네 보스가 됨—그게 네 마지막 자유 행동이 될 거임. 근데 하나님의 방식에 너를 드리면, 자유는 절대 안 끝남. 지금까지 네 인생 내내 죄가 하라는 대로 했음. 근데 하나님 감사, 너는 새 주인의 말을 듣기 시작했음, 그분의 명령이 너를 자유롭게 해서 그분의 자유 안에서 활짝 살게 하시는 분! 하나님을 따르면, 절대 안 떨어지는 자유를 얻음.</w:t>
             </w:r>
           </w:p>
         </w:tc>
@@ -5656,7 +5656,7 @@
               <w:rPr>
                 <w:sz w:val="18"/>
               </w:rPr>
-              <w:t>It's not really me; it's the sin living inside me. But I need something *more*! I know the law, but I still can't keep it, and the power of sin inside me keeps sabotaging my best intentions. I obviously need help! I realize I don't have what it takes. I can will it, but I can't *do* it. I decide to do good, but I don't *really* do it; I decide not to do bad, but then I do it anyway. My decisions, such as they are, don't result in actions. Something has gone wrong deep within me and gets the better of me every single time.</w:t>
+              <w:t>But I need something *more*! I know the law, but I still can't keep it, and the power of sin inside me keeps sabotaging my best intentions. I obviously need help! I realize I don't have what it takes. I can will it, but I can't *do* it. I decide to do good, but I don't *really* do it; I decide not to do bad, but then I do it anyway. My decisions, such as they are, don't result in actions. Something has gone wrong deep within me and gets the better of me every single time.</w:t>
             </w:r>
           </w:p>
         </w:tc>
@@ -5679,7 +5679,7 @@
               <w:rPr>
                 <w:sz w:val="18"/>
               </w:rPr>
-              <w:t>진짜 내가 하는 게 아님; 내 안에 사는 죄가 하는 거임. 근데 나는 뭔가 *더* 필요함! 규칙을 아는데도 못 지키고, 내 안의 죄의 힘이 내 최선의 의도를 계속 방해함. 분명히 도움이 필요함! 나한테는 안 된다는 걸 깨달음. 의지는 있는데, *실행*이 안 됨. 선을 행하기로 결심하는데, 진짜로는 안 함; 악을 행하지 않기로 결심하는데, 결국 하고 말음. 내 결정은, 있다 치면, 행동으로 이어지지 않음. 내 깊은 곳의 뭔가가 잘못됐고, 매번 나를 이김.</w:t>
+              <w:t>근데 나는 뭔가 *더* 필요함! 규칙을 아는데도 못 지키고, 내 안의 죄의 힘이 내 최선의 의도를 계속 방해함. 분명히 도움이 필요함! 나한테는 안 된다는 걸 깨달음. 의지는 있는데, *실행*이 안 됨. 선을 행하기로 결심하는데, 진짜로는 안 함; 악을 행하지 않기로 결심하는데, 결국 하고 말음. 내 결정은, 있다 치면, 행동으로 이어지지 않음. 내 깊은 곳의 뭔가가 잘못됐고, 매번 나를 이김.</w:t>
             </w:r>
           </w:p>
         </w:tc>
@@ -5892,7 +5892,7 @@
               <w:rPr>
                 <w:sz w:val="18"/>
               </w:rPr>
-              <w:t>답은 예수 그리스도, 우리 주님이심! 하나님 감사! 자, 핵심은 이거임: 마음으로는 하나님의 규칙을 완전히 따르고 싶은데, 행동으로는 아직 죄의 덫에 갇혀 있음.</w:t>
+              <w:t>하나님 감사, 답은 예수 그리스도임! 그분이 이 엉망진창을 고치실 수 있는 분임. 마음과 생각으로 하나님을 온전히 섬기고 싶은데, 죄의 영향에 이끌려 정반대를 하게 되는 이 모순된 삶에서 나를 도우시는 분임.</w:t>
             </w:r>
           </w:p>
         </w:tc>
@@ -6486,7 +6486,7 @@
               <w:rPr>
                 <w:sz w:val="18"/>
               </w:rPr>
-              <w:t>Honestly, the hard times we're going through now are nothing compared to the awesome future that's coming. The created world itself can hardly wait for what's coming next. Everything in creation is being more or less held back. God reins it in until both creation and all the creatures are ready, and then they can be released at the same moment into the glorious times ahead.</w:t>
+              <w:t>Honestly, the hard times we're going through now are nothing compared to the awesome future that's coming. The created world itself can hardly wait for what's coming next. Everything in creation is being more or less held back. God reins it in until both creation and all the creatures are ready, and then they can be released at the same moment into the glorious times ahead. Meanwhile, the joyful anticipation deepens.</w:t>
             </w:r>
           </w:p>
         </w:tc>
@@ -6509,7 +6509,7 @@
               <w:rPr>
                 <w:sz w:val="18"/>
               </w:rPr>
-              <w:t>솔직히, 지금 겪는 힘든 시간은 다가오는 멋진 미래에 비하면 아무것도 아님. 피조 세계 자체가 다음에 올 일을 간절히 기다림. 피조물의 모든 것이 어느 정도 억제되어 있음. 하나님이 피조물과 모든 피조물이 준비될 때까지 붙잡아 두셨다가, 영광의 때에 같은 순간에 함께 풀어주실 거임.</w:t>
+              <w:t>솔직히, 지금 겪는 힘든 시간은 다가오는 멋진 미래에 비하면 아무것도 아님. 피조 세계 자체가 다음에 올 일을 간절히 기다림. 피조물의 모든 것이 어느 정도 억제되어 있음. 하나님이 피조물과 모든 피조물이 준비될 때까지 붙잡아 두셨다가, 영광의 때에 같은 순간에 함께 풀어주실 거임. 한편, 기쁜 기대는 깊어짐.</w:t>
             </w:r>
           </w:p>
         </w:tc>
@@ -6557,7 +6557,7 @@
               <w:rPr>
                 <w:sz w:val="18"/>
               </w:rPr>
-              <w:t>It's like the whole world is pregnant and about to give birth to something amazing. The difficult times of pain throughout the world are simply birth pangs. But it's not only around us; it's within us too. The Spirit of God is arousing us within. We're also feeling the birth pangs. These sterile and barren bodies of ours are yearning for full deliverance. That is why waiting does not make us smaller, any more than waiting makes a pregnant mother smaller. We are enlarged in the waiting. We're waiting for our own life-changing moment, to be totally free. Waiting doesn't make us weaker; it makes us larger, and more joyful in expecting what's coming.</w:t>
+              <w:t>It's like the whole world is pregnant and about to give birth to something amazing. The difficult times of pain throughout the world are simply birth pangs. But it's not only around us; it's within us too. The Spirit of God is arousing us within. We're also feeling the birth pangs. These sterile and barren bodies of ours are yearning for full deliverance. That is why waiting does not make us smaller, any more than waiting makes a pregnant mother smaller. We are enlarged in the waiting. We, of course, don't see what is enlarging us. But the longer we wait, the larger we become, and the more joyful our expectancy.</w:t>
             </w:r>
           </w:p>
         </w:tc>
@@ -6580,7 +6580,7 @@
               <w:rPr>
                 <w:sz w:val="18"/>
               </w:rPr>
-              <w:t>마치 온 세상이 임신해서 놀라운 걸 낳으려는 것처럼. 온 세상의 고통스러운 시간들은 그냥 산통임. 근데 우리 주변만이 아님; 우리 안에도 있음. 하나님의 영이 우리 안에서 우리를 깨우시고 계심. 우리도 산통을 느끼고 있음. 우리의 메마르고 불임인 이 몸이 완전한 해방을 갈망하고 있음. 그래서 기다림이 우리를 작아지게 하지 않음, 기다림이 임산부를 작아지게 하지 않는 것처럼. 우리는 기다리면서 커짐. 인생이 바뀌는 순간, 완전히 자유로워지는 순간을 기다리고 있음. 기다림이 우리를 약하게 만들지 않음; 더 크게, 더 기쁘게 기대하게 만듦.</w:t>
+              <w:t>마치 온 세상이 임신해서 놀라운 걸 낳으려는 것처럼. 온 세상의 고통스러운 시간들은 그냥 산통임. 근데 우리 주변만이 아님; 우리 안에도 있음. 하나님의 영이 우리 안에서 우리를 깨우시고 계심. 우리도 산통을 느끼고 있음. 우리의 메마르고 불임인 이 몸이 완전한 해방을 갈망하고 있음. 그래서 기다림이 우리를 작아지게 하지 않음, 기다림이 임산부를 작아지게 하지 않는 것처럼. 우리는 기다리면서 커짐. 물론 우리를 크게 만드는 게 뭔지 보지는 못함. 근데 기다리면 기다릴수록, 우리는 더 커지고, 기대는 더 기뻐짐.</w:t>
             </w:r>
           </w:p>
         </w:tc>
@@ -6992,7 +6992,7 @@
               <w:rPr>
                 <w:sz w:val="18"/>
               </w:rPr>
-              <w:t>솔직히, 나한테 항상 따라다니는 무거운 슬픔이 있음. 얼마나 깊은지 너네가 알았으면 좋겠음. 절대 안 사라지는 마음의 아픈 고통 같은 거임. 과장 아님. 그리스도가 내가 진실을 말한다는 걸 아심; 성령님이 인도하는 내 양심이 뒷받침함. 도움이 된다면 내 구원을 내 민족, 내 동료 유대인들과 바꾸겠음. 그들은 내 가족임. 그들과 함께 자랐음. 그들은 다 가졌음: 입양, 영광, 언약, 율법, 예배, 약속. 족장들도 가졌고, 그들에게서 메시아가 나오셨는데, 그분은 모든 것 위의 하나님이심. 그분을 영원히 찬양! 아멘.</w:t>
+              <w:t>솔직히, 나한테 항상 따라다니는 무거운 슬픔이 있음. 얼마나 깊은지 너네가 알았으면 좋겠음. 절대 안 사라지는 마음의 아픈 고통 같은 거임. 과장 아님. 그리스도가 내가 진실을 말한다는 걸 아심; 성령님이 인도하는 내 양심이 뒷받침함. 도움이 된다면 내 구원을 내 민족, 내 동료 유대인들과 바꾸겠음. 그들은 내 가족임. 그들과 함께 자랐음. 그들은 다 가졌음: 입양, 영광, 언약, 율법, 예배, 약속. 그들에게서 메시아가 나오셨는데, 그분은 모든 것 위의 하나님이심. 오, 그럼!</w:t>
             </w:r>
           </w:p>
         </w:tc>
@@ -7063,7 +7063,7 @@
               <w:rPr>
                 <w:sz w:val="18"/>
               </w:rPr>
-              <w:t>하나님이 뭔가 잘못하셨다고 1초도 생각하지 마. 문제는 완전 옛날로 거슬러 올라감. 육체적으로 이스라엘의 후손이라고 해서 영적으로 이스라엘인 건 아님. 아브라함의 자식이라고 자동으로 상속자가 되는 게 아님. 하나님이 아브라함에게 말씀하셨음, '이삭을 통해 네 후손이 세어질 거야.' 약속을 기억함: '정해진 때에 내가 돌아올 거고, 사라가 아들을 낳을 거야.' 그건 육체의 자녀가 하나님의 자녀가 아니라, 약속의 자녀라는 뜻임.</w:t>
+              <w:t>하나님이 뭔가 잘못하셨다고 1초도 생각하지 마. 문제는 완전 옛날로 거슬러 올라감. 육체적으로 이스라엘의 후손이라고 해서 영적으로 이스라엘인 건 아님. 아브라함의 자식이라고 자동으로 상속자가 되는 게 아님. 하나님이 아브라함에게 말씀하셨음, '이삭을 통해 네 후손이 세어질 거야.' 약속을 기억함: '정해진 때에 내가 돌아올 거고, 사라가 아들을 낳을 거야.'</w:t>
             </w:r>
           </w:p>
         </w:tc>
@@ -7111,7 +7111,7 @@
               <w:rPr>
                 <w:sz w:val="18"/>
               </w:rPr>
-              <w:t>And it wasn't a one-time thing. Check out what happened with Rebecca's twins, Jacob and Esau. Before they were even born, before they could do anything good or bad, God had already decided the older twin would be second fiddle to the younger one. God's plan isn't some random, hit-or-miss deal. He's the one calling the shots. He said, "Jacob's my boy, but I'm walking away from Esau."</w:t>
+              <w:t>And it wasn't a one-time thing. Check out what happened with Rebecca's twins, Jacob and Esau. Before they were even born, before they could do anything good or bad, God had already decided the older twin would be second fiddle to the younger one. God's plan isn't some random, hit-or-miss deal. He's the one calling the shots. He said, "I loved Jacob; I hated Esau."</w:t>
             </w:r>
           </w:p>
         </w:tc>
@@ -7205,7 +7205,7 @@
               <w:rPr>
                 <w:sz w:val="18"/>
               </w:rPr>
-              <w:t>하나님이 불공평하시다고 불평할 수 있음? 제발, 성급하게 결론내지 마. 하나님이 모세에게 말씀하셨음, '자비를 베풀고 싶은 자에게 자비를 베풀고, 긍휼을 베풀고 싶은 자에게 긍휼을 베풂.' 다시 말하면, 우리가 더 열심히 노력하거나 더 빨리 뛰는 게 아님. 다 하나님의 자비에 대한 거임. 바로에게도 말씀하셨음, '너를 여기에 둔 건 모두가 내가 할 수 있는 걸 보게 하고, 내 이름이 어디서나 유명해지게 하려는 거야.' 그래서, 하나님이 주관하심. 자비를 베풀고 싶은 자에게 베푸시고, 완고하게 하고 싶은 자는 완고하게 하심.</w:t>
+              <w:t>하나님이 불공평하시다고 불평할 수 있음? 제발, 성급하게 결론내지 마. 하나님이 모세에게 말씀하셨음, '자비를 베풀고 싶은 자에게 자비를 베풀고, 긍휼을 베풀고 싶은 자에게 긍휼을 베풂.' 다시 말하면, 우리가 더 열심히 노력하거나 더 빨리 뛰는 게 아님. 다 하나님의 자비에 대한 거임. 바로에게도 말씀하셨음, '너를 이 구원 드라마의 조연으로 뽑았음.' 우리가 말하는 건 다 하나님이 먼저 말씀하시고, 우리가 좋은 쪽으로든 나쁜 쪽으로든 우리 역할을 하는 행동을 시작하신다는 거임.</w:t>
             </w:r>
           </w:p>
         </w:tc>
@@ -7705,7 +7705,7 @@
               <w:rPr>
                 <w:sz w:val="18"/>
               </w:rPr>
-              <w:t>For real, all I want is for my people, the Israelites, to be saved. I'm praying for it 24/7. They're super passionate about God, I'll give them that, but they're going about it all wrong. They're trying to earn their way to God by following a bunch of rules, like it's a DIY project. They've set up their own little 'salvation stores' selling fakes, when God's got the real deal right there. They've been trying to do it their own way for ages, and they've got nothing to show for it. The earlier revelation was meant to get us ready for the Messiah, who then puts everything right for those who trust him to do it.</w:t>
+              <w:t>For real, all I want is for my people, the Israelites, to be saved. I'm praying for it 24/7. They're super passionate about God, I'll give them that, but they're going about it all wrong. They're trying to earn their way to God by following a bunch of rules, like it's a DIY project. They've set up their own little 'salvation stores' selling fakes, when God's got the real deal right there. They've been trying to do it their own way for ages, and they've got nothing to show for it.</w:t>
             </w:r>
           </w:p>
         </w:tc>
@@ -7728,7 +7728,7 @@
               <w:rPr>
                 <w:sz w:val="18"/>
               </w:rPr>
-              <w:t>진짜로, 내 민족 이스라엘 사람들이 구원받는 게 내가 원하는 전부임. 24시간 기도함. 그들이 하나님에 대해 엄청 열정적인 건 인정함, 근데 완전히 잘못 가고 있음. 규칙 잔뜩 지키면서 하나님께 가는 길을 벌려고 함, 마치 DIY 프로젝트처럼. 자기들만의 작은 '구원 상점'을 차려서 가짜를 팔고 있음, 하나님이 바로 거기에 진짜를 갖고 계신데. 오랫동안 자기들 방식대로 해왔는데, 남은 게 하나도 없음. 이전 계시는 메시아를 맞이할 준비를 시키려는 거였고, 그 메시아가 그분을 신뢰하는 사람들을 위해 모든 걸 바로잡으심.</w:t>
+              <w:t>진짜로, 내 민족 이스라엘 사람들이 구원받는 게 내가 원하는 전부임. 24시간 기도함. 그들이 하나님에 대해 엄청 열정적인 건 인정함, 근데 완전히 잘못 가고 있음. 규칙 잔뜩 지키면서 하나님께 가는 길을 벌려고 함, 마치 DIY 프로젝트처럼. 자기들만의 작은 '구원 상점'을 차려서 가짜를 팔고 있음, 하나님이 바로 거기에 진짜를 갖고 계신데. 오랫동안 자기들 방식대로 해왔는데, 남은 게 하나도 없음.</w:t>
             </w:r>
           </w:p>
         </w:tc>
@@ -7973,7 +7973,7 @@
               <w:rPr>
                 <w:sz w:val="18"/>
               </w:rPr>
-              <w:t>근데 들어본 적도 없는 분을 어떻게 부름? 아무도 그분에 대해 말하지 않으면 어떻게 들음? 보내심을 받지 않으면 누가 그분에 대해 말할 수 있음? 성경이 말한 것처럼: '좋은 소식을 전하는 사람들의 발이 얼마나 멋진가!' 근데 모두가 들을 준비가 된 건 아님. 이사야 선지자도 물었음, '하나님, 듣는 사람이 있긴 함?' 그러니까 믿으려면 먼저 메시지를 들어야 함. 그리고 예수님에 대해 말하는 사람이 없으면 들을 메시지도 없음.</w:t>
+              <w:t>근데 누구를 믿어야 할지 모르는 분을 어떻게 도움 달라고 부름? 들어본 적도 없는 분을 어떻게 부름? 아무도 그분에 대해 말하지 않으면 어떻게 들음? 보내심을 받지 않으면 누가 그분에 대해 말할 수 있음? 성경이 외친 것처럼: 좋은 소식을 전하는 사람들은 숨이 멎을 만큼 멋진 광경임! 근데 모두가 들을 준비가 된 건 아님. 이사야 선지자도 물었음, '하나님, 듣는 사람이 있긴 함?' 그러니까 믿으려면 먼저 메시지를 들어야 함. 그리고 예수님에 대해 말하는 사람이 없으면 들을 메시지도 없음.</w:t>
             </w:r>
           </w:p>
         </w:tc>
@@ -8100,7 +8100,7 @@
               <w:rPr>
                 <w:sz w:val="18"/>
               </w:rPr>
-              <w:t>근데 잠깐. 그들이 진짜 못 들음? 물론 들었음. 마치 온 세상이 공지를 받은 것처럼. 근데 못 알아들었음. 모세도 힌트를 주려고 했음: 하나님이 외부인을 써서 그들을 질투하게 하실 거라고. 그다음 이사야는 그냥 대놓고 말했음: 하나님이 그분을 찾지도 않던 사람들을 찾으셨다고. 그리고 나서 그는 이스라엘을 향해 날마다 손을 내밀었는데, 돌아온 건 읽씹뿐이었다고 말했음.</w:t>
+              <w:t>근데 잠깐. 그들이 진짜 못 들음? 물론 들었음. 마치 온 세상이 공지를 받은 것처럼. 근데 못 알아들었음. 모세도 힌트를 주려고 했음: 하나님이 외부인을 써서 그들을 질투하게 하실 거라고. 하나님이 멍청하다고 생각한 사람들과 잘 지내는 걸 보면, 뚜껑이 열릴 거라고. 그다음 이사야는 그냥 대놓고 말했음: 하나님이 그분을 찾지도 않던 사람들을 찾으셨다고. 그리고 나서 그는 이스라엘을 향해 날마다 손을 내밀었는데, 돌아온 건 침묵뿐이었다고 말했음.</w:t>
             </w:r>
           </w:p>
         </w:tc>
@@ -8386,7 +8386,7 @@
               <w:rPr>
                 <w:sz w:val="18"/>
               </w:rPr>
-              <w:t>엘리야에 대해 성경이 뭐라고 하는지 기억 안 남? 그가 이스라엘 사람들에 대해 하나님께 불평했음: '하나님, 그들이 주의 선지자들을 죽이고 주의 제단을 헐었어요. 나만 남았는데, 이제 나까지 죽이려고 해요!' 근데 하나님이 말씀하셨음, '조용히 해, 엘리야! 바알에게 무릎 꿇지 않은 7,000명이 또 있음. 그리고 그들은 여전히 여기 있고, 버티고 있음.' 지금도 같음. 하나님이 너그러우셔서 택하신 작은 무리가 있음. 그리고 너그러우셔서라면, 그들이 한 일 때문이 아님. 그렇지 않으면 너그러움이 너그러움이 아님.</w:t>
+              <w:t>엘리야에 대해 성경이 뭐라고 하는지 기억 안 남? 그가 이스라엘 사람들에 대해 하나님께 불평했음: '하나님, 그들이 주의 선지자들을 죽이고 주의 제단을 헐었어요. 나만 남았는데, 이제 나까지 죽이려고 해요!' 근데 하나님이 말씀하셨음, '조용히 해, 엘리야! 바알에게 무릎 꿇지 않은 7,000명이 또 있음. 그리고 그들은 여전히 여기 있고, 버티고 있음.' 지금도 같음. 여전히 버티는 작지만 엄청 충성스러운 무리가 있음. 그들은 얻을 수 있는 걸 노리는 게 아님; 그냥 하나님의 은혜와 그분의 계획에 올인한 거임. 자기들 생각만 했다면, 진작에 떠났을 거임.</w:t>
             </w:r>
           </w:p>
         </w:tc>
@@ -8458,7 +8458,7 @@
               <w:rPr>
                 <w:sz w:val="18"/>
               </w:rPr>
-              <w:t>So what's the deal? When Israel tried to do things their own way, they didn't get what they were after. The selected few got a firm grip on God and his promises. But the rest are still fumbling around. Scripture says it like this: God put them into a deep sleep. He shut their eyes. He plugged their ears. So they never got to see, hear, or think about what was going on. David said it even better: Let their table become a trap, a trap for catching them in the act. Let their eyes be blinded and their backs be bent. Let them stay that way!</w:t>
+              <w:t>So what's the deal? When Israel tried to do things their own way, they didn't get what they were after. The chosen ones were the ones who let God pursue his own plan in them, and they got his stamp of approval. But the rest are still fumbling around. Scripture says it like this: God put them into a deep sleep. He shut their eyes. He plugged their ears. So they never got to see, hear, or think about what was going on. David was upset about the same thing: I hope they get sick eating self-serving meals, break a leg walking their self-serving ways. I hope they go blind staring in their mirrors, get ulcers from playing at god.</w:t>
             </w:r>
           </w:p>
         </w:tc>
@@ -8481,7 +8481,7 @@
               <w:rPr>
                 <w:sz w:val="18"/>
               </w:rPr>
-              <w:t>그래서, 어떻게 됐음? 이스라엘 사람들은 찾던 걸 얻지 못했지만, 택함 받은 사람들은 얻었음. 나머지는 눈이 멀었음. 성경이 말한 것처럼: '하나님이 그들을 보지도 듣지도 못하게 만드셨음. 꼼짝 못 함.' 그리고 다윗이 말했음: '그들의 밥상이 덫이 되게 하소서. 받을 걸 받게 하소서. 눈멀게 하시고 계속 구부러지게 하소서.'</w:t>
+              <w:t>그래서, 어떻게 됐음? 이스라엘 사람들은 찾던 걸 얻지 못했지만, 택함 받은 사람들은 얻었음. 나머지는 눈이 멀었음. 성경이 말한 것처럼: '하나님이 그들을 보지도 듣지도 못하게 만드셨음. 꼼짝 못 함.' 그리고 다윗도 같은 일로 속상했음: 자기 이익만 차리는 밥 먹다가 체했으면 좋겠고, 자기 이익만 차리는 길 걷다가 다리 부러졌으면 좋겠음. 거울만 쳐다보다 눈멀고, 신인 척하다 속병 났으면 좋겠음.</w:t>
             </w:r>
           </w:p>
         </w:tc>
@@ -8668,7 +8668,7 @@
               <w:rPr>
                 <w:sz w:val="18"/>
               </w:rPr>
-              <w:t>자, 이제 비유대인 너네한테 말함. 너네를 위한 사도니까, 내 일을 진짜 진지하게 받음. 혹시 내 민족을 질투하게 해서 그들 중 몇이라도 구원할 수 있을지도. 그들이 버림받은 게 세상이 하나님과 화해한다는 뜻이라면, 그들이 받아들여질 때는 무슨 일이 일어날까? 죽은 자 가운데서 생명 같은 거일 거임!</w:t>
+              <w:t>자, 이제 비유대인 너네한테 말함. 너네를 위한 사도니까, 내 일을 진짜 진지하게 받음. 혹시 내 민족을 질투하게 해서 그들 중 몇이라도 구원할 수 있을지도. 그들이 망쳐서 너한테 좋은 일이 생겼다면, 그들이 제대로 할 때 얼마나 멋질지 생각해 봐. 엄청난 홈커밍이 될 거임!</w:t>
             </w:r>
           </w:p>
         </w:tc>
@@ -9203,7 +9203,7 @@
               <w:rPr>
                 <w:sz w:val="18"/>
               </w:rPr>
-              <w:t>There was a time when you were on the outside looking in. You turned down God's invitations and went your own way. But then the Jews turned down God's invitation, and that opened things up for you. Now they're the ones on the outside, looking in. God has been making sure that everyone gets a turn at being on the outside. It's all part of his plan to bring everyone in.</w:t>
+              <w:t>There was a time when you were on the outside looking in. You turned down God's invitations and went your own way. But then the Jews turned down God's invitation, and that opened things up for you. Now they're the ones on the outside, looking in. But with the door held wide open for you, they have a way back in. God has been making sure that everyone gets a turn at being on the outside. It's all part of his plan to bring everyone in.</w:t>
             </w:r>
           </w:p>
         </w:tc>
@@ -9226,7 +9226,7 @@
               <w:rPr>
                 <w:sz w:val="18"/>
               </w:rPr>
-              <w:t>얼마 전만 해도, 너네가 밖에서 안을 들여다보는 쪽이었음. 하나님의 초대를 거절하고 자기 길로 갔음. 근데 유대인들이 하나님의 초대를 거절하면서, 너네한테 기회가 열렸음. 이제 그들이 밖에 있고, 안을 들여다봄. 하나님은 모두가 밖에 있는 차례를 갖게 하셔서, 그분이 우리 모두를 안으로 데려오는 계획의 일부로 삼으심.</w:t>
+              <w:t>얼마 전만 해도, 너네가 밖에서 안을 들여다보는 쪽이었음. 하나님의 초대를 거절하고 자기 길로 갔음. 근데 유대인들이 하나님의 초대를 거절하면서, 너네한테 기회가 열렸음. 이제 그들이 밖에 있고, 안을 들여다봄. 근데 너네한테 문이 활짝 열려 있으니까, 그들도 다시 들어올 길이 있음. 하나님은 모두가 밖에 있는 차례를 갖게 하셔서, 그분이 우리 모두를 안으로 데려오는 계획의 일부로 삼으심.</w:t>
             </w:r>
           </w:p>
         </w:tc>
@@ -10247,7 +10247,7 @@
               <w:rPr>
                 <w:sz w:val="18"/>
               </w:rPr>
-              <w:t>좋은 시민이 돼. 모든 정부는 하나님 아래 있음. 평화와 질서가 있는 한, 그건 하나님의 질서임. 그러니까 시민으로서 책임감 있게 살아. 국가에 무책임하면, 하나님께도 무책임한 거고, 하나님이 너를 불러서 책임을 물으실 거임.</w:t>
+              <w:t>좋은 시민이 돼. 모든 정부는 하나님 아래 있음. 평화와 질서가 있는 한, 그건 하나님의 질서임. 그러니까 시민으로서 책임감 있게 살아. 국가에 무책임하면, 하나님께도 무책임한 거고, 하나님이 너를 불러서 책임을 물으실 거임. 권력자들은 네가 뭔가 꼼수를 쓰려 할 때만 문제가 됨. 그냥 네 삶을 살면, 걱정할 거 하나도 없음.</w:t>
             </w:r>
           </w:p>
         </w:tc>
@@ -12584,7 +12584,7 @@
               <w:rPr>
                 <w:sz w:val="18"/>
               </w:rPr>
-              <w:t>Next, big shout-out to Priscilla and Aquila, my fellow workers in Christ Jesus. These two risked their lives for me. I'm not the only one who's grateful; all the non-Jewish churches owe them big time. And what's super cool is they host a church right in their own house. Talk about squad goals! Give a holler to my boy Epenetus, the very first person in Asia to jump on board with Team Jesus.</w:t>
+              <w:t>Next, big shout-out to Priscilla and Aquila, my fellow workers in Christ Jesus. These two risked their lives for me. I'm not the only one who's grateful; all the non-Jewish churches owe them big time. And what's super cool is they host a church right in their own house. Give a warm hello to my dear friend Epenetus, the very first follower of Jesus in the province of Asia.</w:t>
             </w:r>
           </w:p>
         </w:tc>
@@ -13531,7 +13531,7 @@
               <w:rPr>
                 <w:sz w:val="18"/>
               </w:rPr>
-              <w:t>I'm so proud of you guys because you're known for being the real deal. But I also want you to be street smart. Know the difference between what's good and what's just a good-looking fake. Don't be naive when it comes to evil. Stay sharp, and before you know it, the God of peace will totally crush Satan under your feet. Enjoy all the good stuff Jesus has for you!</w:t>
+              <w:t>I'm so proud of you guys because you're known for being the real deal. But I also want you to be smart, Know the difference between what's good and what's just a good-looking fake. Don't be naive when it comes to evil. Stay sharp, and before you know it, the God of peace will totally crush Satan under your feet. Enjoy all the good stuff Jesus has for you!</w:t>
             </w:r>
           </w:p>
         </w:tc>
@@ -13554,7 +13554,7 @@
               <w:rPr>
                 <w:sz w:val="18"/>
               </w:rPr>
-              <w:t>너네가 진짜배기로 알려진 게 너무 자랑스러움. 근데 street smart도 됐으면 좋겠음. 진짜 좋은 것과 좋아 보이는 가짜의 차이를 알아. 악에 대해서는 순진하지 마. 날카롭게 있어, 그러면 어느새 평화의 하나님이 사탄을 너네 발밑에 완전히 짓밟아버리실 거임. 예수님이 너를 위해 준비하신 모든 좋은 걸 누려!</w:t>
+              <w:t>너네가 진짜배기로 알려진 게 너무 자랑스러움. 근데 현명해졌으면 좋겠음. 진짜 좋은 것과 좋아 보이는 가짜의 차이를 알아. 악에 대해서는 순진하지 마. 날카롭게 있어, 그러면 어느새 평화의 하나님이 사탄을 너네 발밑에 완전히 짓밟아버리실 거임. 예수님이 너를 위해 준비하신 모든 좋은 걸 누려!</w:t>
             </w:r>
           </w:p>
         </w:tc>

--- a/gdocs_build/Romans.docx
+++ b/gdocs_build/Romans.docx
@@ -1843,7 +1843,7 @@
                 <w:b/>
                 <w:sz w:val="16"/>
               </w:rPr>
-              <w:t>9-20</w:t>
+              <w:t>9</w:t>
             </w:r>
           </w:p>
           <w:p>
@@ -1882,7 +1882,7 @@
                 <w:b/>
                 <w:sz w:val="16"/>
               </w:rPr>
-              <w:t>9-20</w:t>
+              <w:t>9</w:t>
             </w:r>
           </w:p>
           <w:p>
@@ -1905,7 +1905,7 @@
                 <w:b/>
                 <w:sz w:val="16"/>
               </w:rPr>
-              <w:t>9-20</w:t>
+              <w:t>9</w:t>
             </w:r>
           </w:p>
           <w:p>
@@ -1930,7 +1930,7 @@
                 <w:b/>
                 <w:sz w:val="16"/>
               </w:rPr>
-              <w:t>9-20</w:t>
+              <w:t>10-18</w:t>
             </w:r>
           </w:p>
           <w:p>
@@ -1953,7 +1953,7 @@
                 <w:b/>
                 <w:sz w:val="16"/>
               </w:rPr>
-              <w:t>9-20</w:t>
+              <w:t>10-18</w:t>
             </w:r>
           </w:p>
           <w:p>
@@ -2080,7 +2080,7 @@
                 <w:b/>
                 <w:sz w:val="16"/>
               </w:rPr>
-              <w:t>9-20</w:t>
+              <w:t>10-18</w:t>
             </w:r>
           </w:p>
           <w:p>
@@ -2209,7 +2209,7 @@
                 <w:b/>
                 <w:sz w:val="16"/>
               </w:rPr>
-              <w:t>9-20</w:t>
+              <w:t>19-20</w:t>
             </w:r>
           </w:p>
           <w:p>
@@ -2232,7 +2232,7 @@
                 <w:b/>
                 <w:sz w:val="16"/>
               </w:rPr>
-              <w:t>9-20</w:t>
+              <w:t>19-20</w:t>
             </w:r>
           </w:p>
           <w:p>
@@ -2255,7 +2255,7 @@
                 <w:b/>
                 <w:sz w:val="16"/>
               </w:rPr>
-              <w:t>9-20</w:t>
+              <w:t>19-20</w:t>
             </w:r>
           </w:p>
           <w:p>
@@ -2934,7 +2934,7 @@
                 <w:b/>
                 <w:sz w:val="16"/>
               </w:rPr>
-              <w:t>6-9</w:t>
+              <w:t>6</w:t>
             </w:r>
           </w:p>
           <w:p>
@@ -2973,7 +2973,7 @@
                 <w:b/>
                 <w:sz w:val="16"/>
               </w:rPr>
-              <w:t>6-9</w:t>
+              <w:t>6</w:t>
             </w:r>
           </w:p>
           <w:p>
@@ -2996,7 +2996,7 @@
                 <w:b/>
                 <w:sz w:val="16"/>
               </w:rPr>
-              <w:t>6-9</w:t>
+              <w:t>6</w:t>
             </w:r>
           </w:p>
           <w:p>
@@ -3021,7 +3021,7 @@
                 <w:b/>
                 <w:sz w:val="16"/>
               </w:rPr>
-              <w:t>6-9</w:t>
+              <w:t>7-8</w:t>
             </w:r>
           </w:p>
           <w:p>
@@ -3044,7 +3044,7 @@
                 <w:b/>
                 <w:sz w:val="16"/>
               </w:rPr>
-              <w:t>6-9</w:t>
+              <w:t>7-8</w:t>
             </w:r>
           </w:p>
           <w:p>
@@ -3091,7 +3091,7 @@
                 <w:b/>
                 <w:sz w:val="16"/>
               </w:rPr>
-              <w:t>6-9</w:t>
+              <w:t>7-8</w:t>
             </w:r>
           </w:p>
           <w:p>
@@ -3140,7 +3140,7 @@
                 <w:b/>
                 <w:sz w:val="16"/>
               </w:rPr>
-              <w:t>6-9</w:t>
+              <w:t>9</w:t>
             </w:r>
           </w:p>
           <w:p>
@@ -3163,7 +3163,7 @@
                 <w:b/>
                 <w:sz w:val="16"/>
               </w:rPr>
-              <w:t>6-9</w:t>
+              <w:t>9</w:t>
             </w:r>
           </w:p>
           <w:p>
@@ -3186,7 +3186,7 @@
                 <w:b/>
                 <w:sz w:val="16"/>
               </w:rPr>
-              <w:t>6-9</w:t>
+              <w:t>9</w:t>
             </w:r>
           </w:p>
           <w:p>
@@ -7293,7 +7293,7 @@
                 <w:b/>
                 <w:sz w:val="16"/>
               </w:rPr>
-              <w:t>20-33</w:t>
+              <w:t>20-24</w:t>
             </w:r>
           </w:p>
           <w:p>
@@ -7372,7 +7372,7 @@
                 <w:b/>
                 <w:sz w:val="16"/>
               </w:rPr>
-              <w:t>20-33</w:t>
+              <w:t>20-24</w:t>
             </w:r>
           </w:p>
           <w:p>
@@ -7395,7 +7395,7 @@
                 <w:b/>
                 <w:sz w:val="16"/>
               </w:rPr>
-              <w:t>20-33</w:t>
+              <w:t>20-24</w:t>
             </w:r>
           </w:p>
           <w:p>
@@ -7420,7 +7420,7 @@
                 <w:b/>
                 <w:sz w:val="16"/>
               </w:rPr>
-              <w:t>20-33</w:t>
+              <w:t>25-29</w:t>
             </w:r>
           </w:p>
           <w:p>
@@ -7443,7 +7443,7 @@
                 <w:b/>
                 <w:sz w:val="16"/>
               </w:rPr>
-              <w:t>20-33</w:t>
+              <w:t>25-29</w:t>
             </w:r>
           </w:p>
           <w:p>
@@ -7466,7 +7466,7 @@
                 <w:b/>
                 <w:sz w:val="16"/>
               </w:rPr>
-              <w:t>20-33</w:t>
+              <w:t>25-29</w:t>
             </w:r>
           </w:p>
           <w:p>
@@ -7491,7 +7491,7 @@
                 <w:b/>
                 <w:sz w:val="16"/>
               </w:rPr>
-              <w:t>20-33</w:t>
+              <w:t>30-33</w:t>
             </w:r>
           </w:p>
           <w:p>
@@ -7514,7 +7514,7 @@
                 <w:b/>
                 <w:sz w:val="16"/>
               </w:rPr>
-              <w:t>20-33</w:t>
+              <w:t>30-33</w:t>
             </w:r>
           </w:p>
           <w:p>
@@ -7537,7 +7537,7 @@
                 <w:b/>
                 <w:sz w:val="16"/>
               </w:rPr>
-              <w:t>20-33</w:t>
+              <w:t>30-33</w:t>
             </w:r>
           </w:p>
           <w:p>
@@ -9014,7 +9014,7 @@
                 <w:b/>
                 <w:sz w:val="16"/>
               </w:rPr>
-              <w:t>25-29</w:t>
+              <w:t>25-27</w:t>
             </w:r>
           </w:p>
           <w:p>
@@ -9053,7 +9053,7 @@
                 <w:b/>
                 <w:sz w:val="16"/>
               </w:rPr>
-              <w:t>25-29</w:t>
+              <w:t>25-27</w:t>
             </w:r>
           </w:p>
           <w:p>
@@ -9076,7 +9076,7 @@
                 <w:b/>
                 <w:sz w:val="16"/>
               </w:rPr>
-              <w:t>25-29</w:t>
+              <w:t>25-27</w:t>
             </w:r>
           </w:p>
           <w:p>
@@ -9101,7 +9101,7 @@
                 <w:b/>
                 <w:sz w:val="16"/>
               </w:rPr>
-              <w:t>25-29</w:t>
+              <w:t>28-29</w:t>
             </w:r>
           </w:p>
           <w:p>
@@ -9124,7 +9124,7 @@
                 <w:b/>
                 <w:sz w:val="16"/>
               </w:rPr>
-              <w:t>25-29</w:t>
+              <w:t>28-29</w:t>
             </w:r>
           </w:p>
           <w:p>
@@ -9147,7 +9147,7 @@
                 <w:b/>
                 <w:sz w:val="16"/>
               </w:rPr>
-              <w:t>25-29</w:t>
+              <w:t>28-29</w:t>
             </w:r>
           </w:p>
           <w:p>
@@ -11595,7 +11595,7 @@
                 <w:b/>
                 <w:sz w:val="16"/>
               </w:rPr>
-              <w:t>7-13</w:t>
+              <w:t>7-9</w:t>
             </w:r>
           </w:p>
           <w:p>
@@ -11674,7 +11674,7 @@
                 <w:b/>
                 <w:sz w:val="16"/>
               </w:rPr>
-              <w:t>7-13</w:t>
+              <w:t>7-9</w:t>
             </w:r>
           </w:p>
           <w:p>
@@ -11697,7 +11697,7 @@
                 <w:b/>
                 <w:sz w:val="16"/>
               </w:rPr>
-              <w:t>7-13</w:t>
+              <w:t>7-9</w:t>
             </w:r>
           </w:p>
           <w:p>
@@ -11722,7 +11722,7 @@
                 <w:b/>
                 <w:sz w:val="16"/>
               </w:rPr>
-              <w:t>7-13</w:t>
+              <w:t>10-12</w:t>
             </w:r>
           </w:p>
           <w:p>
@@ -11745,7 +11745,7 @@
                 <w:b/>
                 <w:sz w:val="16"/>
               </w:rPr>
-              <w:t>7-13</w:t>
+              <w:t>10-12</w:t>
             </w:r>
           </w:p>
           <w:p>
@@ -11858,7 +11858,7 @@
                 <w:b/>
                 <w:sz w:val="16"/>
               </w:rPr>
-              <w:t>7-13</w:t>
+              <w:t>10-12</w:t>
             </w:r>
           </w:p>
           <w:p>
@@ -11973,7 +11973,7 @@
                 <w:b/>
                 <w:sz w:val="16"/>
               </w:rPr>
-              <w:t>7-13</w:t>
+              <w:t>13</w:t>
             </w:r>
           </w:p>
           <w:p>
@@ -11996,7 +11996,7 @@
                 <w:b/>
                 <w:sz w:val="16"/>
               </w:rPr>
-              <w:t>7-13</w:t>
+              <w:t>13</w:t>
             </w:r>
           </w:p>
           <w:p>
@@ -12019,7 +12019,7 @@
                 <w:b/>
                 <w:sz w:val="16"/>
               </w:rPr>
-              <w:t>7-13</w:t>
+              <w:t>13</w:t>
             </w:r>
           </w:p>
           <w:p>
